--- a/docs/report.docx
+++ b/docs/report.docx
@@ -2,13 +2,13 @@
 <file path=word/document.xml><?xml version="1.0" encoding="utf-8"?>
 <w:document xmlns:w="http://schemas.openxmlformats.org/wordprocessingml/2006/main" xmlns:m="http://schemas.openxmlformats.org/officeDocument/2006/math" xmlns:r="http://schemas.openxmlformats.org/officeDocument/2006/relationships" xmlns:o="urn:schemas-microsoft-com:office:office" xmlns:v="urn:schemas-microsoft-com:vml" xmlns:w10="urn:schemas-microsoft-com:office:word" xmlns:a="http://schemas.openxmlformats.org/drawingml/2006/main" xmlns:pic="http://schemas.openxmlformats.org/drawingml/2006/picture" xmlns:wp="http://schemas.openxmlformats.org/drawingml/2006/wordprocessingDrawing">
   <w:body>
-    <w:bookmarkStart w:id="13" w:name="internet-digital-ark-round-9"/>
+    <w:bookmarkStart w:id="15" w:name="internet-digital-ark-round-10"/>
     <w:p>
       <w:pPr>
         <w:pStyle w:val="Heading1"/>
       </w:pPr>
       <w:r>
-        <w:t xml:space="preserve">Internet Digital Ark: round 9</w:t>
+        <w:t xml:space="preserve">Internet Digital Ark: round 10</w:t>
       </w:r>
     </w:p>
     <w:p>
@@ -16,7 +16,7 @@
         <w:pStyle w:val="FirstParagraph"/>
       </w:pPr>
       <w:r>
-        <w:t xml:space="preserve">Additions to the 1996-2001 annual lists and to the candidate pool, against</w:t>
+        <w:t xml:space="preserve">Additions to the 1996-2001 annual lists and to the candidate pool, against your release</w:t>
       </w:r>
       <w:r>
         <w:t xml:space="preserve"> </w:t>
@@ -25,22 +25,37 @@
         <w:rPr>
           <w:rStyle w:val="VerbatimChar"/>
         </w:rPr>
-        <w:t xml:space="preserve">merged260908</w:t>
-      </w:r>
-      <w:r>
-        <w:t xml:space="preserve">. Every</w:t>
-      </w:r>
-      <w:r>
-        <w:t xml:space="preserve"> </w:t>
-      </w:r>
-      <w:r>
-        <w:t xml:space="preserve">figure below is generated from the evidence store, so this report cannot disagree with the files</w:t>
-      </w:r>
-      <w:r>
-        <w:t xml:space="preserve"> </w:t>
-      </w:r>
-      <w:r>
-        <w:t xml:space="preserve">beside it.</w:t>
+        <w:t xml:space="preserve">merged260917-2</w:t>
+      </w:r>
+      <w:r>
+        <w:t xml:space="preserve">; every figure is generated from our evidence store. "The specification" is your</w:t>
+      </w:r>
+      <w:r>
+        <w:t xml:space="preserve"> </w:t>
+      </w:r>
+      <w:r>
+        <w:rPr>
+          <w:rStyle w:val="VerbatimChar"/>
+        </w:rPr>
+        <w:t xml:space="preserve">Internet_Digital_Ark_Project_0917_Update.docx</w:t>
+      </w:r>
+      <w:r>
+        <w:t xml:space="preserve"> </w:t>
+      </w:r>
+      <w:r>
+        <w:t xml:space="preserve">of 17 September, "the evidence rule" its section XIII</w:t>
+      </w:r>
+      <w:r>
+        <w:t xml:space="preserve"> </w:t>
+      </w:r>
+      <w:r>
+        <w:t xml:space="preserve">(Mandatory Evidence Classification and Hostname Integrity Gate), "the two open questions" its</w:t>
+      </w:r>
+      <w:r>
+        <w:t xml:space="preserve"> </w:t>
+      </w:r>
+      <w:r>
+        <w:t xml:space="preserve">section IV-A. EE is equivalent-English.</w:t>
       </w:r>
     </w:p>
     <w:bookmarkStart w:id="9" w:name="results"/>
@@ -82,7 +97,7 @@
               <w:jc w:val="right"/>
             </w:pPr>
             <w:r>
-              <w:t xml:space="preserve">65,313,842</w:t>
+              <w:t xml:space="preserve">103,223,503</w:t>
             </w:r>
           </w:p>
         </w:tc>
@@ -107,7 +122,7 @@
               <w:jc w:val="right"/>
             </w:pPr>
             <w:r>
-              <w:t xml:space="preserve">34,887,095.7393</w:t>
+              <w:t xml:space="preserve">56,074,593.5291</w:t>
             </w:r>
           </w:p>
         </w:tc>
@@ -136,7 +151,7 @@
                 <w:b/>
                 <w:bCs/>
               </w:rPr>
-              <w:t xml:space="preserve">3,399,258</w:t>
+              <w:t xml:space="preserve">591,027</w:t>
             </w:r>
             <w:r>
               <w:t xml:space="preserve"> </w:t>
@@ -171,7 +186,7 @@
                 <w:b/>
                 <w:bCs/>
               </w:rPr>
-              <w:t xml:space="preserve">1,874,979.2367</w:t>
+              <w:t xml:space="preserve">329,140.5166</w:t>
             </w:r>
           </w:p>
         </w:tc>
@@ -200,7 +215,7 @@
                 <w:b/>
                 <w:bCs/>
               </w:rPr>
-              <w:t xml:space="preserve">5.3744%</w:t>
+              <w:t xml:space="preserve">0.5870%</w:t>
             </w:r>
           </w:p>
         </w:tc>
@@ -211,7 +226,7 @@
         <w:pStyle w:val="BodyText"/>
       </w:pPr>
       <w:r>
-        <w:t xml:space="preserve">91,168 records (65,738.2990 EE) are registrable domains in</w:t>
+        <w:t xml:space="preserve">841 records (395.9463 EE) are registrable domains, in</w:t>
       </w:r>
       <w:r>
         <w:t xml:space="preserve"> </w:t>
@@ -223,13 +238,13 @@
         <w:t xml:space="preserve">additions/</w:t>
       </w:r>
       <w:r>
-        <w:t xml:space="preserve">, 3,308,090 (1,809,240.9377 EE)</w:t>
-      </w:r>
-      <w:r>
-        <w:t xml:space="preserve"> </w:t>
-      </w:r>
-      <w:r>
-        <w:t xml:space="preserve">are hostnames beneath them in</w:t>
+        <w:t xml:space="preserve">; 590,186 (328,744.5703 EE)</w:t>
+      </w:r>
+      <w:r>
+        <w:t xml:space="preserve"> </w:t>
+      </w:r>
+      <w:r>
+        <w:t xml:space="preserve">are hostnames beneath them, in</w:t>
       </w:r>
       <w:r>
         <w:t xml:space="preserve"> </w:t>
@@ -247,13 +262,19 @@
         <w:t xml:space="preserve"> </w:t>
       </w:r>
       <w:r>
-        <w:t xml:space="preserve">discardable whole. 44,919 of the 84,942 distinct domains carrying the increment are absent</w:t>
-      </w:r>
-      <w:r>
-        <w:t xml:space="preserve"> </w:t>
-      </w:r>
-      <w:r>
-        <w:t xml:space="preserve">from your six files in every year.</w:t>
+        <w:t xml:space="preserve">discardable whole, every record carrying its own exact-host capture in that year. 723</w:t>
+      </w:r>
+      <w:r>
+        <w:t xml:space="preserve"> </w:t>
+      </w:r>
+      <w:r>
+        <w:t xml:space="preserve">registrable domains are absent from your six files in every year; the rest fills years on names</w:t>
+      </w:r>
+      <w:r>
+        <w:t xml:space="preserve"> </w:t>
+      </w:r>
+      <w:r>
+        <w:t xml:space="preserve">you hold.</w:t>
       </w:r>
     </w:p>
     <w:tbl>
@@ -340,31 +361,31 @@
               <w:jc w:val="right"/>
             </w:pPr>
             <w:r>
-              <w:t xml:space="preserve">1,354</w:t>
-            </w:r>
-          </w:p>
-        </w:tc>
-        <w:tc>
-          <w:tcPr/>
-          <w:p>
-            <w:pPr>
-              <w:pStyle w:val="Compact"/>
-              <w:jc w:val="right"/>
-            </w:pPr>
-            <w:r>
-              <w:t xml:space="preserve">6,138</w:t>
-            </w:r>
-          </w:p>
-        </w:tc>
-        <w:tc>
-          <w:tcPr/>
-          <w:p>
-            <w:pPr>
-              <w:pStyle w:val="Compact"/>
-              <w:jc w:val="right"/>
-            </w:pPr>
-            <w:r>
-              <w:t xml:space="preserve">4,706.0329</w:t>
+              <w:t xml:space="preserve">0</w:t>
+            </w:r>
+          </w:p>
+        </w:tc>
+        <w:tc>
+          <w:tcPr/>
+          <w:p>
+            <w:pPr>
+              <w:pStyle w:val="Compact"/>
+              <w:jc w:val="right"/>
+            </w:pPr>
+            <w:r>
+              <w:t xml:space="preserve">437</w:t>
+            </w:r>
+          </w:p>
+        </w:tc>
+        <w:tc>
+          <w:tcPr/>
+          <w:p>
+            <w:pPr>
+              <w:pStyle w:val="Compact"/>
+              <w:jc w:val="right"/>
+            </w:pPr>
+            <w:r>
+              <w:t xml:space="preserve">233.1241</w:t>
             </w:r>
           </w:p>
         </w:tc>
@@ -389,31 +410,31 @@
               <w:jc w:val="right"/>
             </w:pPr>
             <w:r>
-              <w:t xml:space="preserve">4,620</w:t>
-            </w:r>
-          </w:p>
-        </w:tc>
-        <w:tc>
-          <w:tcPr/>
-          <w:p>
-            <w:pPr>
-              <w:pStyle w:val="Compact"/>
-              <w:jc w:val="right"/>
-            </w:pPr>
-            <w:r>
-              <w:t xml:space="preserve">11,473</w:t>
-            </w:r>
-          </w:p>
-        </w:tc>
-        <w:tc>
-          <w:tcPr/>
-          <w:p>
-            <w:pPr>
-              <w:pStyle w:val="Compact"/>
-              <w:jc w:val="right"/>
-            </w:pPr>
-            <w:r>
-              <w:t xml:space="preserve">9,965.1210</w:t>
+              <w:t xml:space="preserve">0</w:t>
+            </w:r>
+          </w:p>
+        </w:tc>
+        <w:tc>
+          <w:tcPr/>
+          <w:p>
+            <w:pPr>
+              <w:pStyle w:val="Compact"/>
+              <w:jc w:val="right"/>
+            </w:pPr>
+            <w:r>
+              <w:t xml:space="preserve">4,576</w:t>
+            </w:r>
+          </w:p>
+        </w:tc>
+        <w:tc>
+          <w:tcPr/>
+          <w:p>
+            <w:pPr>
+              <w:pStyle w:val="Compact"/>
+              <w:jc w:val="right"/>
+            </w:pPr>
+            <w:r>
+              <w:t xml:space="preserve">2,742.2903</w:t>
             </w:r>
           </w:p>
         </w:tc>
@@ -438,31 +459,31 @@
               <w:jc w:val="right"/>
             </w:pPr>
             <w:r>
-              <w:t xml:space="preserve">5,642</w:t>
-            </w:r>
-          </w:p>
-        </w:tc>
-        <w:tc>
-          <w:tcPr/>
-          <w:p>
-            <w:pPr>
-              <w:pStyle w:val="Compact"/>
-              <w:jc w:val="right"/>
-            </w:pPr>
-            <w:r>
-              <w:t xml:space="preserve">41,452</w:t>
-            </w:r>
-          </w:p>
-        </w:tc>
-        <w:tc>
-          <w:tcPr/>
-          <w:p>
-            <w:pPr>
-              <w:pStyle w:val="Compact"/>
-              <w:jc w:val="right"/>
-            </w:pPr>
-            <w:r>
-              <w:t xml:space="preserve">28,290.1568</w:t>
+              <w:t xml:space="preserve">0</w:t>
+            </w:r>
+          </w:p>
+        </w:tc>
+        <w:tc>
+          <w:tcPr/>
+          <w:p>
+            <w:pPr>
+              <w:pStyle w:val="Compact"/>
+              <w:jc w:val="right"/>
+            </w:pPr>
+            <w:r>
+              <w:t xml:space="preserve">11,521</w:t>
+            </w:r>
+          </w:p>
+        </w:tc>
+        <w:tc>
+          <w:tcPr/>
+          <w:p>
+            <w:pPr>
+              <w:pStyle w:val="Compact"/>
+              <w:jc w:val="right"/>
+            </w:pPr>
+            <w:r>
+              <w:t xml:space="preserve">6,360.0689</w:t>
             </w:r>
           </w:p>
         </w:tc>
@@ -487,31 +508,31 @@
               <w:jc w:val="right"/>
             </w:pPr>
             <w:r>
-              <w:t xml:space="preserve">19,884</w:t>
-            </w:r>
-          </w:p>
-        </w:tc>
-        <w:tc>
-          <w:tcPr/>
-          <w:p>
-            <w:pPr>
-              <w:pStyle w:val="Compact"/>
-              <w:jc w:val="right"/>
-            </w:pPr>
-            <w:r>
-              <w:t xml:space="preserve">136,285</w:t>
-            </w:r>
-          </w:p>
-        </w:tc>
-        <w:tc>
-          <w:tcPr/>
-          <w:p>
-            <w:pPr>
-              <w:pStyle w:val="Compact"/>
-              <w:jc w:val="right"/>
-            </w:pPr>
-            <w:r>
-              <w:t xml:space="preserve">94,087.1613</w:t>
+              <w:t xml:space="preserve">0</w:t>
+            </w:r>
+          </w:p>
+        </w:tc>
+        <w:tc>
+          <w:tcPr/>
+          <w:p>
+            <w:pPr>
+              <w:pStyle w:val="Compact"/>
+              <w:jc w:val="right"/>
+            </w:pPr>
+            <w:r>
+              <w:t xml:space="preserve">44,926</w:t>
+            </w:r>
+          </w:p>
+        </w:tc>
+        <w:tc>
+          <w:tcPr/>
+          <w:p>
+            <w:pPr>
+              <w:pStyle w:val="Compact"/>
+              <w:jc w:val="right"/>
+            </w:pPr>
+            <w:r>
+              <w:t xml:space="preserve">24,681.8126</w:t>
             </w:r>
           </w:p>
         </w:tc>
@@ -536,31 +557,31 @@
               <w:jc w:val="right"/>
             </w:pPr>
             <w:r>
-              <w:t xml:space="preserve">20,232</w:t>
-            </w:r>
-          </w:p>
-        </w:tc>
-        <w:tc>
-          <w:tcPr/>
-          <w:p>
-            <w:pPr>
-              <w:pStyle w:val="Compact"/>
-              <w:jc w:val="right"/>
-            </w:pPr>
-            <w:r>
-              <w:t xml:space="preserve">329,152</w:t>
-            </w:r>
-          </w:p>
-        </w:tc>
-        <w:tc>
-          <w:tcPr/>
-          <w:p>
-            <w:pPr>
-              <w:pStyle w:val="Compact"/>
-              <w:jc w:val="right"/>
-            </w:pPr>
-            <w:r>
-              <w:t xml:space="preserve">194,617.8658</w:t>
+              <w:t xml:space="preserve">7</w:t>
+            </w:r>
+          </w:p>
+        </w:tc>
+        <w:tc>
+          <w:tcPr/>
+          <w:p>
+            <w:pPr>
+              <w:pStyle w:val="Compact"/>
+              <w:jc w:val="right"/>
+            </w:pPr>
+            <w:r>
+              <w:t xml:space="preserve">145,416</w:t>
+            </w:r>
+          </w:p>
+        </w:tc>
+        <w:tc>
+          <w:tcPr/>
+          <w:p>
+            <w:pPr>
+              <w:pStyle w:val="Compact"/>
+              <w:jc w:val="right"/>
+            </w:pPr>
+            <w:r>
+              <w:t xml:space="preserve">80,361.4079</w:t>
             </w:r>
           </w:p>
         </w:tc>
@@ -585,31 +606,31 @@
               <w:jc w:val="right"/>
             </w:pPr>
             <w:r>
-              <w:t xml:space="preserve">39,436</w:t>
-            </w:r>
-          </w:p>
-        </w:tc>
-        <w:tc>
-          <w:tcPr/>
-          <w:p>
-            <w:pPr>
-              <w:pStyle w:val="Compact"/>
-              <w:jc w:val="right"/>
-            </w:pPr>
-            <w:r>
-              <w:t xml:space="preserve">2,783,590</w:t>
-            </w:r>
-          </w:p>
-        </w:tc>
-        <w:tc>
-          <w:tcPr/>
-          <w:p>
-            <w:pPr>
-              <w:pStyle w:val="Compact"/>
-              <w:jc w:val="right"/>
-            </w:pPr>
-            <w:r>
-              <w:t xml:space="preserve">1,543,312.8989</w:t>
+              <w:t xml:space="preserve">834</w:t>
+            </w:r>
+          </w:p>
+        </w:tc>
+        <w:tc>
+          <w:tcPr/>
+          <w:p>
+            <w:pPr>
+              <w:pStyle w:val="Compact"/>
+              <w:jc w:val="right"/>
+            </w:pPr>
+            <w:r>
+              <w:t xml:space="preserve">383,310</w:t>
+            </w:r>
+          </w:p>
+        </w:tc>
+        <w:tc>
+          <w:tcPr/>
+          <w:p>
+            <w:pPr>
+              <w:pStyle w:val="Compact"/>
+              <w:jc w:val="right"/>
+            </w:pPr>
+            <w:r>
+              <w:t xml:space="preserve">214,761.8128</w:t>
             </w:r>
           </w:p>
         </w:tc>
@@ -642,7 +663,7 @@
                 <w:b/>
                 <w:bCs/>
               </w:rPr>
-              <w:t xml:space="preserve">91,168</w:t>
+              <w:t xml:space="preserve">841</w:t>
             </w:r>
           </w:p>
         </w:tc>
@@ -658,7 +679,7 @@
                 <w:b/>
                 <w:bCs/>
               </w:rPr>
-              <w:t xml:space="preserve">3,308,090</w:t>
+              <w:t xml:space="preserve">590,186</w:t>
             </w:r>
           </w:p>
         </w:tc>
@@ -674,7 +695,7 @@
                 <w:b/>
                 <w:bCs/>
               </w:rPr>
-              <w:t xml:space="preserve">1,874,979.2367</w:t>
+              <w:t xml:space="preserve">329,140.5166</w:t>
             </w:r>
           </w:p>
         </w:tc>
@@ -689,7 +710,7 @@
           <w:b/>
           <w:bCs/>
         </w:rPr>
-        <w:t xml:space="preserve">The candidate track is claimed too, separately.</w:t>
+        <w:t xml:space="preserve">The candidate track, claimed separately and never added to the above.</w:t>
       </w:r>
       <w:r>
         <w:t xml:space="preserve"> </w:t>
@@ -701,13 +722,13 @@
         <w:t xml:space="preserve">candidate_additions.txt</w:t>
       </w:r>
       <w:r>
-        <w:t xml:space="preserve">: 13,139,161 names,</w:t>
-      </w:r>
-      <w:r>
-        <w:t xml:space="preserve"> </w:t>
-      </w:r>
-      <w:r>
-        <w:t xml:space="preserve">6,696,064.0603 EE,</w:t>
+        <w:t xml:space="preserve">:</w:t>
+      </w:r>
+      <w:r>
+        <w:t xml:space="preserve"> </w:t>
+      </w:r>
+      <w:r>
+        <w:t xml:space="preserve">261,977 names, 77,497.7487 EE,</w:t>
       </w:r>
       <w:r>
         <w:t xml:space="preserve"> </w:t>
@@ -717,25 +738,19 @@
           <w:b/>
           <w:bCs/>
         </w:rPr>
-        <w:t xml:space="preserve">19.1935%</w:t>
-      </w:r>
-      <w:r>
-        <w:t xml:space="preserve"> </w:t>
-      </w:r>
-      <w:r>
-        <w:t xml:space="preserve">of the same denominator, never added to the annual increment.</w:t>
-      </w:r>
-      <w:r>
-        <w:t xml:space="preserve"> </w:t>
-      </w:r>
-      <w:r>
-        <w:t xml:space="preserve">It is net-new the way the annual files are, every collection we hold unioned into one pool and then</w:t>
-      </w:r>
-      <w:r>
-        <w:t xml:space="preserve"> </w:t>
-      </w:r>
-      <w:r>
-        <w:t xml:space="preserve">diffed against your</w:t>
+        <w:t xml:space="preserve">0.1382%</w:t>
+      </w:r>
+      <w:r>
+        <w:t xml:space="preserve"> </w:t>
+      </w:r>
+      <w:r>
+        <w:t xml:space="preserve">of the same denominator, after removing every</w:t>
+      </w:r>
+      <w:r>
+        <w:t xml:space="preserve"> </w:t>
+      </w:r>
+      <w:r>
+        <w:t xml:space="preserve">name in your</w:t>
       </w:r>
       <w:r>
         <w:t xml:space="preserve"> </w:t>
@@ -750,52 +765,19 @@
         <w:t xml:space="preserve"> </w:t>
       </w:r>
       <w:r>
-        <w:t xml:space="preserve">and all six annual files. 13,109,834 are ISC survey</w:t>
-      </w:r>
-      <w:r>
-        <w:t xml:space="preserve"> </w:t>
-      </w:r>
-      <w:r>
-        <w:t xml:space="preserve">hostnames, dated by each edition's own code and candidate-only under your 0905 ruling. Provenance is</w:t>
-      </w:r>
-      <w:r>
-        <w:t xml:space="preserve"> </w:t>
-      </w:r>
-      <w:r>
-        <w:t xml:space="preserve">per name and not in the list:</w:t>
-      </w:r>
-      <w:r>
-        <w:t xml:space="preserve"> </w:t>
-      </w:r>
-      <w:r>
-        <w:rPr>
-          <w:rStyle w:val="VerbatimChar"/>
-        </w:rPr>
-        <w:t xml:space="preserve">provenance/</w:t>
-      </w:r>
-      <w:r>
-        <w:t xml:space="preserve"> </w:t>
-      </w:r>
-      <w:r>
-        <w:t xml:space="preserve">and</w:t>
-      </w:r>
-      <w:r>
-        <w:t xml:space="preserve"> </w:t>
-      </w:r>
-      <w:r>
-        <w:rPr>
-          <w:rStyle w:val="VerbatimChar"/>
-        </w:rPr>
-        <w:t xml:space="preserve">isc_survey_hostnames/isc_survey_provenance.csv</w:t>
-      </w:r>
-      <w:r>
-        <w:t xml:space="preserve">,</w:t>
-      </w:r>
-      <w:r>
-        <w:t xml:space="preserve"> </w:t>
-      </w:r>
-      <w:r>
-        <w:t xml:space="preserve">in the shape you specified on 0906.</w:t>
+        <w:t xml:space="preserve">or annual files. 217,900 are registrable domains whose only dated</w:t>
+      </w:r>
+      <w:r>
+        <w:t xml:space="preserve"> </w:t>
+      </w:r>
+      <w:r>
+        <w:t xml:space="preserve">evidence the evidence rule keeps out of the annual files (registry zone and drop lists, dated</w:t>
+      </w:r>
+      <w:r>
+        <w:t xml:space="preserve"> </w:t>
+      </w:r>
+      <w:r>
+        <w:t xml:space="preserve">directories, author e-mail hosts); 44,077 are hostnames from the two collections of section 3.</w:t>
       </w:r>
     </w:p>
     <w:p>
@@ -803,17 +785,17 @@
         <w:pStyle w:val="BodyText"/>
       </w:pPr>
       <w:r>
-        <w:t xml:space="preserve">Cumulative verified percentage 80.5097%, this round at its own unverified 5.3744% and round 1 on records. Time-weighted score 6.88 + 6.302372 + 5.687792 = 18.870164, your own scores for rounds 6, 7 and 8. Under your 0903 rule, from the origin your round 8 divisor implies (2026-09-04 less 33 days), this round is t = 39. Domain-Year Score: S = 10 x (5.374421 / 39) = 1.378057. Candidate-Pool Score: S = 10 x (19.193527 / 39) = 4.921417.</w:t>
+        <w:t xml:space="preserve">Cumulative verified percentage 79.4048%, this round at its own unverified 0.5870% and round 1 on records. Time-weighted score 6.88 + 6.302372 + 5.687792 + 0.944228 = 19.814392, your own scores for rounds 6, 7, 8 and 9. Under the time-weighted score rule of your 3 September update, from the origin your round 8 divisor implies (2026-09-04 less 33 days), this round is t = 50. Domain-Year Score: S = 10 x (0.586969 / 50) = 0.117394. Candidate-Pool Score: S = 10 x (0.138205 / 50) = 0.027641.</w:t>
       </w:r>
     </w:p>
     <w:bookmarkEnd w:id="9"/>
-    <w:bookmarkStart w:id="10" w:name="Xeae89d24c1164cf3632bb0717e850d7322f24cf"/>
+    <w:bookmarkStart w:id="10" w:name="what-is-new-and-where-it-came-from"/>
     <w:p>
       <w:pPr>
         <w:pStyle w:val="Heading2"/>
       </w:pPr>
       <w:r>
-        <w:t xml:space="preserve">2. Where the increment came from, and what dates each record</w:t>
+        <w:t xml:space="preserve">2. What is new, and where it came from</w:t>
       </w:r>
     </w:p>
     <w:tbl>
@@ -937,19 +919,19 @@
               <w:jc w:val="right"/>
             </w:pPr>
             <w:r>
-              <w:t xml:space="preserve">2,262,861</w:t>
-            </w:r>
-          </w:p>
-        </w:tc>
-        <w:tc>
-          <w:tcPr/>
-          <w:p>
-            <w:pPr>
-              <w:pStyle w:val="Compact"/>
-              <w:jc w:val="right"/>
-            </w:pPr>
-            <w:r>
-              <w:t xml:space="preserve">1,353,286</w:t>
+              <w:t xml:space="preserve">341,489</w:t>
+            </w:r>
+          </w:p>
+        </w:tc>
+        <w:tc>
+          <w:tcPr/>
+          <w:p>
+            <w:pPr>
+              <w:pStyle w:val="Compact"/>
+              <w:jc w:val="right"/>
+            </w:pPr>
+            <w:r>
+              <w:t xml:space="preserve">190,023</w:t>
             </w:r>
           </w:p>
         </w:tc>
@@ -965,7 +947,7 @@
               <w:rPr>
                 <w:rStyle w:val="VerbatimChar"/>
               </w:rPr>
-              <w:t xml:space="preserve">usenet_server_written_header</w:t>
+              <w:t xml:space="preserve">bulk_cdx_file</w:t>
             </w:r>
           </w:p>
         </w:tc>
@@ -987,46 +969,93 @@
               <w:pStyle w:val="Compact"/>
             </w:pPr>
             <w:r>
-              <w:t xml:space="preserve">the post's own machine-written</w:t>
-            </w:r>
-            <w:r>
-              <w:t xml:space="preserve"> </w:t>
-            </w:r>
+              <w:t xml:space="preserve">the row's own 14-digit capture timestamp in the archive's index</w:t>
+            </w:r>
+          </w:p>
+        </w:tc>
+        <w:tc>
+          <w:tcPr/>
+          <w:p>
+            <w:pPr>
+              <w:pStyle w:val="Compact"/>
+              <w:jc w:val="right"/>
+            </w:pPr>
+            <w:r>
+              <w:t xml:space="preserve">238,911</w:t>
+            </w:r>
+          </w:p>
+        </w:tc>
+        <w:tc>
+          <w:tcPr/>
+          <w:p>
+            <w:pPr>
+              <w:pStyle w:val="Compact"/>
+              <w:jc w:val="right"/>
+            </w:pPr>
+            <w:r>
+              <w:t xml:space="preserve">134,590</w:t>
+            </w:r>
+          </w:p>
+        </w:tc>
+      </w:tr>
+      <w:tr>
+        <w:tc>
+          <w:tcPr/>
+          <w:p>
+            <w:pPr>
+              <w:pStyle w:val="Compact"/>
+            </w:pPr>
             <w:r>
               <w:rPr>
                 <w:rStyle w:val="VerbatimChar"/>
               </w:rPr>
-              <w:t xml:space="preserve">Date:</w:t>
-            </w:r>
-            <w:r>
-              <w:t xml:space="preserve"> </w:t>
-            </w:r>
-            <w:r>
-              <w:t xml:space="preserve">header</w:t>
-            </w:r>
-          </w:p>
-        </w:tc>
-        <w:tc>
-          <w:tcPr/>
-          <w:p>
-            <w:pPr>
-              <w:pStyle w:val="Compact"/>
-              <w:jc w:val="right"/>
-            </w:pPr>
-            <w:r>
-              <w:t xml:space="preserve">736,440</w:t>
-            </w:r>
-          </w:p>
-        </w:tc>
-        <w:tc>
-          <w:tcPr/>
-          <w:p>
-            <w:pPr>
-              <w:pStyle w:val="Compact"/>
-              <w:jc w:val="right"/>
-            </w:pPr>
-            <w:r>
-              <w:t xml:space="preserve">350,946</w:t>
+              <w:t xml:space="preserve">nypw_timemap_hostgrain</w:t>
+            </w:r>
+          </w:p>
+        </w:tc>
+        <w:tc>
+          <w:tcPr/>
+          <w:p>
+            <w:pPr>
+              <w:pStyle w:val="Compact"/>
+            </w:pPr>
+            <w:r>
+              <w:t xml:space="preserve">hostname</w:t>
+            </w:r>
+          </w:p>
+        </w:tc>
+        <w:tc>
+          <w:tcPr/>
+          <w:p>
+            <w:pPr>
+              <w:pStyle w:val="Compact"/>
+            </w:pPr>
+            <w:r>
+              <w:t xml:space="preserve">the row's own 14-digit capture timestamp</w:t>
+            </w:r>
+          </w:p>
+        </w:tc>
+        <w:tc>
+          <w:tcPr/>
+          <w:p>
+            <w:pPr>
+              <w:pStyle w:val="Compact"/>
+              <w:jc w:val="right"/>
+            </w:pPr>
+            <w:r>
+              <w:t xml:space="preserve">9,717</w:t>
+            </w:r>
+          </w:p>
+        </w:tc>
+        <w:tc>
+          <w:tcPr/>
+          <w:p>
+            <w:pPr>
+              <w:pStyle w:val="Compact"/>
+              <w:jc w:val="right"/>
+            </w:pPr>
+            <w:r>
+              <w:t xml:space="preserve">4,106</w:t>
             </w:r>
           </w:p>
         </w:tc>
@@ -1039,285 +1068,7 @@
               <w:pStyle w:val="Compact"/>
             </w:pPr>
             <w:r>
-              <w:rPr>
-                <w:rStyle w:val="VerbatimChar"/>
-              </w:rPr>
-              <w:t xml:space="preserve">usenet_body_url</w:t>
-            </w:r>
-          </w:p>
-        </w:tc>
-        <w:tc>
-          <w:tcPr/>
-          <w:p>
-            <w:pPr>
-              <w:pStyle w:val="Compact"/>
-            </w:pPr>
-            <w:r>
-              <w:t xml:space="preserve">hostname</w:t>
-            </w:r>
-          </w:p>
-        </w:tc>
-        <w:tc>
-          <w:tcPr/>
-          <w:p>
-            <w:pPr>
-              <w:pStyle w:val="Compact"/>
-            </w:pPr>
-            <w:r>
-              <w:t xml:space="preserve">the post's own machine-written</w:t>
-            </w:r>
-            <w:r>
-              <w:t xml:space="preserve"> </w:t>
-            </w:r>
-            <w:r>
-              <w:rPr>
-                <w:rStyle w:val="VerbatimChar"/>
-              </w:rPr>
-              <w:t xml:space="preserve">Date:</w:t>
-            </w:r>
-            <w:r>
-              <w:t xml:space="preserve"> </w:t>
-            </w:r>
-            <w:r>
-              <w:t xml:space="preserve">header</w:t>
-            </w:r>
-          </w:p>
-        </w:tc>
-        <w:tc>
-          <w:tcPr/>
-          <w:p>
-            <w:pPr>
-              <w:pStyle w:val="Compact"/>
-              <w:jc w:val="right"/>
-            </w:pPr>
-            <w:r>
-              <w:t xml:space="preserve">109,258</w:t>
-            </w:r>
-          </w:p>
-        </w:tc>
-        <w:tc>
-          <w:tcPr/>
-          <w:p>
-            <w:pPr>
-              <w:pStyle w:val="Compact"/>
-              <w:jc w:val="right"/>
-            </w:pPr>
-            <w:r>
-              <w:t xml:space="preserve">64,821</w:t>
-            </w:r>
-          </w:p>
-        </w:tc>
-      </w:tr>
-      <w:tr>
-        <w:tc>
-          <w:tcPr/>
-          <w:p>
-            <w:pPr>
-              <w:pStyle w:val="Compact"/>
-            </w:pPr>
-            <w:r>
-              <w:rPr>
-                <w:rStyle w:val="VerbatimChar"/>
-              </w:rPr>
-              <w:t xml:space="preserve">ia_cdx_bulk</w:t>
-            </w:r>
-          </w:p>
-        </w:tc>
-        <w:tc>
-          <w:tcPr/>
-          <w:p>
-            <w:pPr>
-              <w:pStyle w:val="Compact"/>
-            </w:pPr>
-            <w:r>
-              <w:t xml:space="preserve">registrable</w:t>
-            </w:r>
-          </w:p>
-        </w:tc>
-        <w:tc>
-          <w:tcPr/>
-          <w:p>
-            <w:pPr>
-              <w:pStyle w:val="Compact"/>
-            </w:pPr>
-            <w:r>
-              <w:t xml:space="preserve">the capture timestamp of a URL on that host</w:t>
-            </w:r>
-          </w:p>
-        </w:tc>
-        <w:tc>
-          <w:tcPr/>
-          <w:p>
-            <w:pPr>
-              <w:pStyle w:val="Compact"/>
-              <w:jc w:val="right"/>
-            </w:pPr>
-            <w:r>
-              <w:t xml:space="preserve">30,343</w:t>
-            </w:r>
-          </w:p>
-        </w:tc>
-        <w:tc>
-          <w:tcPr/>
-          <w:p>
-            <w:pPr>
-              <w:pStyle w:val="Compact"/>
-              <w:jc w:val="right"/>
-            </w:pPr>
-            <w:r>
-              <w:t xml:space="preserve">29,954</w:t>
-            </w:r>
-          </w:p>
-        </w:tc>
-      </w:tr>
-      <w:tr>
-        <w:tc>
-          <w:tcPr/>
-          <w:p>
-            <w:pPr>
-              <w:pStyle w:val="Compact"/>
-            </w:pPr>
-            <w:r>
-              <w:rPr>
-                <w:rStyle w:val="VerbatimChar"/>
-              </w:rPr>
-              <w:t xml:space="preserve">usenet_address</w:t>
-            </w:r>
-          </w:p>
-        </w:tc>
-        <w:tc>
-          <w:tcPr/>
-          <w:p>
-            <w:pPr>
-              <w:pStyle w:val="Compact"/>
-            </w:pPr>
-            <w:r>
-              <w:t xml:space="preserve">registrable</w:t>
-            </w:r>
-          </w:p>
-        </w:tc>
-        <w:tc>
-          <w:tcPr/>
-          <w:p>
-            <w:pPr>
-              <w:pStyle w:val="Compact"/>
-            </w:pPr>
-            <w:r>
-              <w:t xml:space="preserve">the post's</w:t>
-            </w:r>
-            <w:r>
-              <w:t xml:space="preserve"> </w:t>
-            </w:r>
-            <w:r>
-              <w:rPr>
-                <w:rStyle w:val="VerbatimChar"/>
-              </w:rPr>
-              <w:t xml:space="preserve">Date:</w:t>
-            </w:r>
-            <w:r>
-              <w:t xml:space="preserve"> </w:t>
-            </w:r>
-            <w:r>
-              <w:t xml:space="preserve">header, corroborated by a second source</w:t>
-            </w:r>
-          </w:p>
-        </w:tc>
-        <w:tc>
-          <w:tcPr/>
-          <w:p>
-            <w:pPr>
-              <w:pStyle w:val="Compact"/>
-              <w:jc w:val="right"/>
-            </w:pPr>
-            <w:r>
-              <w:t xml:space="preserve">33,288</w:t>
-            </w:r>
-          </w:p>
-        </w:tc>
-        <w:tc>
-          <w:tcPr/>
-          <w:p>
-            <w:pPr>
-              <w:pStyle w:val="Compact"/>
-              <w:jc w:val="right"/>
-            </w:pPr>
-            <w:r>
-              <w:t xml:space="preserve">19,565</w:t>
-            </w:r>
-          </w:p>
-        </w:tc>
-      </w:tr>
-      <w:tr>
-        <w:tc>
-          <w:tcPr/>
-          <w:p>
-            <w:pPr>
-              <w:pStyle w:val="Compact"/>
-            </w:pPr>
-            <w:r>
-              <w:rPr>
-                <w:rStyle w:val="VerbatimChar"/>
-              </w:rPr>
-              <w:t xml:space="preserve">poland_pl_extract_hostgrain</w:t>
-            </w:r>
-          </w:p>
-        </w:tc>
-        <w:tc>
-          <w:tcPr/>
-          <w:p>
-            <w:pPr>
-              <w:pStyle w:val="Compact"/>
-            </w:pPr>
-            <w:r>
-              <w:t xml:space="preserve">hostname</w:t>
-            </w:r>
-          </w:p>
-        </w:tc>
-        <w:tc>
-          <w:tcPr/>
-          <w:p>
-            <w:pPr>
-              <w:pStyle w:val="Compact"/>
-            </w:pPr>
-            <w:r>
-              <w:t xml:space="preserve">the row's own 14-digit capture timestamp, from the original URL and never the SURT key</w:t>
-            </w:r>
-          </w:p>
-        </w:tc>
-        <w:tc>
-          <w:tcPr/>
-          <w:p>
-            <w:pPr>
-              <w:pStyle w:val="Compact"/>
-              <w:jc w:val="right"/>
-            </w:pPr>
-            <w:r>
-              <w:t xml:space="preserve">147,649</w:t>
-            </w:r>
-          </w:p>
-        </w:tc>
-        <w:tc>
-          <w:tcPr/>
-          <w:p>
-            <w:pPr>
-              <w:pStyle w:val="Compact"/>
-              <w:jc w:val="right"/>
-            </w:pPr>
-            <w:r>
-              <w:t xml:space="preserve">15,798</w:t>
-            </w:r>
-          </w:p>
-        </w:tc>
-      </w:tr>
-      <w:tr>
-        <w:tc>
-          <w:tcPr/>
-          <w:p>
-            <w:pPr>
-              <w:pStyle w:val="Compact"/>
-            </w:pPr>
-            <w:r>
-              <w:t xml:space="preserve">14 further sources</w:t>
+              <w:t xml:space="preserve">6 further sources</w:t>
             </w:r>
           </w:p>
         </w:tc>
@@ -1375,19 +1126,19 @@
               <w:jc w:val="right"/>
             </w:pPr>
             <w:r>
-              <w:t xml:space="preserve">79,419</w:t>
-            </w:r>
-          </w:p>
-        </w:tc>
-        <w:tc>
-          <w:tcPr/>
-          <w:p>
-            <w:pPr>
-              <w:pStyle w:val="Compact"/>
-              <w:jc w:val="right"/>
-            </w:pPr>
-            <w:r>
-              <w:t xml:space="preserve">40,609</w:t>
+              <w:t xml:space="preserve">910</w:t>
+            </w:r>
+          </w:p>
+        </w:tc>
+        <w:tc>
+          <w:tcPr/>
+          <w:p>
+            <w:pPr>
+              <w:pStyle w:val="Compact"/>
+              <w:jc w:val="right"/>
+            </w:pPr>
+            <w:r>
+              <w:t xml:space="preserve">422</w:t>
             </w:r>
           </w:p>
         </w:tc>
@@ -1436,7 +1187,7 @@
                 <w:b/>
                 <w:bCs/>
               </w:rPr>
-              <w:t xml:space="preserve">3,399,258</w:t>
+              <w:t xml:space="preserve">591,027</w:t>
             </w:r>
           </w:p>
         </w:tc>
@@ -1452,7 +1203,7 @@
                 <w:b/>
                 <w:bCs/>
               </w:rPr>
-              <w:t xml:space="preserve">1,874,979</w:t>
+              <w:t xml:space="preserve">329,141</w:t>
             </w:r>
           </w:p>
         </w:tc>
@@ -1463,73 +1214,7 @@
         <w:pStyle w:val="BodyText"/>
       </w:pPr>
       <w:r>
-        <w:t xml:space="preserve">Every year comes from a machine-written stamp inside the artifact, a capture timestamp or the</w:t>
-      </w:r>
-      <w:r>
-        <w:t xml:space="preserve"> </w:t>
-      </w:r>
-      <w:r>
-        <w:t xml:space="preserve">message's own</w:t>
-      </w:r>
-      <w:r>
-        <w:t xml:space="preserve"> </w:t>
-      </w:r>
-      <w:r>
-        <w:rPr>
-          <w:rStyle w:val="VerbatimChar"/>
-        </w:rPr>
-        <w:t xml:space="preserve">Date:</w:t>
-      </w:r>
-      <w:r>
-        <w:t xml:space="preserve"> </w:t>
-      </w:r>
-      <w:r>
-        <w:t xml:space="preserve">header, so no human judgement dates a record; per-record columns are in</w:t>
-      </w:r>
-      <w:r>
-        <w:t xml:space="preserve"> </w:t>
-      </w:r>
-      <w:r>
-        <w:rPr>
-          <w:rStyle w:val="VerbatimChar"/>
-        </w:rPr>
-        <w:t xml:space="preserve">additions/evidence_manifest.csv</w:t>
-      </w:r>
-      <w:r>
-        <w:t xml:space="preserve"> </w:t>
-      </w:r>
-      <w:r>
-        <w:t xml:space="preserve">and</w:t>
-      </w:r>
-      <w:r>
-        <w:t xml:space="preserve"> </w:t>
-      </w:r>
-      <w:r>
-        <w:rPr>
-          <w:rStyle w:val="VerbatimChar"/>
-        </w:rPr>
-        <w:t xml:space="preserve">hostnames/hostnames_evidence_manifest.csv</w:t>
-      </w:r>
-      <w:r>
-        <w:t xml:space="preserve">, per-source</w:t>
-      </w:r>
-      <w:r>
-        <w:t xml:space="preserve"> </w:t>
-      </w:r>
-      <w:r>
-        <w:t xml:space="preserve">reasoning in</w:t>
-      </w:r>
-      <w:r>
-        <w:t xml:space="preserve"> </w:t>
-      </w:r>
-      <w:r>
-        <w:rPr>
-          <w:rStyle w:val="VerbatimChar"/>
-        </w:rPr>
-        <w:t xml:space="preserve">sources.md</w:t>
-      </w:r>
-      <w:r>
-        <w:t xml:space="preserve">.</w:t>
+        <w:t xml:space="preserve">Both large sources are</w:t>
       </w:r>
       <w:r>
         <w:t xml:space="preserve"> </w:t>
@@ -1539,164 +1224,643 @@
           <w:b/>
           <w:bCs/>
         </w:rPr>
-        <w:t xml:space="preserve">One evidence class is new: a server writing its own name.</w:t>
-      </w:r>
-      <w:r>
-        <w:t xml:space="preserve"> </w:t>
-      </w:r>
-      <w:r>
-        <w:t xml:space="preserve">The</w:t>
-      </w:r>
-      <w:r>
-        <w:t xml:space="preserve"> </w:t>
-      </w:r>
-      <w:r>
-        <w:rPr>
-          <w:rStyle w:val="VerbatimChar"/>
-        </w:rPr>
-        <w:t xml:space="preserve">Received: ... by &lt;host&gt;</w:t>
-      </w:r>
-      <w:r>
-        <w:t xml:space="preserve"> </w:t>
-      </w:r>
-      <w:r>
-        <w:t xml:space="preserve">clause you accepted last round reads the same in NNTP, so the</w:t>
-      </w:r>
-      <w:r>
-        <w:t xml:space="preserve"> </w:t>
-      </w:r>
-      <w:r>
-        <w:rPr>
-          <w:rStyle w:val="VerbatimChar"/>
-        </w:rPr>
-        <w:t xml:space="preserve">Path:</w:t>
-      </w:r>
-      <w:r>
-        <w:t xml:space="preserve">,</w:t>
-      </w:r>
-      <w:r>
-        <w:t xml:space="preserve"> </w:t>
-      </w:r>
-      <w:r>
-        <w:rPr>
-          <w:rStyle w:val="VerbatimChar"/>
-        </w:rPr>
-        <w:t xml:space="preserve">X-Trace:</w:t>
-      </w:r>
-      <w:r>
-        <w:t xml:space="preserve"> </w:t>
-      </w:r>
-      <w:r>
-        <w:t xml:space="preserve">and</w:t>
-      </w:r>
-      <w:r>
-        <w:t xml:space="preserve"> </w:t>
-      </w:r>
-      <w:r>
-        <w:rPr>
-          <w:rStyle w:val="VerbatimChar"/>
-        </w:rPr>
-        <w:t xml:space="preserve">NNTP-Posting-Host:</w:t>
-      </w:r>
-      <w:r>
-        <w:t xml:space="preserve"> </w:t>
-      </w:r>
-      <w:r>
-        <w:t xml:space="preserve">headers a news server writes about a transaction it completed</w:t>
-      </w:r>
-      <w:r>
-        <w:t xml:space="preserve"> </w:t>
-      </w:r>
-      <w:r>
-        <w:t xml:space="preserve">are admitted under the same rule and no new one. No sender-supplied field is read. That class paid</w:t>
-      </w:r>
-      <w:r>
-        <w:t xml:space="preserve"> </w:t>
-      </w:r>
-      <w:r>
-        <w:t xml:space="preserve">350,946 EE from spool already on disk, at no new bandwidth;</w:t>
-      </w:r>
-      <w:r>
-        <w:t xml:space="preserve"> </w:t>
-      </w:r>
-      <w:r>
-        <w:rPr>
-          <w:rStyle w:val="VerbatimChar"/>
-        </w:rPr>
-        <w:t xml:space="preserve">findings.md</w:t>
-      </w:r>
-      <w:r>
-        <w:t xml:space="preserve"> </w:t>
-      </w:r>
-      <w:r>
-        <w:t xml:space="preserve">gives the</w:t>
-      </w:r>
-      <w:r>
-        <w:t xml:space="preserve"> </w:t>
-      </w:r>
-      <w:r>
-        <w:t xml:space="preserve">exclusions and the two parsing traps. A capture proves presence and never absence, so both units err</w:t>
-      </w:r>
-      <w:r>
-        <w:t xml:space="preserve"> </w:t>
-      </w:r>
-      <w:r>
-        <w:t xml:space="preserve">toward omission.</w:t>
+        <w:t xml:space="preserve">Internet Archive capture indexes (CDX) read whole at hostname grain</w:t>
+      </w:r>
+      <w:r>
+        <w:t xml:space="preserve">:</w:t>
+      </w:r>
+      <w:r>
+        <w:t xml:space="preserve"> </w:t>
+      </w:r>
+      <w:r>
+        <w:t xml:space="preserve">every captured URL with the archive's own 14-digit timestamp, the evidence rule's reference</w:t>
+      </w:r>
+      <w:r>
+        <w:t xml:space="preserve"> </w:t>
+      </w:r>
+      <w:r>
+        <w:t xml:space="preserve">pattern. We keep the exact hostname and stamp of every HTTP 200 row dated 1996-2001.</w:t>
       </w:r>
     </w:p>
     <w:p>
       <w:pPr>
-        <w:pStyle w:val="BodyText"/>
+        <w:pStyle w:val="Compact"/>
+        <w:numPr>
+          <w:ilvl w:val="0"/>
+          <w:numId w:val="1001"/>
+        </w:numPr>
       </w:pPr>
       <w:r>
         <w:rPr>
           <w:b/>
           <w:bCs/>
         </w:rPr>
-        <w:t xml:space="preserve">No agent writes to the store and no agent assigns a year.</w:t>
-      </w:r>
-      <w:r>
-        <w:t xml:space="preserve"> </w:t>
-      </w:r>
-      <w:r>
-        <w:t xml:space="preserve">The research harness proposes and</w:t>
-      </w:r>
-      <w:r>
-        <w:t xml:space="preserve"> </w:t>
-      </w:r>
-      <w:r>
-        <w:t xml:space="preserve">prices sources autonomously, a separate admitter re-derives every figure before anything banks, and</w:t>
-      </w:r>
-      <w:r>
-        <w:t xml:space="preserve"> </w:t>
-      </w:r>
-      <w:r>
-        <w:rPr>
-          <w:rStyle w:val="VerbatimChar"/>
-        </w:rPr>
-        <w:t xml:space="preserve">ark ingest</w:t>
-      </w:r>
-      <w:r>
-        <w:t xml:space="preserve"> </w:t>
-      </w:r>
-      <w:r>
-        <w:t xml:space="preserve">refuses an evidence class with no written decision, twice this round. Eighteen</w:t>
-      </w:r>
-      <w:r>
-        <w:t xml:space="preserve"> </w:t>
-      </w:r>
-      <w:r>
-        <w:t xml:space="preserve">invariants run before every commit and again inside this archive.</w:t>
+        <w:t xml:space="preserve">Dartmouth NBER ARCS</w:t>
+      </w:r>
+      <w:r>
+        <w:t xml:space="preserve">, a research crawl collection on archive.org with a CDX beside each of</w:t>
+      </w:r>
+      <w:r>
+        <w:t xml:space="preserve"> </w:t>
+      </w:r>
+      <w:r>
+        <w:t xml:space="preserve">its 282 items: the 25 with 1996-2001 stamps, read whole (4.1 GB), paid 135,005 records and</w:t>
+      </w:r>
+      <w:r>
+        <w:t xml:space="preserve"> </w:t>
+      </w:r>
+      <w:r>
+        <w:t xml:space="preserve">84,119 EE. We had closed it in August at registrable grain, where every parent was held.</w:t>
+      </w:r>
+    </w:p>
+    <w:p>
+      <w:pPr>
+        <w:pStyle w:val="Compact"/>
+        <w:numPr>
+          <w:ilvl w:val="0"/>
+          <w:numId w:val="1001"/>
+        </w:numPr>
+      </w:pPr>
+      <w:r>
+        <w:rPr>
+          <w:b/>
+          <w:bCs/>
+        </w:rPr>
+        <w:t xml:space="preserve">Storage node ia600702</w:t>
+      </w:r>
+      <w:r>
+        <w:t xml:space="preserve">, the public 57.6 GB CDX of every capture on one archive.org node:</w:t>
+      </w:r>
+      <w:r>
+        <w:t xml:space="preserve"> </w:t>
+      </w:r>
+      <w:r>
+        <w:t xml:space="preserve">1,031,419,773 rows, 14,192,504 of them HTTP 200 and dated 1996-2001, 931,864 host-years,</w:t>
+      </w:r>
+      <w:r>
+        <w:t xml:space="preserve"> </w:t>
+      </w:r>
+      <w:r>
+        <w:rPr>
+          <w:b/>
+          <w:bCs/>
+        </w:rPr>
+        <w:t xml:space="preserve">88% already in your release or our store</w:t>
+      </w:r>
+      <w:r>
+        <w:t xml:space="preserve">; the remaining 104,347 records paid 50,722 EE. A</w:t>
+      </w:r>
+      <w:r>
+        <w:t xml:space="preserve"> </w:t>
+      </w:r>
+      <w:r>
+        <w:t xml:space="preserve">bulk index read now measures the benchmark's saturation as much as it adds to it.</w:t>
+      </w:r>
+    </w:p>
+    <w:p>
+      <w:pPr>
+        <w:pStyle w:val="FirstParagraph"/>
+      </w:pPr>
+      <w:r>
+        <w:t xml:space="preserve">The autonomous research loop now refuses at filing any hostname-grain source whose class the</w:t>
+      </w:r>
+      <w:r>
+        <w:t xml:space="preserve"> </w:t>
+      </w:r>
+      <w:r>
+        <w:t xml:space="preserve">evidence rule keeps out of the annual files; the last such fetch was 8.5 GB for 0 shippable EE.</w:t>
       </w:r>
     </w:p>
     <w:bookmarkEnd w:id="10"/>
-    <w:bookmarkStart w:id="11" w:name="merge-overlap-and-reconciliation-d3"/>
+    <w:bookmarkStart w:id="11" w:name="Xf214be7ffeb369d45edfcde7f49f0abde9e7ea3"/>
     <w:p>
       <w:pPr>
         <w:pStyle w:val="Heading2"/>
       </w:pPr>
       <w:r>
-        <w:t xml:space="preserve">3. Merge, overlap and reconciliation (D3)</w:t>
+        <w:t xml:space="preserve">3. Two candidate collections, separate from the annual files</w:t>
+      </w:r>
+    </w:p>
+    <w:p>
+      <w:pPr>
+        <w:pStyle w:val="FirstParagraph"/>
+      </w:pPr>
+      <w:r>
+        <w:rPr>
+          <w:rStyle w:val="VerbatimChar"/>
+        </w:rPr>
+        <w:t xml:space="preserve">isc_survey_hostnames/</w:t>
+      </w:r>
+      <w:r>
+        <w:t xml:space="preserve"> </w:t>
+      </w:r>
+      <w:r>
+        <w:t xml:space="preserve">is unchanged from round 9: 4,265 hosts of the 1996-1997 Internet Domain</w:t>
+      </w:r>
+      <w:r>
+        <w:t xml:space="preserve"> </w:t>
+      </w:r>
+      <w:r>
+        <w:t xml:space="preserve">Survey, candidates by your ruling of 5 September that a DNS listing is not website evidence.</w:t>
+      </w:r>
+    </w:p>
+    <w:p>
+      <w:pPr>
+        <w:pStyle w:val="BodyText"/>
+      </w:pPr>
+      <w:r>
+        <w:rPr>
+          <w:rStyle w:val="VerbatimChar"/>
+        </w:rPr>
+        <w:t xml:space="preserve">server_header_hostnames/</w:t>
+      </w:r>
+      <w:r>
+        <w:t xml:space="preserve"> </w:t>
+      </w:r>
+      <w:r>
+        <w:t xml:space="preserve">is new, as the evidence rule instructs for mail and Usenet delivery</w:t>
+      </w:r>
+      <w:r>
+        <w:t xml:space="preserve"> </w:t>
+      </w:r>
+      <w:r>
+        <w:t xml:space="preserve">headers: 39,812 exact hostnames whose only dated evidence is a header a mail or news server wrote</w:t>
+      </w:r>
+      <w:r>
+        <w:t xml:space="preserve"> </w:t>
+      </w:r>
+      <w:r>
+        <w:t xml:space="preserve">about itself (</w:t>
+      </w:r>
+      <w:r>
+        <w:rPr>
+          <w:rStyle w:val="VerbatimChar"/>
+        </w:rPr>
+        <w:t xml:space="preserve">Received: by</w:t>
+      </w:r>
+      <w:r>
+        <w:t xml:space="preserve">,</w:t>
+      </w:r>
+      <w:r>
+        <w:t xml:space="preserve"> </w:t>
+      </w:r>
+      <w:r>
+        <w:rPr>
+          <w:rStyle w:val="VerbatimChar"/>
+        </w:rPr>
+        <w:t xml:space="preserve">Path</w:t>
+      </w:r>
+      <w:r>
+        <w:t xml:space="preserve">,</w:t>
+      </w:r>
+      <w:r>
+        <w:t xml:space="preserve"> </w:t>
+      </w:r>
+      <w:r>
+        <w:rPr>
+          <w:rStyle w:val="VerbatimChar"/>
+        </w:rPr>
+        <w:t xml:space="preserve">X-Trace</w:t>
+      </w:r>
+      <w:r>
+        <w:t xml:space="preserve">,</w:t>
+      </w:r>
+      <w:r>
+        <w:t xml:space="preserve"> </w:t>
+      </w:r>
+      <w:r>
+        <w:rPr>
+          <w:rStyle w:val="VerbatimChar"/>
+        </w:rPr>
+        <w:t xml:space="preserve">NNTP-Posting-Host</w:t>
+      </w:r>
+      <w:r>
+        <w:t xml:space="preserve">), proof of a host in service,</w:t>
+      </w:r>
+      <w:r>
+        <w:t xml:space="preserve"> </w:t>
+      </w:r>
+      <w:r>
+        <w:t xml:space="preserve">not of a website. It ships with per-host provenance and the seven-column exclusion ledger of its</w:t>
+      </w:r>
+      <w:r>
+        <w:t xml:space="preserve"> </w:t>
+      </w:r>
+      <w:r>
+        <w:t xml:space="preserve">validation run; a host promotes only beside an exact-host capture for that year.</w:t>
+      </w:r>
+    </w:p>
+    <w:p>
+      <w:pPr>
+        <w:pStyle w:val="BodyText"/>
+      </w:pPr>
+      <w:r>
+        <w:t xml:space="preserve">Its worth, measured on 98,381 header-dated host-years from eight Usenet hierarchies with no new</w:t>
+      </w:r>
+      <w:r>
+        <w:t xml:space="preserve"> </w:t>
+      </w:r>
+      <w:r>
+        <w:t xml:space="preserve">requests:</w:t>
+      </w:r>
+      <w:r>
+        <w:t xml:space="preserve"> </w:t>
+      </w:r>
+      <w:r>
+        <w:rPr>
+          <w:b/>
+          <w:bCs/>
+        </w:rPr>
+        <w:t xml:space="preserve">1.16% carry an exact-host capture for the same year</w:t>
+      </w:r>
+      <w:r>
+        <w:t xml:space="preserve"> </w:t>
+      </w:r>
+      <w:r>
+        <w:t xml:space="preserve">(95% interval 1.10 to 1.23),</w:t>
+      </w:r>
+      <w:r>
+        <w:t xml:space="preserve"> </w:t>
+      </w:r>
+      <w:r>
+        <w:t xml:space="preserve">against 0.56% to 0.86% at a year shifted by one to three; 2.10% in any in-window year, beside the</w:t>
+      </w:r>
+      <w:r>
+        <w:t xml:space="preserve"> </w:t>
+      </w:r>
+      <w:r>
+        <w:t xml:space="preserve">2.67% you measured on Internet Domain Survey hosts over 1996-2013. By leftmost label: dial-up shaped</w:t>
+      </w:r>
+      <w:r>
+        <w:t xml:space="preserve"> </w:t>
+      </w:r>
+      <w:r>
+        <w:t xml:space="preserve">names 0.06%, infrastructure names 4.07%,</w:t>
+      </w:r>
+      <w:r>
+        <w:t xml:space="preserve"> </w:t>
+      </w:r>
+      <w:r>
+        <w:rPr>
+          <w:rStyle w:val="VerbatimChar"/>
+        </w:rPr>
+        <w:t xml:space="preserve">www</w:t>
+      </w:r>
+      <w:r>
+        <w:t xml:space="preserve"> </w:t>
+      </w:r>
+      <w:r>
+        <w:t xml:space="preserve">and</w:t>
+      </w:r>
+      <w:r>
+        <w:t xml:space="preserve"> </w:t>
+      </w:r>
+      <w:r>
+        <w:rPr>
+          <w:rStyle w:val="VerbatimChar"/>
+        </w:rPr>
+        <w:t xml:space="preserve">web</w:t>
+      </w:r>
+      <w:r>
+        <w:t xml:space="preserve"> </w:t>
+      </w:r>
+      <w:r>
+        <w:t xml:space="preserve">names 31.1%. Lower bounds against a partial</w:t>
+      </w:r>
+      <w:r>
+        <w:t xml:space="preserve"> </w:t>
+      </w:r>
+      <w:r>
+        <w:t xml:space="preserve">index, Usenet only: a ranked verification queue.</w:t>
+      </w:r>
+    </w:p>
+    <w:bookmarkEnd w:id="11"/>
+    <w:bookmarkStart w:id="12" w:name="the-two-open-questions"/>
+    <w:p>
+      <w:pPr>
+        <w:pStyle w:val="Heading2"/>
+      </w:pPr>
+      <w:r>
+        <w:t xml:space="preserve">4. The two open questions</w:t>
+      </w:r>
+    </w:p>
+    <w:p>
+      <w:pPr>
+        <w:pStyle w:val="FirstParagraph"/>
+      </w:pPr>
+      <w:r>
+        <w:rPr>
+          <w:b/>
+          <w:bCs/>
+        </w:rPr>
+        <w:t xml:space="preserve">Q1. Discovering pre-1996 web data at scale.</w:t>
+      </w:r>
+    </w:p>
+    <w:p>
+      <w:pPr>
+        <w:pStyle w:val="BodyText"/>
+      </w:pPr>
+      <w:r>
+        <w:t xml:space="preserve">No pre-1996 hostname can meet the evidence rule as written: every qualifying pattern is a web</w:t>
+      </w:r>
+      <w:r>
+        <w:t xml:space="preserve"> </w:t>
+      </w:r>
+      <w:r>
+        <w:t xml:space="preserve">capture, and the Internet Archive began crawling in 1996. The question needs a pre-1996 evidence</w:t>
+      </w:r>
+      <w:r>
+        <w:t xml:space="preserve"> </w:t>
+      </w:r>
+      <w:r>
+        <w:t xml:space="preserve">standard before it needs sources; we propose three tiers, named by what wrote the date.</w:t>
+      </w:r>
+    </w:p>
+    <w:p>
+      <w:pPr>
+        <w:pStyle w:val="BodyText"/>
+      </w:pPr>
+      <w:r>
+        <w:t xml:space="preserve">Tier A, a pre-1996 web capture held by another custodian (national libraries, university archives,</w:t>
+      </w:r>
+      <w:r>
+        <w:t xml:space="preserve"> </w:t>
+      </w:r>
+      <w:r>
+        <w:t xml:space="preserve">software mirrors that kept HTTP logs): the evidence rule's own standard, small and institutional in</w:t>
+      </w:r>
+      <w:r>
+        <w:t xml:space="preserve"> </w:t>
+      </w:r>
+      <w:r>
+        <w:t xml:space="preserve">coverage. Tier B, a server naming the exact host at a date: news and mail headers as in section 3,</w:t>
+      </w:r>
+      <w:r>
+        <w:t xml:space="preserve"> </w:t>
+      </w:r>
+      <w:r>
+        <w:t xml:space="preserve">dated FTP mirror listings, UUCP maps; before 1996 the only machine-stamped option, proving a host in</w:t>
+      </w:r>
+      <w:r>
+        <w:t xml:space="preserve"> </w:t>
+      </w:r>
+      <w:r>
+        <w:t xml:space="preserve">service, not a website. Tier C, dated human-written mentions: candidates only.</w:t>
+      </w:r>
+    </w:p>
+    <w:p>
+      <w:pPr>
+        <w:pStyle w:val="BodyText"/>
+      </w:pPr>
+      <w:r>
+        <w:t xml:space="preserve">What we can add is the tier-B corpus and its cost: about 110 GB of Usenet reaching before 1996 is</w:t>
+      </w:r>
+      <w:r>
+        <w:t xml:space="preserve"> </w:t>
+      </w:r>
+      <w:r>
+        <w:t xml:space="preserve">already on disk with per-post</w:t>
+      </w:r>
+      <w:r>
+        <w:t xml:space="preserve"> </w:t>
+      </w:r>
+      <w:r>
+        <w:rPr>
+          <w:rStyle w:val="VerbatimChar"/>
+        </w:rPr>
+        <w:t xml:space="preserve">Date</w:t>
+      </w:r>
+      <w:r>
+        <w:t xml:space="preserve"> </w:t>
+      </w:r>
+      <w:r>
+        <w:t xml:space="preserve">and server headers, and the shipped extractor reads 2.6</w:t>
+      </w:r>
+      <w:r>
+        <w:t xml:space="preserve"> </w:t>
+      </w:r>
+      <w:r>
+        <w:t xml:space="preserve">million host-carrying posts an hour. Limits: the server's clock dates it, the hosts are servers and</w:t>
+      </w:r>
+      <w:r>
+        <w:t xml:space="preserve"> </w:t>
+      </w:r>
+      <w:r>
+        <w:t xml:space="preserve">relays, coverage skews to institutions that ran news. Retention: a pre-1996 collection held apart</w:t>
+      </w:r>
+      <w:r>
+        <w:t xml:space="preserve"> </w:t>
+      </w:r>
+      <w:r>
+        <w:t xml:space="preserve">from 1996-2001, with source, message-id, header field and stamp per host, and an overlap report</w:t>
+      </w:r>
+      <w:r>
+        <w:t xml:space="preserve"> </w:t>
+      </w:r>
+      <w:r>
+        <w:t xml:space="preserve">against the benchmark.</w:t>
+      </w:r>
+    </w:p>
+    <w:p>
+      <w:pPr>
+        <w:pStyle w:val="BodyText"/>
+      </w:pPr>
+      <w:r>
+        <w:rPr>
+          <w:b/>
+          <w:bCs/>
+        </w:rPr>
+        <w:t xml:space="preserve">Q2. Determining the year a website existed more accurately.</w:t>
+      </w:r>
+    </w:p>
+    <w:p>
+      <w:pPr>
+        <w:pStyle w:val="BodyText"/>
+      </w:pPr>
+      <w:r>
+        <w:t xml:space="preserve">Three evidence levels with measured error rates, the level travelling with the record. Direct: an</w:t>
+      </w:r>
+      <w:r>
+        <w:t xml:space="preserve"> </w:t>
+      </w:r>
+      <w:r>
+        <w:t xml:space="preserve">exact-host capture in the target year from an archive index or a custodian's per-host</w:t>
+      </w:r>
+      <w:r>
+        <w:t xml:space="preserve"> </w:t>
+      </w:r>
+      <w:r>
+        <w:t xml:space="preserve">extract, the only route into an annual file. Second engine: the Wayback availability endpoint,</w:t>
+      </w:r>
+      <w:r>
+        <w:t xml:space="preserve"> </w:t>
+      </w:r>
+      <w:r>
+        <w:t xml:space="preserve">graded against CDX ground truth on disk, 187 of 204 year-pairs recovered (91.7%, 94.3% at 2001)</w:t>
+      </w:r>
+      <w:r>
+        <w:t xml:space="preserve"> </w:t>
+      </w:r>
+      <w:r>
+        <w:t xml:space="preserve">and 40 of 40 CDX-negative domains empty; it returns HTTP 200 captures only and drops</w:t>
+      </w:r>
+      <w:r>
+        <w:t xml:space="preserve"> </w:t>
+      </w:r>
+      <w:r>
+        <w:rPr>
+          <w:rStyle w:val="VerbatimChar"/>
+        </w:rPr>
+        <w:t xml:space="preserve">www.</w:t>
+      </w:r>
+      <w:r>
+        <w:t xml:space="preserve">, so</w:t>
+      </w:r>
+      <w:r>
+        <w:t xml:space="preserve"> </w:t>
+      </w:r>
+      <w:r>
+        <w:t xml:space="preserve">every miss under-claims. Discovery-only: DNS surveys and server-written headers at the rates of</w:t>
+      </w:r>
+      <w:r>
+        <w:t xml:space="preserve"> </w:t>
+      </w:r>
+      <w:r>
+        <w:t xml:space="preserve">section 3, which rank a verification queue before a request is spent.</w:t>
+      </w:r>
+    </w:p>
+    <w:p>
+      <w:pPr>
+        <w:pStyle w:val="BodyText"/>
+      </w:pPr>
+      <w:r>
+        <w:t xml:space="preserve">Reconciliation: at export every candidate is diffed against your</w:t>
+      </w:r>
+      <w:r>
+        <w:t xml:space="preserve"> </w:t>
+      </w:r>
+      <w:r>
+        <w:rPr>
+          <w:rStyle w:val="VerbatimChar"/>
+        </w:rPr>
+        <w:t xml:space="preserve">candidate_pool.txt</w:t>
+      </w:r>
+      <w:r>
+        <w:t xml:space="preserve"> </w:t>
+      </w:r>
+      <w:r>
+        <w:t xml:space="preserve">and six</w:t>
+      </w:r>
+      <w:r>
+        <w:t xml:space="preserve"> </w:t>
+      </w:r>
+      <w:r>
+        <w:t xml:space="preserve">annual files, and a name accepted annually leaves the pool. We propose one field per record,</w:t>
+      </w:r>
+      <w:r>
+        <w:t xml:space="preserve"> </w:t>
+      </w:r>
+      <w:r>
+        <w:rPr>
+          <w:rStyle w:val="VerbatimChar"/>
+        </w:rPr>
+        <w:t xml:space="preserve">evidence_level</w:t>
+      </w:r>
+      <w:r>
+        <w:t xml:space="preserve"> </w:t>
+      </w:r>
+      <w:r>
+        <w:t xml:space="preserve">(direct, discovery, unresolved), so the reconciliation is machine-checkable on your</w:t>
+      </w:r>
+      <w:r>
+        <w:t xml:space="preserve"> </w:t>
+      </w:r>
+      <w:r>
+        <w:t xml:space="preserve">side; our manifests carry</w:t>
+      </w:r>
+      <w:r>
+        <w:t xml:space="preserve"> </w:t>
+      </w:r>
+      <w:r>
+        <w:rPr>
+          <w:rStyle w:val="VerbatimChar"/>
+        </w:rPr>
+        <w:t xml:space="preserve">evidence_type</w:t>
+      </w:r>
+      <w:r>
+        <w:t xml:space="preserve"> </w:t>
+      </w:r>
+      <w:r>
+        <w:t xml:space="preserve">and</w:t>
+      </w:r>
+      <w:r>
+        <w:t xml:space="preserve"> </w:t>
+      </w:r>
+      <w:r>
+        <w:rPr>
+          <w:rStyle w:val="VerbatimChar"/>
+        </w:rPr>
+        <w:t xml:space="preserve">acquisition_method</w:t>
+      </w:r>
+      <w:r>
+        <w:t xml:space="preserve">, from which it is a lookup.</w:t>
+      </w:r>
+      <w:r>
+        <w:t xml:space="preserve"> </w:t>
+      </w:r>
+      <w:r>
+        <w:t xml:space="preserve">Promotion only beside an exact-host, target-year capture; nothing is inferred between a bare name</w:t>
+      </w:r>
+      <w:r>
+        <w:t xml:space="preserve"> </w:t>
+      </w:r>
+      <w:r>
+        <w:t xml:space="preserve">and its</w:t>
+      </w:r>
+      <w:r>
+        <w:t xml:space="preserve"> </w:t>
+      </w:r>
+      <w:r>
+        <w:rPr>
+          <w:rStyle w:val="VerbatimChar"/>
+        </w:rPr>
+        <w:t xml:space="preserve">www.</w:t>
+      </w:r>
+      <w:r>
+        <w:t xml:space="preserve"> </w:t>
+      </w:r>
+      <w:r>
+        <w:t xml:space="preserve">form or between adjacent years.</w:t>
+      </w:r>
+    </w:p>
+    <w:p>
+      <w:pPr>
+        <w:pStyle w:val="BodyText"/>
+      </w:pPr>
+      <w:r>
+        <w:t xml:space="preserve">Where the second engine pays: of 6,568,275 domains held in year N and missing N+1, one query pinned</w:t>
+      </w:r>
+      <w:r>
+        <w:t xml:space="preserve"> </w:t>
+      </w:r>
+      <w:r>
+        <w:t xml:space="preserve">at mid-2001 recovers 55.0% +/- 6.3%; on the 2.41 million undated pool it is closed at 114 EE an</w:t>
+      </w:r>
+      <w:r>
+        <w:t xml:space="preserve"> </w:t>
+      </w:r>
+      <w:r>
+        <w:t xml:space="preserve">hour. Both instruments err toward omission.</w:t>
+      </w:r>
+    </w:p>
+    <w:bookmarkEnd w:id="12"/>
+    <w:bookmarkStart w:id="13" w:name="merge-overlap-and-reconciliation-d3"/>
+    <w:p>
+      <w:pPr>
+        <w:pStyle w:val="Heading2"/>
+      </w:pPr>
+      <w:r>
+        <w:t xml:space="preserve">5. Merge, overlap and reconciliation (D3)</w:t>
       </w:r>
     </w:p>
     <w:tbl>
@@ -1764,31 +1928,31 @@
               <w:rPr>
                 <w:rStyle w:val="VerbatimChar"/>
               </w:rPr>
-              <w:t xml:space="preserve">merged260908</w:t>
-            </w:r>
-          </w:p>
-        </w:tc>
-        <w:tc>
-          <w:tcPr/>
-          <w:p>
-            <w:pPr>
-              <w:pStyle w:val="Compact"/>
-              <w:jc w:val="right"/>
-            </w:pPr>
-            <w:r>
-              <w:t xml:space="preserve">65,313,842</w:t>
-            </w:r>
-          </w:p>
-        </w:tc>
-        <w:tc>
-          <w:tcPr/>
-          <w:p>
-            <w:pPr>
-              <w:pStyle w:val="Compact"/>
-              <w:jc w:val="right"/>
-            </w:pPr>
-            <w:r>
-              <w:t xml:space="preserve">34,887,095.7393</w:t>
+              <w:t xml:space="preserve">merged260917-2</w:t>
+            </w:r>
+          </w:p>
+        </w:tc>
+        <w:tc>
+          <w:tcPr/>
+          <w:p>
+            <w:pPr>
+              <w:pStyle w:val="Compact"/>
+              <w:jc w:val="right"/>
+            </w:pPr>
+            <w:r>
+              <w:t xml:space="preserve">103,223,503</w:t>
+            </w:r>
+          </w:p>
+        </w:tc>
+        <w:tc>
+          <w:tcPr/>
+          <w:p>
+            <w:pPr>
+              <w:pStyle w:val="Compact"/>
+              <w:jc w:val="right"/>
+            </w:pPr>
+            <w:r>
+              <w:t xml:space="preserve">56,074,593.5291</w:t>
             </w:r>
           </w:p>
         </w:tc>
@@ -1821,7 +1985,7 @@
                 <w:b/>
                 <w:bCs/>
               </w:rPr>
-              <w:t xml:space="preserve">3,399,258</w:t>
+              <w:t xml:space="preserve">591,027</w:t>
             </w:r>
           </w:p>
         </w:tc>
@@ -1837,7 +2001,7 @@
                 <w:b/>
                 <w:bCs/>
               </w:rPr>
-              <w:t xml:space="preserve">1,874,979.2367</w:t>
+              <w:t xml:space="preserve">329,140.5166</w:t>
             </w:r>
           </w:p>
         </w:tc>
@@ -1862,19 +2026,19 @@
               <w:jc w:val="right"/>
             </w:pPr>
             <w:r>
-              <w:t xml:space="preserve">68,713,100</w:t>
-            </w:r>
-          </w:p>
-        </w:tc>
-        <w:tc>
-          <w:tcPr/>
-          <w:p>
-            <w:pPr>
-              <w:pStyle w:val="Compact"/>
-              <w:jc w:val="right"/>
-            </w:pPr>
-            <w:r>
-              <w:t xml:space="preserve">36,762,074.9760</w:t>
+              <w:t xml:space="preserve">103,814,530</w:t>
+            </w:r>
+          </w:p>
+        </w:tc>
+        <w:tc>
+          <w:tcPr/>
+          <w:p>
+            <w:pPr>
+              <w:pStyle w:val="Compact"/>
+              <w:jc w:val="right"/>
+            </w:pPr>
+            <w:r>
+              <w:t xml:space="preserve">56,403,734.0457</w:t>
             </w:r>
           </w:p>
         </w:tc>
@@ -1889,7 +2053,7 @@
           <w:b/>
           <w:bCs/>
         </w:rPr>
-        <w:t xml:space="preserve">Not one of the 3,399,258 records submitted is already in the baseline</w:t>
+        <w:t xml:space="preserve">Not one of the 591,027 records submitted is already in the baseline</w:t>
       </w:r>
       <w:r>
         <w:t xml:space="preserve">, so every one of them counts exactly once: the export diffs each shipped list against your own annual files before it writes them.</w:t>
@@ -1950,14 +2114,14 @@
         <w:t xml:space="preserve">, in your column names.</w:t>
       </w:r>
     </w:p>
-    <w:bookmarkEnd w:id="11"/>
-    <w:bookmarkStart w:id="12" w:name="X25b3b145b5009638000b79a822d74121fbf0601"/>
+    <w:bookmarkEnd w:id="13"/>
+    <w:bookmarkStart w:id="14" w:name="reproduction-deliverables-limits"/>
     <w:p>
       <w:pPr>
         <w:pStyle w:val="Heading2"/>
       </w:pPr>
       <w:r>
-        <w:t xml:space="preserve">4. Reproduction, and where the rest is documented</w:t>
+        <w:t xml:space="preserve">6. Reproduction, deliverables, limits</w:t>
       </w:r>
     </w:p>
     <w:p>
@@ -1995,7 +2159,7 @@
         <w:t xml:space="preserve"> </w:t>
       </w:r>
       <w:r>
-        <w:t xml:space="preserve">alone reproduces every per-year count, passes the eighteen invariants and returns all 32 shipped files byte-identical to the ones here. Tier 3, the full replay, was not run: about 50 GB, with eight journal sets held out of the archive on size.</w:t>
+        <w:t xml:space="preserve">alone reproduces every per-year count, passes the eighteen invariants and returns every shipped file this project claims byte-identical to the one here. The six</w:t>
       </w:r>
       <w:r>
         <w:t xml:space="preserve"> </w:t>
@@ -2004,6 +2168,21 @@
         <w:rPr>
           <w:rStyle w:val="VerbatimChar"/>
         </w:rPr>
+        <w:t xml:space="preserve">masters/</w:t>
+      </w:r>
+      <w:r>
+        <w:t xml:space="preserve"> </w:t>
+      </w:r>
+      <w:r>
+        <w:t xml:space="preserve">files are the exception by design, since this round: they are your own release plus our additions, and your own rows are no longer shipped back to you inside the provenance table. Tier 3, the full replay, was not run: about 50 GB, with eight journal sets held out of the archive on size.</w:t>
+      </w:r>
+      <w:r>
+        <w:t xml:space="preserve"> </w:t>
+      </w:r>
+      <w:r>
+        <w:rPr>
+          <w:rStyle w:val="VerbatimChar"/>
+        </w:rPr>
         <w:t xml:space="preserve">README.md</w:t>
       </w:r>
       <w:r>
@@ -2012,430 +2191,207 @@
       <w:r>
         <w:t xml:space="preserve">gives the route and the file map.</w:t>
       </w:r>
+      <w:r>
+        <w:t xml:space="preserve"> </w:t>
+      </w:r>
+      <w:r>
+        <w:rPr>
+          <w:b/>
+          <w:bCs/>
+        </w:rPr>
+        <w:t xml:space="preserve">D1</w:t>
+      </w:r>
+      <w:r>
+        <w:t xml:space="preserve"> </w:t>
+      </w:r>
+      <w:r>
+        <w:rPr>
+          <w:rStyle w:val="VerbatimChar"/>
+        </w:rPr>
+        <w:t xml:space="preserve">source/source.tar.gz</w:t>
+      </w:r>
+      <w:r>
+        <w:t xml:space="preserve"> </w:t>
+      </w:r>
+      <w:r>
+        <w:t xml:space="preserve">at</w:t>
+      </w:r>
+      <w:r>
+        <w:t xml:space="preserve"> </w:t>
+      </w:r>
+      <w:r>
+        <w:rPr>
+          <w:rStyle w:val="VerbatimChar"/>
+        </w:rPr>
+        <w:t xml:space="preserve">source/COMMIT.txt</w:t>
+      </w:r>
+      <w:r>
+        <w:t xml:space="preserve">, the autonomous loop as</w:t>
+      </w:r>
+      <w:r>
+        <w:t xml:space="preserve"> </w:t>
+      </w:r>
+      <w:r>
+        <w:rPr>
+          <w:rStyle w:val="VerbatimChar"/>
+        </w:rPr>
+        <w:t xml:space="preserve">source/fleet.tar.gz</w:t>
+      </w:r>
+      <w:r>
+        <w:t xml:space="preserve">;</w:t>
+      </w:r>
+      <w:r>
+        <w:t xml:space="preserve"> </w:t>
+      </w:r>
+      <w:r>
+        <w:rPr>
+          <w:b/>
+          <w:bCs/>
+        </w:rPr>
+        <w:t xml:space="preserve">D2</w:t>
+      </w:r>
+      <w:r>
+        <w:t xml:space="preserve"> </w:t>
+      </w:r>
+      <w:r>
+        <w:rPr>
+          <w:rStyle w:val="VerbatimChar"/>
+        </w:rPr>
+        <w:t xml:space="preserve">experience-summary.md</w:t>
+      </w:r>
+      <w:r>
+        <w:t xml:space="preserve"> </w:t>
+      </w:r>
+      <w:r>
+        <w:t xml:space="preserve">and</w:t>
+      </w:r>
+      <w:r>
+        <w:t xml:space="preserve"> </w:t>
+      </w:r>
+      <w:r>
+        <w:rPr>
+          <w:rStyle w:val="VerbatimChar"/>
+        </w:rPr>
+        <w:t xml:space="preserve">findings.md</w:t>
+      </w:r>
+      <w:r>
+        <w:t xml:space="preserve">;</w:t>
+      </w:r>
+      <w:r>
+        <w:t xml:space="preserve"> </w:t>
+      </w:r>
+      <w:r>
+        <w:rPr>
+          <w:b/>
+          <w:bCs/>
+        </w:rPr>
+        <w:t xml:space="preserve">D3</w:t>
+      </w:r>
+      <w:r>
+        <w:t xml:space="preserve"> </w:t>
+      </w:r>
+      <w:r>
+        <w:t xml:space="preserve">section 5 and</w:t>
+      </w:r>
+      <w:r>
+        <w:t xml:space="preserve"> </w:t>
+      </w:r>
+      <w:r>
+        <w:rPr>
+          <w:rStyle w:val="VerbatimChar"/>
+        </w:rPr>
+        <w:t xml:space="preserve">audit/</w:t>
+      </w:r>
+      <w:r>
+        <w:t xml:space="preserve">;</w:t>
+      </w:r>
+      <w:r>
+        <w:t xml:space="preserve"> </w:t>
+      </w:r>
+      <w:r>
+        <w:rPr>
+          <w:b/>
+          <w:bCs/>
+        </w:rPr>
+        <w:t xml:space="preserve">D4</w:t>
+      </w:r>
+      <w:r>
+        <w:t xml:space="preserve"> </w:t>
+      </w:r>
+      <w:r>
+        <w:rPr>
+          <w:rStyle w:val="VerbatimChar"/>
+        </w:rPr>
+        <w:t xml:space="preserve">equivalent_english_domain_calculator/</w:t>
+      </w:r>
+      <w:r>
+        <w:t xml:space="preserve">,</w:t>
+      </w:r>
+      <w:r>
+        <w:t xml:space="preserve"> </w:t>
+      </w:r>
+      <w:r>
+        <w:t xml:space="preserve">your program vendored unmodified.</w:t>
+      </w:r>
     </w:p>
-    <w:tbl>
-      <w:tblPr>
-        <w:tblStyle w:val="Table"/>
-        <w:tblW w:type="pct" w:w="5000"/>
-        <w:tblLayout w:type="fixed"/>
-        <w:tblLook w:firstRow="1" w:lastRow="0" w:firstColumn="0" w:lastColumn="0" w:noHBand="0" w:noVBand="0" w:val="0020"/>
-      </w:tblPr>
-      <w:tblGrid>
-        <w:gridCol w:w="3960"/>
-        <w:gridCol w:w="3960"/>
-      </w:tblGrid>
-      <w:tr>
-        <w:trPr>
-          <w:tblHeader w:val="on"/>
-        </w:trPr>
-        <w:tc>
-          <w:tcPr/>
-          <w:p>
-            <w:pPr>
-              <w:pStyle w:val="Compact"/>
-            </w:pPr>
-            <w:r>
-              <w:t xml:space="preserve">what you asked to see documented</w:t>
-            </w:r>
-          </w:p>
-        </w:tc>
-        <w:tc>
-          <w:tcPr/>
-          <w:p>
-            <w:pPr>
-              <w:pStyle w:val="Compact"/>
-            </w:pPr>
-            <w:r>
-              <w:t xml:space="preserve">where it is</w:t>
-            </w:r>
-          </w:p>
-        </w:tc>
-      </w:tr>
-      <w:tr>
-        <w:tc>
-          <w:tcPr/>
-          <w:p>
-            <w:pPr>
-              <w:pStyle w:val="Compact"/>
-            </w:pPr>
-            <w:r>
-              <w:t xml:space="preserve">counting unit, normalisation, registrable extraction, the metric</w:t>
-            </w:r>
-          </w:p>
-        </w:tc>
-        <w:tc>
-          <w:tcPr/>
-          <w:p>
-            <w:pPr>
-              <w:pStyle w:val="Compact"/>
-            </w:pPr>
-            <w:r>
-              <w:rPr>
-                <w:rStyle w:val="VerbatimChar"/>
-              </w:rPr>
-              <w:t xml:space="preserve">metric-explained.md</w:t>
-            </w:r>
-            <w:r>
-              <w:t xml:space="preserve">;</w:t>
-            </w:r>
-            <w:r>
-              <w:t xml:space="preserve"> </w:t>
-            </w:r>
-            <w:r>
-              <w:rPr>
-                <w:rStyle w:val="VerbatimChar"/>
-              </w:rPr>
-              <w:t xml:space="preserve">equivalent_english_domain_calculator/</w:t>
-            </w:r>
-            <w:r>
-              <w:t xml:space="preserve">, your program vendored unmodified (</w:t>
-            </w:r>
-            <w:r>
-              <w:rPr>
-                <w:b/>
-                <w:bCs/>
-              </w:rPr>
-              <w:t xml:space="preserve">D4</w:t>
-            </w:r>
-            <w:r>
-              <w:t xml:space="preserve">)</w:t>
-            </w:r>
-          </w:p>
-        </w:tc>
-      </w:tr>
-      <w:tr>
-        <w:tc>
-          <w:tcPr/>
-          <w:p>
-            <w:pPr>
-              <w:pStyle w:val="Compact"/>
-            </w:pPr>
-            <w:r>
-              <w:t xml:space="preserve">validity and salvage rules, dedup process, dropped-domain statistics</w:t>
-            </w:r>
-          </w:p>
-        </w:tc>
-        <w:tc>
-          <w:tcPr/>
-          <w:p>
-            <w:pPr>
-              <w:pStyle w:val="Compact"/>
-            </w:pPr>
-            <w:r>
-              <w:rPr>
-                <w:rStyle w:val="VerbatimChar"/>
-              </w:rPr>
-              <w:t xml:space="preserve">README.md</w:t>
-            </w:r>
-            <w:r>
-              <w:t xml:space="preserve">,</w:t>
-            </w:r>
-            <w:r>
-              <w:t xml:space="preserve"> </w:t>
-            </w:r>
-            <w:r>
-              <w:rPr>
-                <w:rStyle w:val="VerbatimChar"/>
-              </w:rPr>
-              <w:t xml:space="preserve">dropped_domains.txt</w:t>
-            </w:r>
-            <w:r>
-              <w:t xml:space="preserve">,</w:t>
-            </w:r>
-            <w:r>
-              <w:t xml:space="preserve"> </w:t>
-            </w:r>
-            <w:r>
-              <w:rPr>
-                <w:rStyle w:val="VerbatimChar"/>
-              </w:rPr>
-              <w:t xml:space="preserve">audit/</w:t>
-            </w:r>
-            <w:r>
-              <w:t xml:space="preserve"> </w:t>
-            </w:r>
-            <w:r>
-              <w:t xml:space="preserve">(</w:t>
-            </w:r>
-            <w:r>
-              <w:rPr>
-                <w:b/>
-                <w:bCs/>
-              </w:rPr>
-              <w:t xml:space="preserve">D3</w:t>
-            </w:r>
-            <w:r>
-              <w:t xml:space="preserve">)</w:t>
-            </w:r>
-          </w:p>
-        </w:tc>
-      </w:tr>
-      <w:tr>
-        <w:tc>
-          <w:tcPr/>
-          <w:p>
-            <w:pPr>
-              <w:pStyle w:val="Compact"/>
-            </w:pPr>
-            <w:r>
-              <w:t xml:space="preserve">source contributions, annual and candidate counted separately</w:t>
-            </w:r>
-          </w:p>
-        </w:tc>
-        <w:tc>
-          <w:tcPr/>
-          <w:p>
-            <w:pPr>
-              <w:pStyle w:val="Compact"/>
-            </w:pPr>
-            <w:r>
-              <w:t xml:space="preserve">section 1 and 2,</w:t>
-            </w:r>
-            <w:r>
-              <w:t xml:space="preserve"> </w:t>
-            </w:r>
-            <w:r>
-              <w:rPr>
-                <w:rStyle w:val="VerbatimChar"/>
-              </w:rPr>
-              <w:t xml:space="preserve">audit/source_contribution.csv</w:t>
-            </w:r>
-            <w:r>
-              <w:t xml:space="preserve">,</w:t>
-            </w:r>
-            <w:r>
-              <w:t xml:space="preserve"> </w:t>
-            </w:r>
-            <w:r>
-              <w:rPr>
-                <w:rStyle w:val="VerbatimChar"/>
-              </w:rPr>
-              <w:t xml:space="preserve">sources.md</w:t>
-            </w:r>
-          </w:p>
-        </w:tc>
-      </w:tr>
-      <w:tr>
-        <w:tc>
-          <w:tcPr/>
-          <w:p>
-            <w:pPr>
-              <w:pStyle w:val="Compact"/>
-            </w:pPr>
-            <w:r>
-              <w:t xml:space="preserve">CDX tools, retrieval strategy, errors and how they were handled</w:t>
-            </w:r>
-          </w:p>
-        </w:tc>
-        <w:tc>
-          <w:tcPr/>
-          <w:p>
-            <w:pPr>
-              <w:pStyle w:val="Compact"/>
-            </w:pPr>
-            <w:r>
-              <w:rPr>
-                <w:rStyle w:val="VerbatimChar"/>
-              </w:rPr>
-              <w:t xml:space="preserve">experience-summary.md</w:t>
-            </w:r>
-            <w:r>
-              <w:t xml:space="preserve"> </w:t>
-            </w:r>
-            <w:r>
-              <w:t xml:space="preserve">(</w:t>
-            </w:r>
-            <w:r>
-              <w:rPr>
-                <w:b/>
-                <w:bCs/>
-              </w:rPr>
-              <w:t xml:space="preserve">D2</w:t>
-            </w:r>
-            <w:r>
-              <w:t xml:space="preserve">)</w:t>
-            </w:r>
-          </w:p>
-        </w:tc>
-      </w:tr>
-      <w:tr>
-        <w:tc>
-          <w:tcPr/>
-          <w:p>
-            <w:pPr>
-              <w:pStyle w:val="Compact"/>
-            </w:pPr>
-            <w:r>
-              <w:t xml:space="preserve">newly identified methods, yields, limitations, what is worth expanding</w:t>
-            </w:r>
-          </w:p>
-        </w:tc>
-        <w:tc>
-          <w:tcPr/>
-          <w:p>
-            <w:pPr>
-              <w:pStyle w:val="Compact"/>
-            </w:pPr>
-            <w:r>
-              <w:rPr>
-                <w:rStyle w:val="VerbatimChar"/>
-              </w:rPr>
-              <w:t xml:space="preserve">findings.md</w:t>
-            </w:r>
-            <w:r>
-              <w:t xml:space="preserve"> </w:t>
-            </w:r>
-            <w:r>
-              <w:t xml:space="preserve">and</w:t>
-            </w:r>
-            <w:r>
-              <w:t xml:space="preserve"> </w:t>
-            </w:r>
-            <w:r>
-              <w:rPr>
-                <w:rStyle w:val="VerbatimChar"/>
-              </w:rPr>
-              <w:t xml:space="preserve">experience-summary.md</w:t>
-            </w:r>
-            <w:r>
-              <w:t xml:space="preserve"> </w:t>
-            </w:r>
-            <w:r>
-              <w:t xml:space="preserve">(</w:t>
-            </w:r>
-            <w:r>
-              <w:rPr>
-                <w:b/>
-                <w:bCs/>
-              </w:rPr>
-              <w:t xml:space="preserve">D2</w:t>
-            </w:r>
-            <w:r>
-              <w:t xml:space="preserve">)</w:t>
-            </w:r>
-          </w:p>
-        </w:tc>
-      </w:tr>
-      <w:tr>
-        <w:tc>
-          <w:tcPr/>
-          <w:p>
-            <w:pPr>
-              <w:pStyle w:val="Compact"/>
-            </w:pPr>
-            <w:r>
-              <w:t xml:space="preserve">code and instructions to reproduce the workflow</w:t>
-            </w:r>
-          </w:p>
-        </w:tc>
-        <w:tc>
-          <w:tcPr/>
-          <w:p>
-            <w:pPr>
-              <w:pStyle w:val="Compact"/>
-            </w:pPr>
-            <w:r>
-              <w:rPr>
-                <w:rStyle w:val="VerbatimChar"/>
-              </w:rPr>
-              <w:t xml:space="preserve">source/source.tar.gz</w:t>
-            </w:r>
-            <w:r>
-              <w:t xml:space="preserve"> </w:t>
-            </w:r>
-            <w:r>
-              <w:t xml:space="preserve">at</w:t>
-            </w:r>
-            <w:r>
-              <w:t xml:space="preserve"> </w:t>
-            </w:r>
-            <w:r>
-              <w:rPr>
-                <w:rStyle w:val="VerbatimChar"/>
-              </w:rPr>
-              <w:t xml:space="preserve">source/COMMIT.txt</w:t>
-            </w:r>
-            <w:r>
-              <w:t xml:space="preserve">, the autonomous harness as</w:t>
-            </w:r>
-            <w:r>
-              <w:t xml:space="preserve"> </w:t>
-            </w:r>
-            <w:r>
-              <w:rPr>
-                <w:rStyle w:val="VerbatimChar"/>
-              </w:rPr>
-              <w:t xml:space="preserve">source/fleet.tar.gz</w:t>
-            </w:r>
-            <w:r>
-              <w:t xml:space="preserve"> </w:t>
-            </w:r>
-            <w:r>
-              <w:t xml:space="preserve">(</w:t>
-            </w:r>
-            <w:r>
-              <w:rPr>
-                <w:b/>
-                <w:bCs/>
-              </w:rPr>
-              <w:t xml:space="preserve">D1</w:t>
-            </w:r>
-            <w:r>
-              <w:t xml:space="preserve">)</w:t>
-            </w:r>
-          </w:p>
-        </w:tc>
-      </w:tr>
-    </w:tbl>
     <w:p>
       <w:pPr>
         <w:pStyle w:val="BodyText"/>
       </w:pPr>
       <w:r>
-        <w:t xml:space="preserve">Promising work I am taking up next, in this order: the server-header class at the archives it has not been run</w:t>
-      </w:r>
-      <w:r>
-        <w:t xml:space="preserve"> </w:t>
-      </w:r>
-      <w:r>
-        <w:t xml:space="preserve">against, which needs no new bandwidth; the ISP Usenet hierarchies, where the customer host appears</w:t>
-      </w:r>
-      <w:r>
-        <w:t xml:space="preserve"> </w:t>
-      </w:r>
-      <w:r>
-        <w:t xml:space="preserve">rather than the news server; sibling national ccTLD extractions of the shape the Poland index has;</w:t>
-      </w:r>
-      <w:r>
-        <w:t xml:space="preserve"> </w:t>
-      </w:r>
-      <w:r>
-        <w:t xml:space="preserve">and promoting ISC candidates as exact-host evidence arrives, the one route that turns</w:t>
-      </w:r>
-      <w:r>
-        <w:t xml:space="preserve"> </w:t>
-      </w:r>
-      <w:r>
-        <w:t xml:space="preserve">6,691,826.9522 candidate EE into annual records.</w:t>
-      </w:r>
-      <w:r>
-        <w:t xml:space="preserve"> </w:t>
+        <w:t xml:space="preserve">Two gaps against the evidence rule: the seven-column exclusion ledger exists for the header</w:t>
+      </w:r>
+      <w:r>
+        <w:t xml:space="preserve"> </w:t>
+      </w:r>
+      <w:r>
+        <w:t xml:space="preserve">collection's run only (</w:t>
       </w:r>
       <w:r>
         <w:rPr>
           <w:rStyle w:val="VerbatimChar"/>
         </w:rPr>
+        <w:t xml:space="preserve">candidates_unparsed.txt</w:t>
+      </w:r>
+      <w:r>
+        <w:t xml:space="preserve"> </w:t>
+      </w:r>
+      <w:r>
+        <w:t xml:space="preserve">carries a reason per line for the rest), and the</w:t>
+      </w:r>
+      <w:r>
+        <w:t xml:space="preserve"> </w:t>
+      </w:r>
+      <w:r>
+        <w:t xml:space="preserve">TLD gate is the public suffix list plus nine retired ccTLDs, not a documented IANA list. Worth</w:t>
+      </w:r>
+      <w:r>
+        <w:t xml:space="preserve"> </w:t>
+      </w:r>
+      <w:r>
+        <w:t xml:space="preserve">expanding next, priced in</w:t>
+      </w:r>
+      <w:r>
+        <w:t xml:space="preserve"> </w:t>
+      </w:r>
+      <w:r>
+        <w:rPr>
+          <w:rStyle w:val="VerbatimChar"/>
+        </w:rPr>
         <w:t xml:space="preserve">experience-summary.md</w:t>
       </w:r>
       <w:r>
-        <w:t xml:space="preserve"> </w:t>
-      </w:r>
-      <w:r>
-        <w:t xml:space="preserve">prices each.</w:t>
+        <w:t xml:space="preserve">: dated registry datasets for the candidate track,</w:t>
+      </w:r>
+      <w:r>
+        <w:t xml:space="preserve"> </w:t>
+      </w:r>
+      <w:r>
+        <w:t xml:space="preserve">and exact-host captures beside the two candidate collections, the one route that promotes either.</w:t>
       </w:r>
     </w:p>
-    <w:bookmarkEnd w:id="12"/>
-    <w:bookmarkEnd w:id="13"/>
+    <w:bookmarkEnd w:id="14"/>
+    <w:bookmarkEnd w:id="15"/>
     <w:sectPr>
       <w:pgMar w:bottom="1080" w:footer="720" w:gutter="0" w:header="720" w:left="1080" w:right="1080" w:top="1080"/>
       <w:footnotePr>
@@ -2547,8 +2503,114 @@
       </w:pPr>
     </w:lvl>
   </w:abstractNum>
+  <w:abstractNum w:abstractNumId="991">
+    <w:nsid w:val="0000A991"/>
+    <w:multiLevelType w:val="multilevel"/>
+    <w:lvl w:ilvl="0">
+      <w:numFmt w:val="bullet"/>
+      <w:lvlText w:val=""/>
+      <w:lvlJc w:val="left"/>
+      <w:pPr>
+        <w:ind w:left="720" w:hanging="360"/>
+      </w:pPr>
+      <w:rPr>
+        <w:rFonts w:ascii="Symbol" w:hAnsi="Symbol" w:cs="Symbol" w:hint="default"/>
+      </w:rPr>
+    </w:lvl>
+    <w:lvl w:ilvl="1">
+      <w:numFmt w:val="bullet"/>
+      <w:lvlText w:val="o"/>
+      <w:lvlJc w:val="left"/>
+      <w:pPr>
+        <w:ind w:left="1440" w:hanging="360"/>
+      </w:pPr>
+      <w:rPr>
+        <w:rFonts w:ascii="Courier New" w:hAnsi="Courier New" w:cs="Courier New" w:hint="default"/>
+      </w:rPr>
+    </w:lvl>
+    <w:lvl w:ilvl="2">
+      <w:numFmt w:val="bullet"/>
+      <w:lvlText w:val=""/>
+      <w:lvlJc w:val="left"/>
+      <w:pPr>
+        <w:ind w:left="2160" w:hanging="360"/>
+      </w:pPr>
+      <w:rPr>
+        <w:rFonts w:ascii="Wingdings" w:hAnsi="Wingdings" w:cs="Wingdings" w:hint="default"/>
+      </w:rPr>
+    </w:lvl>
+    <w:lvl w:ilvl="3">
+      <w:numFmt w:val="bullet"/>
+      <w:lvlText w:val=""/>
+      <w:lvlJc w:val="left"/>
+      <w:pPr>
+        <w:ind w:left="2880" w:hanging="360"/>
+      </w:pPr>
+      <w:rPr>
+        <w:rFonts w:ascii="Symbol" w:hAnsi="Symbol" w:cs="Symbol" w:hint="default"/>
+      </w:rPr>
+    </w:lvl>
+    <w:lvl w:ilvl="4">
+      <w:numFmt w:val="bullet"/>
+      <w:lvlText w:val="o"/>
+      <w:lvlJc w:val="left"/>
+      <w:pPr>
+        <w:ind w:left="3600" w:hanging="360"/>
+      </w:pPr>
+      <w:rPr>
+        <w:rFonts w:ascii="Courier New" w:hAnsi="Courier New" w:cs="Courier New" w:hint="default"/>
+      </w:rPr>
+    </w:lvl>
+    <w:lvl w:ilvl="5">
+      <w:numFmt w:val="bullet"/>
+      <w:lvlText w:val=""/>
+      <w:lvlJc w:val="left"/>
+      <w:pPr>
+        <w:ind w:left="4320" w:hanging="360"/>
+      </w:pPr>
+      <w:rPr>
+        <w:rFonts w:ascii="Wingdings" w:hAnsi="Wingdings" w:cs="Wingdings" w:hint="default"/>
+      </w:rPr>
+    </w:lvl>
+    <w:lvl w:ilvl="6">
+      <w:numFmt w:val="bullet"/>
+      <w:lvlText w:val=""/>
+      <w:lvlJc w:val="left"/>
+      <w:pPr>
+        <w:ind w:left="5040" w:hanging="360"/>
+      </w:pPr>
+      <w:rPr>
+        <w:rFonts w:ascii="Symbol" w:hAnsi="Symbol" w:cs="Symbol" w:hint="default"/>
+      </w:rPr>
+    </w:lvl>
+    <w:lvl w:ilvl="7">
+      <w:numFmt w:val="bullet"/>
+      <w:lvlText w:val="o"/>
+      <w:lvlJc w:val="left"/>
+      <w:pPr>
+        <w:ind w:left="5760" w:hanging="360"/>
+      </w:pPr>
+      <w:rPr>
+        <w:rFonts w:ascii="Courier New" w:hAnsi="Courier New" w:cs="Courier New" w:hint="default"/>
+      </w:rPr>
+    </w:lvl>
+    <w:lvl w:ilvl="8">
+      <w:numFmt w:val="bullet"/>
+      <w:lvlText w:val=""/>
+      <w:lvlJc w:val="left"/>
+      <w:pPr>
+        <w:ind w:left="6480" w:hanging="360"/>
+      </w:pPr>
+      <w:rPr>
+        <w:rFonts w:ascii="Wingdings" w:hAnsi="Wingdings" w:cs="Wingdings" w:hint="default"/>
+      </w:rPr>
+    </w:lvl>
+  </w:abstractNum>
   <w:num w:numId="1000">
     <w:abstractNumId w:val="990"/>
+  </w:num>
+  <w:num w:numId="1001">
+    <w:abstractNumId w:val="991"/>
   </w:num>
 </w:numbering>
 </file>

--- a/docs/report.docx
+++ b/docs/report.docx
@@ -28,7 +28,7 @@
         <w:t xml:space="preserve">merged260917-2</w:t>
       </w:r>
       <w:r>
-        <w:t xml:space="preserve">; every figure is generated from our evidence store. "The specification" is your</w:t>
+        <w:t xml:space="preserve">. "The specification" is your</w:t>
       </w:r>
       <w:r>
         <w:t xml:space="preserve"> </w:t>
@@ -244,7 +244,7 @@
         <w:t xml:space="preserve"> </w:t>
       </w:r>
       <w:r>
-        <w:t xml:space="preserve">are hostnames beneath them, in</w:t>
+        <w:t xml:space="preserve">are hostnames, in</w:t>
       </w:r>
       <w:r>
         <w:t xml:space="preserve"> </w:t>
@@ -256,25 +256,19 @@
         <w:t xml:space="preserve">hostnames/</w:t>
       </w:r>
       <w:r>
-        <w:t xml:space="preserve">: disjoint in every year, either set mergeable or</w:t>
-      </w:r>
-      <w:r>
-        <w:t xml:space="preserve"> </w:t>
-      </w:r>
-      <w:r>
-        <w:t xml:space="preserve">discardable whole, every record carrying its own exact-host capture in that year. 723</w:t>
-      </w:r>
-      <w:r>
-        <w:t xml:space="preserve"> </w:t>
-      </w:r>
-      <w:r>
-        <w:t xml:space="preserve">registrable domains are absent from your six files in every year; the rest fills years on names</w:t>
-      </w:r>
-      <w:r>
-        <w:t xml:space="preserve"> </w:t>
-      </w:r>
-      <w:r>
-        <w:t xml:space="preserve">you hold.</w:t>
+        <w:t xml:space="preserve">; every record carries its own exact-host capture in that year.</w:t>
+      </w:r>
+      <w:r>
+        <w:t xml:space="preserve"> </w:t>
+      </w:r>
+      <w:r>
+        <w:t xml:space="preserve">723 registrable domains are absent from your six files in every year; the rest fills years</w:t>
+      </w:r>
+      <w:r>
+        <w:t xml:space="preserve"> </w:t>
+      </w:r>
+      <w:r>
+        <w:t xml:space="preserve">on names you hold.</w:t>
       </w:r>
     </w:p>
     <w:tbl>
@@ -785,7 +779,7 @@
         <w:pStyle w:val="BodyText"/>
       </w:pPr>
       <w:r>
-        <w:t xml:space="preserve">Cumulative verified percentage 79.4048%, this round at its own unverified 0.5870% and round 1 on records. Time-weighted score 6.88 + 6.302372 + 5.687792 + 0.944228 = 19.814392, your own scores for rounds 6, 7, 8 and 9. Under the time-weighted score rule of your 3 September update, from the origin your round 8 divisor implies (2026-09-04 less 33 days), this round is t = 50. Domain-Year Score: S = 10 x (0.586969 / 50) = 0.117394. Candidate-Pool Score: S = 10 x (0.138205 / 50) = 0.027641.</w:t>
+        <w:t xml:space="preserve">Cumulative credited percentage 79.4048%: each scored round at the figure you credited, this round at its own unverified 0.5870%. Time-weighted score 6.88 + 6.302372 + 5.687792 + 0.944228 = 19.814392, your own scores for rounds 6, 7, 8 and 9. Under the specification's time-weighted score this round is t = 50, whole days since the 2 August assignment. Domain-Year Score: S = 10 x (0.586969 / 50) = 0.117394. Candidate-Pool Score: S = 10 x (0.138205 / 50) = 0.027641.</w:t>
       </w:r>
     </w:p>
     <w:bookmarkEnd w:id="9"/>
@@ -1031,7 +1025,7 @@
               <w:pStyle w:val="Compact"/>
             </w:pPr>
             <w:r>
-              <w:t xml:space="preserve">the row's own 14-digit capture timestamp</w:t>
+              <w:t xml:space="preserve">the row's own 14-digit capture timestamp, in the archive's Not Your Parents' Web first-capture index</w:t>
             </w:r>
           </w:p>
         </w:tc>
@@ -1214,7 +1208,43 @@
         <w:pStyle w:val="BodyText"/>
       </w:pPr>
       <w:r>
-        <w:t xml:space="preserve">Both large sources are</w:t>
+        <w:rPr>
+          <w:rStyle w:val="VerbatimChar"/>
+        </w:rPr>
+        <w:t xml:space="preserve">ia_cdx_domain_sweep</w:t>
+      </w:r>
+      <w:r>
+        <w:t xml:space="preserve"> </w:t>
+      </w:r>
+      <w:r>
+        <w:t xml:space="preserve">queries the Internet Archive's capture index (CDX) domain by domain for</w:t>
+      </w:r>
+      <w:r>
+        <w:t xml:space="preserve"> </w:t>
+      </w:r>
+      <w:r>
+        <w:t xml:space="preserve">names in your files and keeps every captured hostname beneath them, each with the archive's own</w:t>
+      </w:r>
+      <w:r>
+        <w:t xml:space="preserve"> </w:t>
+      </w:r>
+      <w:r>
+        <w:t xml:space="preserve">14-digit timestamp, the evidence rule's reference pattern.</w:t>
+      </w:r>
+      <w:r>
+        <w:t xml:space="preserve"> </w:t>
+      </w:r>
+      <w:r>
+        <w:rPr>
+          <w:rStyle w:val="VerbatimChar"/>
+        </w:rPr>
+        <w:t xml:space="preserve">bulk_cdx_file</w:t>
+      </w:r>
+      <w:r>
+        <w:t xml:space="preserve"> </w:t>
+      </w:r>
+      <w:r>
+        <w:t xml:space="preserve">is two such indexes</w:t>
       </w:r>
       <w:r>
         <w:t xml:space="preserve"> </w:t>
@@ -1224,22 +1254,10 @@
           <w:b/>
           <w:bCs/>
         </w:rPr>
-        <w:t xml:space="preserve">Internet Archive capture indexes (CDX) read whole at hostname grain</w:t>
-      </w:r>
-      <w:r>
-        <w:t xml:space="preserve">:</w:t>
-      </w:r>
-      <w:r>
-        <w:t xml:space="preserve"> </w:t>
-      </w:r>
-      <w:r>
-        <w:t xml:space="preserve">every captured URL with the archive's own 14-digit timestamp, the evidence rule's reference</w:t>
-      </w:r>
-      <w:r>
-        <w:t xml:space="preserve"> </w:t>
-      </w:r>
-      <w:r>
-        <w:t xml:space="preserve">pattern. We keep the exact hostname and stamp of every HTTP 200 row dated 1996-2001.</w:t>
+        <w:t xml:space="preserve">read whole at hostname grain</w:t>
+      </w:r>
+      <w:r>
+        <w:t xml:space="preserve">, keeping every HTTP 200 row dated 1996-2001:</w:t>
       </w:r>
     </w:p>
     <w:p>
@@ -1264,13 +1282,19 @@
         <w:t xml:space="preserve"> </w:t>
       </w:r>
       <w:r>
-        <w:t xml:space="preserve">its 282 items: the 25 with 1996-2001 stamps, read whole (4.1 GB), paid 135,005 records and</w:t>
-      </w:r>
-      <w:r>
-        <w:t xml:space="preserve"> </w:t>
-      </w:r>
-      <w:r>
-        <w:t xml:space="preserve">84,119 EE. We had closed it in August at registrable grain, where every parent was held.</w:t>
+        <w:t xml:space="preserve">its 282 items: the 25 with 1996-2001 stamps, read whole (4.1 GB), paid 134,564 records and</w:t>
+      </w:r>
+      <w:r>
+        <w:t xml:space="preserve"> </w:t>
+      </w:r>
+      <w:r>
+        <w:t xml:space="preserve">83,868 EE. At registrable-domain level it adds nothing, every domain already held; one level</w:t>
+      </w:r>
+      <w:r>
+        <w:t xml:space="preserve"> </w:t>
+      </w:r>
+      <w:r>
+        <w:t xml:space="preserve">down it pays.</w:t>
       </w:r>
     </w:p>
     <w:p>
@@ -1305,10 +1329,10 @@
           <w:b/>
           <w:bCs/>
         </w:rPr>
-        <w:t xml:space="preserve">88% already in your release or our store</w:t>
-      </w:r>
-      <w:r>
-        <w:t xml:space="preserve">; the remaining 104,347 records paid 50,722 EE. A</w:t>
+        <w:t xml:space="preserve">88.8% already in your release or our database</w:t>
+      </w:r>
+      <w:r>
+        <w:t xml:space="preserve">; the rest, 104,347 records, paid 50,722 EE. A</w:t>
       </w:r>
       <w:r>
         <w:t xml:space="preserve"> </w:t>
@@ -1322,13 +1346,19 @@
         <w:pStyle w:val="FirstParagraph"/>
       </w:pPr>
       <w:r>
-        <w:t xml:space="preserve">The autonomous research loop now refuses at filing any hostname-grain source whose class the</w:t>
-      </w:r>
-      <w:r>
-        <w:t xml:space="preserve"> </w:t>
-      </w:r>
-      <w:r>
-        <w:t xml:space="preserve">evidence rule keeps out of the annual files; the last such fetch was 8.5 GB for 0 shippable EE.</w:t>
+        <w:t xml:space="preserve">Our research loop now rejects, before download, any hostname source whose evidence class the</w:t>
+      </w:r>
+      <w:r>
+        <w:t xml:space="preserve"> </w:t>
+      </w:r>
+      <w:r>
+        <w:t xml:space="preserve">evidence rule keeps out of the annual files; the last such download was 8.5 GB for nothing</w:t>
+      </w:r>
+      <w:r>
+        <w:t xml:space="preserve"> </w:t>
+      </w:r>
+      <w:r>
+        <w:t xml:space="preserve">shippable.</w:t>
       </w:r>
     </w:p>
     <w:bookmarkEnd w:id="10"/>
@@ -1355,13 +1385,19 @@
         <w:t xml:space="preserve"> </w:t>
       </w:r>
       <w:r>
-        <w:t xml:space="preserve">is unchanged from round 9: 4,265 hosts of the 1996-1997 Internet Domain</w:t>
-      </w:r>
-      <w:r>
-        <w:t xml:space="preserve"> </w:t>
-      </w:r>
-      <w:r>
-        <w:t xml:space="preserve">Survey, candidates by your ruling of 5 September that a DNS listing is not website evidence.</w:t>
+        <w:t xml:space="preserve">holds what round 9's 13.1 million Internet Domain Survey hosts left outside</w:t>
+      </w:r>
+      <w:r>
+        <w:t xml:space="preserve"> </w:t>
+      </w:r>
+      <w:r>
+        <w:t xml:space="preserve">your release: 4,265 hosts of the 1996-1997 surveys, candidates by your ruling of 5 September that</w:t>
+      </w:r>
+      <w:r>
+        <w:t xml:space="preserve"> </w:t>
+      </w:r>
+      <w:r>
+        <w:t xml:space="preserve">a DNS listing is not website evidence.</w:t>
       </w:r>
     </w:p>
     <w:p>
@@ -1455,13 +1491,13 @@
         <w:pStyle w:val="BodyText"/>
       </w:pPr>
       <w:r>
-        <w:t xml:space="preserve">Its worth, measured on 98,381 header-dated host-years from eight Usenet hierarchies with no new</w:t>
-      </w:r>
-      <w:r>
-        <w:t xml:space="preserve"> </w:t>
-      </w:r>
-      <w:r>
-        <w:t xml:space="preserve">requests:</w:t>
+        <w:t xml:space="preserve">Its worth, measured on 98,381 header-dated host-years from eight Usenet hierarchies, against</w:t>
+      </w:r>
+      <w:r>
+        <w:t xml:space="preserve"> </w:t>
+      </w:r>
+      <w:r>
+        <w:t xml:space="preserve">captures already in our database:</w:t>
       </w:r>
       <w:r>
         <w:t xml:space="preserve"> </w:t>
@@ -1477,13 +1513,13 @@
         <w:t xml:space="preserve"> </w:t>
       </w:r>
       <w:r>
-        <w:t xml:space="preserve">(95% interval 1.10 to 1.23),</w:t>
-      </w:r>
-      <w:r>
-        <w:t xml:space="preserve"> </w:t>
-      </w:r>
-      <w:r>
-        <w:t xml:space="preserve">against 0.56% to 0.86% at a year shifted by one to three; 2.10% in any in-window year, beside the</w:t>
+        <w:t xml:space="preserve">(95% interval</w:t>
+      </w:r>
+      <w:r>
+        <w:t xml:space="preserve"> </w:t>
+      </w:r>
+      <w:r>
+        <w:t xml:space="preserve">1.10 to 1.23), against 0.14% to 0.82% at a year shifted by one to three; 2.10% in any in-window year, beside the</w:t>
       </w:r>
       <w:r>
         <w:t xml:space="preserve"> </w:t>
@@ -1525,13 +1561,13 @@
         <w:t xml:space="preserve"> </w:t>
       </w:r>
       <w:r>
-        <w:t xml:space="preserve">names 31.1%. Lower bounds against a partial</w:t>
-      </w:r>
-      <w:r>
-        <w:t xml:space="preserve"> </w:t>
-      </w:r>
-      <w:r>
-        <w:t xml:space="preserve">index, Usenet only: a ranked verification queue.</w:t>
+        <w:t xml:space="preserve">names 31.1%. All are lower bounds (partial</w:t>
+      </w:r>
+      <w:r>
+        <w:t xml:space="preserve"> </w:t>
+      </w:r>
+      <w:r>
+        <w:t xml:space="preserve">index, Usenet only) and rank the verification queue.</w:t>
       </w:r>
     </w:p>
     <w:bookmarkEnd w:id="11"/>
@@ -1690,13 +1726,13 @@
         <w:t xml:space="preserve"> </w:t>
       </w:r>
       <w:r>
-        <w:t xml:space="preserve">extract, the only route into an annual file. Second engine: the Wayback availability endpoint,</w:t>
-      </w:r>
-      <w:r>
-        <w:t xml:space="preserve"> </w:t>
-      </w:r>
-      <w:r>
-        <w:t xml:space="preserve">graded against CDX ground truth on disk, 187 of 204 year-pairs recovered (91.7%, 94.3% at 2001)</w:t>
+        <w:t xml:space="preserve">extract, the only route into an annual file. Availability check: the Wayback Machine availability</w:t>
+      </w:r>
+      <w:r>
+        <w:t xml:space="preserve"> </w:t>
+      </w:r>
+      <w:r>
+        <w:t xml:space="preserve">API, graded against CDX ground truth on disk, 187 of 204 year-pairs recovered (91.7%, 94.3% at 2001)</w:t>
       </w:r>
       <w:r>
         <w:t xml:space="preserve"> </w:t>
@@ -1838,29 +1874,29 @@
         <w:pStyle w:val="BodyText"/>
       </w:pPr>
       <w:r>
-        <w:t xml:space="preserve">Where the second engine pays: of 6,568,275 domains held in year N and missing N+1, one query pinned</w:t>
-      </w:r>
-      <w:r>
-        <w:t xml:space="preserve"> </w:t>
-      </w:r>
-      <w:r>
-        <w:t xml:space="preserve">at mid-2001 recovers 55.0% +/- 6.3%; on the 2.41 million undated pool it is closed at 114 EE an</w:t>
-      </w:r>
-      <w:r>
-        <w:t xml:space="preserve"> </w:t>
-      </w:r>
-      <w:r>
-        <w:t xml:space="preserve">hour. Both instruments err toward omission.</w:t>
+        <w:t xml:space="preserve">Where the availability check pays: of 6,568,275 domains held in 2000 and missing 2001, one query</w:t>
+      </w:r>
+      <w:r>
+        <w:t xml:space="preserve"> </w:t>
+      </w:r>
+      <w:r>
+        <w:t xml:space="preserve">pinned at mid-2001 recovers 55.0% +/- 6.3%; on names with no dated evidence at all it yields 114 EE</w:t>
+      </w:r>
+      <w:r>
+        <w:t xml:space="preserve"> </w:t>
+      </w:r>
+      <w:r>
+        <w:t xml:space="preserve">an hour, too little to run. Both instruments err toward omission.</w:t>
       </w:r>
     </w:p>
     <w:bookmarkEnd w:id="12"/>
-    <w:bookmarkStart w:id="13" w:name="merge-overlap-and-reconciliation-d3"/>
+    <w:bookmarkStart w:id="13" w:name="merge-overlap-and-reconciliation"/>
     <w:p>
       <w:pPr>
         <w:pStyle w:val="Heading2"/>
       </w:pPr>
       <w:r>
-        <w:t xml:space="preserve">5. Merge, overlap and reconciliation (D3)</w:t>
+        <w:t xml:space="preserve">5. Merge, overlap and reconciliation</w:t>
       </w:r>
     </w:p>
     <w:tbl>
@@ -2053,75 +2089,47 @@
           <w:b/>
           <w:bCs/>
         </w:rPr>
-        <w:t xml:space="preserve">Not one of the 591,027 records submitted is already in the baseline</w:t>
-      </w:r>
-      <w:r>
-        <w:t xml:space="preserve">, so every one of them counts exactly once: the export diffs each shipped list against your own annual files before it writes them.</w:t>
-      </w:r>
-      <w:r>
-        <w:t xml:space="preserve"> </w:t>
-      </w:r>
-      <w:r>
-        <w:rPr>
-          <w:b/>
-          <w:bCs/>
-        </w:rPr>
-        <w:t xml:space="preserve">28 of 28 reconciliation checks pass</w:t>
+        <w:t xml:space="preserve">Not one of the 591,027 records submitted is already in the baseline; 28 of 28 reconciliation checks pass.</w:t>
+      </w:r>
+      <w:r>
+        <w:t xml:space="preserve"> </w:t>
+      </w:r>
+      <w:r>
+        <w:t xml:space="preserve">Per-check verdicts:</w:t>
+      </w:r>
+      <w:r>
+        <w:t xml:space="preserve"> </w:t>
+      </w:r>
+      <w:r>
+        <w:rPr>
+          <w:rStyle w:val="VerbatimChar"/>
+        </w:rPr>
+        <w:t xml:space="preserve">audit/merge_audit_ark_*.json</w:t>
+      </w:r>
+      <w:r>
+        <w:t xml:space="preserve">; the per-year form, in your column names:</w:t>
+      </w:r>
+      <w:r>
+        <w:t xml:space="preserve"> </w:t>
+      </w:r>
+      <w:r>
+        <w:rPr>
+          <w:rStyle w:val="VerbatimChar"/>
+        </w:rPr>
+        <w:t xml:space="preserve">audit/merge_stats_ark_*.csv</w:t>
       </w:r>
       <w:r>
         <w:t xml:space="preserve">.</w:t>
-      </w:r>
-      <w:r>
-        <w:t xml:space="preserve"> </w:t>
-      </w:r>
-      <w:r>
-        <w:rPr>
-          <w:rStyle w:val="VerbatimChar"/>
-        </w:rPr>
-        <w:t xml:space="preserve">merge_against_baseline.py</w:t>
-      </w:r>
-      <w:r>
-        <w:t xml:space="preserve"> </w:t>
-      </w:r>
-      <w:r>
-        <w:t xml:space="preserve">unions both units into the baseline, deduplicates on the lowercased line within each year and scores every file with your own calculator; the per-check verdicts are in</w:t>
-      </w:r>
-      <w:r>
-        <w:t xml:space="preserve"> </w:t>
-      </w:r>
-      <w:r>
-        <w:rPr>
-          <w:rStyle w:val="VerbatimChar"/>
-        </w:rPr>
-        <w:t xml:space="preserve">audit/merge_audit_ark_*.json</w:t>
-      </w:r>
-      <w:r>
-        <w:t xml:space="preserve"> </w:t>
-      </w:r>
-      <w:r>
-        <w:t xml:space="preserve">and the per-year form in</w:t>
-      </w:r>
-      <w:r>
-        <w:t xml:space="preserve"> </w:t>
-      </w:r>
-      <w:r>
-        <w:rPr>
-          <w:rStyle w:val="VerbatimChar"/>
-        </w:rPr>
-        <w:t xml:space="preserve">audit/merge_stats_ark_*.csv</w:t>
-      </w:r>
-      <w:r>
-        <w:t xml:space="preserve">, in your column names.</w:t>
       </w:r>
     </w:p>
     <w:bookmarkEnd w:id="13"/>
-    <w:bookmarkStart w:id="14" w:name="reproduction-deliverables-limits"/>
+    <w:bookmarkStart w:id="14" w:name="reproduction-and-limits"/>
     <w:p>
       <w:pPr>
         <w:pStyle w:val="Heading2"/>
       </w:pPr>
       <w:r>
-        <w:t xml:space="preserve">6. Reproduction, deliverables, limits</w:t>
+        <w:t xml:space="preserve">6. Reproduction and limits</w:t>
       </w:r>
     </w:p>
     <w:p>
@@ -2189,17 +2197,7 @@
         <w:t xml:space="preserve"> </w:t>
       </w:r>
       <w:r>
-        <w:t xml:space="preserve">gives the route and the file map.</w:t>
-      </w:r>
-      <w:r>
-        <w:t xml:space="preserve"> </w:t>
-      </w:r>
-      <w:r>
-        <w:rPr>
-          <w:b/>
-          <w:bCs/>
-        </w:rPr>
-        <w:t xml:space="preserve">D1</w:t>
+        <w:t xml:space="preserve">gives the route and the file map. Code:</w:t>
       </w:r>
       <w:r>
         <w:t xml:space="preserve"> </w:t>
@@ -2220,13 +2218,19 @@
         <w:t xml:space="preserve"> </w:t>
       </w:r>
       <w:r>
+        <w:t xml:space="preserve">the commit in</w:t>
+      </w:r>
+      <w:r>
+        <w:t xml:space="preserve"> </w:t>
+      </w:r>
+      <w:r>
         <w:rPr>
           <w:rStyle w:val="VerbatimChar"/>
         </w:rPr>
         <w:t xml:space="preserve">source/COMMIT.txt</w:t>
       </w:r>
       <w:r>
-        <w:t xml:space="preserve">, the autonomous loop as</w:t>
+        <w:t xml:space="preserve">, the research loop as</w:t>
       </w:r>
       <w:r>
         <w:t xml:space="preserve"> </w:t>
@@ -2238,17 +2242,7 @@
         <w:t xml:space="preserve">source/fleet.tar.gz</w:t>
       </w:r>
       <w:r>
-        <w:t xml:space="preserve">;</w:t>
-      </w:r>
-      <w:r>
-        <w:t xml:space="preserve"> </w:t>
-      </w:r>
-      <w:r>
-        <w:rPr>
-          <w:b/>
-          <w:bCs/>
-        </w:rPr>
-        <w:t xml:space="preserve">D2</w:t>
+        <w:t xml:space="preserve">; method and results:</w:t>
       </w:r>
       <w:r>
         <w:t xml:space="preserve"> </w:t>
@@ -2275,23 +2269,7 @@
         <w:t xml:space="preserve">findings.md</w:t>
       </w:r>
       <w:r>
-        <w:t xml:space="preserve">;</w:t>
-      </w:r>
-      <w:r>
-        <w:t xml:space="preserve"> </w:t>
-      </w:r>
-      <w:r>
-        <w:rPr>
-          <w:b/>
-          <w:bCs/>
-        </w:rPr>
-        <w:t xml:space="preserve">D3</w:t>
-      </w:r>
-      <w:r>
-        <w:t xml:space="preserve"> </w:t>
-      </w:r>
-      <w:r>
-        <w:t xml:space="preserve">section 5 and</w:t>
+        <w:t xml:space="preserve">; the merge audit: section 5 and</w:t>
       </w:r>
       <w:r>
         <w:t xml:space="preserve"> </w:t>
@@ -2303,17 +2281,13 @@
         <w:t xml:space="preserve">audit/</w:t>
       </w:r>
       <w:r>
-        <w:t xml:space="preserve">;</w:t>
-      </w:r>
-      <w:r>
-        <w:t xml:space="preserve"> </w:t>
-      </w:r>
-      <w:r>
-        <w:rPr>
-          <w:b/>
-          <w:bCs/>
-        </w:rPr>
-        <w:t xml:space="preserve">D4</w:t>
+        <w:t xml:space="preserve">; your calculator,</w:t>
+      </w:r>
+      <w:r>
+        <w:t xml:space="preserve"> </w:t>
+      </w:r>
+      <w:r>
+        <w:t xml:space="preserve">copied in unmodified:</w:t>
       </w:r>
       <w:r>
         <w:t xml:space="preserve"> </w:t>
@@ -2325,13 +2299,7 @@
         <w:t xml:space="preserve">equivalent_english_domain_calculator/</w:t>
       </w:r>
       <w:r>
-        <w:t xml:space="preserve">,</w:t>
-      </w:r>
-      <w:r>
-        <w:t xml:space="preserve"> </w:t>
-      </w:r>
-      <w:r>
-        <w:t xml:space="preserve">your program vendored unmodified.</w:t>
+        <w:t xml:space="preserve">.</w:t>
       </w:r>
     </w:p>
     <w:p>

--- a/docs/report.docx
+++ b/docs/report.docx
@@ -1229,7 +1229,7 @@
         <w:t xml:space="preserve"> </w:t>
       </w:r>
       <w:r>
-        <w:t xml:space="preserve">14-digit timestamp, the evidence rule's reference pattern.</w:t>
+        <w:t xml:space="preserve">14-digit timestamp.</w:t>
       </w:r>
       <w:r>
         <w:t xml:space="preserve"> </w:t>
@@ -1477,13 +1477,13 @@
         <w:t xml:space="preserve"> </w:t>
       </w:r>
       <w:r>
-        <w:t xml:space="preserve">not of a website. It ships with per-host provenance and the seven-column exclusion ledger of its</w:t>
-      </w:r>
-      <w:r>
-        <w:t xml:space="preserve"> </w:t>
-      </w:r>
-      <w:r>
-        <w:t xml:space="preserve">validation run; a host promotes only beside an exact-host capture for that year.</w:t>
+        <w:t xml:space="preserve">not of a website. It ships with per-host provenance and its run's exclusion ledger; a host</w:t>
+      </w:r>
+      <w:r>
+        <w:t xml:space="preserve"> </w:t>
+      </w:r>
+      <w:r>
+        <w:t xml:space="preserve">promotes only beside an exact-host capture for that year.</w:t>
       </w:r>
     </w:p>
     <w:p>
@@ -1714,7 +1714,7 @@
         <w:pStyle w:val="BodyText"/>
       </w:pPr>
       <w:r>
-        <w:t xml:space="preserve">Three evidence levels with measured error rates, the level travelling with the record. Direct: an</w:t>
+        <w:t xml:space="preserve">Three evidence levels with measured error rates. Direct: an</w:t>
       </w:r>
       <w:r>
         <w:t xml:space="preserve"> </w:t>
@@ -2137,7 +2137,7 @@
         <w:pStyle w:val="FirstParagraph"/>
       </w:pPr>
       <w:r>
-        <w:t xml:space="preserve">Before sending, a fresh extraction of this archive was put through that route: the checksum beside the archive verifies, all twelve</w:t>
+        <w:t xml:space="preserve">Before sending, a fresh extraction of this archive was put through the route in</w:t>
       </w:r>
       <w:r>
         <w:t xml:space="preserve"> </w:t>
@@ -2146,13 +2146,28 @@
         <w:rPr>
           <w:rStyle w:val="VerbatimChar"/>
         </w:rPr>
+        <w:t xml:space="preserve">README.md</w:t>
+      </w:r>
+      <w:r>
+        <w:t xml:space="preserve"> </w:t>
+      </w:r>
+      <w:r>
+        <w:t xml:space="preserve">on a copy with no repository behind it: the checksum beside the archive verifies, all thirteen</w:t>
+      </w:r>
+      <w:r>
+        <w:t xml:space="preserve"> </w:t>
+      </w:r>
+      <w:r>
+        <w:rPr>
+          <w:rStyle w:val="VerbatimChar"/>
+        </w:rPr>
         <w:t xml:space="preserve">verify.sh</w:t>
       </w:r>
       <w:r>
         <w:t xml:space="preserve"> </w:t>
       </w:r>
       <w:r>
-        <w:t xml:space="preserve">checks pass, and the tier-2 rebuild from</w:t>
+        <w:t xml:space="preserve">verdicts pass (26 seconds), and the rebuild from</w:t>
       </w:r>
       <w:r>
         <w:t xml:space="preserve"> </w:t>
@@ -2167,7 +2182,7 @@
         <w:t xml:space="preserve"> </w:t>
       </w:r>
       <w:r>
-        <w:t xml:space="preserve">alone reproduces every per-year count, passes the eighteen invariants and returns every shipped file this project claims byte-identical to the one here. The six</w:t>
+        <w:t xml:space="preserve">alone (5 minutes) passes the eighteen store invariants and returns every hostname file with its evidence manifest, and both candidate collections' names, provenance and summaries, byte-identical to the ones here. The registrable additions come back as a superset (2,955 domain-years against the 841 shipped, every shipped line among them) and the candidate lists likewise, because the shipped provenance does not record which registrable domains your release holds only as hostnames beneath them; the shipped files are the smaller set. The six</w:t>
       </w:r>
       <w:r>
         <w:t xml:space="preserve"> </w:t>
@@ -2182,7 +2197,7 @@
         <w:t xml:space="preserve"> </w:t>
       </w:r>
       <w:r>
-        <w:t xml:space="preserve">files are the exception by design, since this round: they are your own release plus our additions, and your own rows are no longer shipped back to you inside the provenance table. Tier 3, the full replay, was not run: about 50 GB, with eight journal sets held out of the archive on size.</w:t>
+        <w:t xml:space="preserve">files come back as our own web-evidenced records, your rows not among them. The full replay from the original sources was not run.</w:t>
       </w:r>
       <w:r>
         <w:t xml:space="preserve"> </w:t>
@@ -2331,31 +2346,25 @@
         <w:t xml:space="preserve"> </w:t>
       </w:r>
       <w:r>
-        <w:t xml:space="preserve">TLD gate is the public suffix list plus nine retired ccTLDs, not a documented IANA list. Worth</w:t>
-      </w:r>
-      <w:r>
-        <w:t xml:space="preserve"> </w:t>
-      </w:r>
-      <w:r>
-        <w:t xml:space="preserve">expanding next, priced in</w:t>
-      </w:r>
-      <w:r>
-        <w:t xml:space="preserve"> </w:t>
-      </w:r>
-      <w:r>
-        <w:rPr>
-          <w:rStyle w:val="VerbatimChar"/>
-        </w:rPr>
-        <w:t xml:space="preserve">experience-summary.md</w:t>
-      </w:r>
-      <w:r>
-        <w:t xml:space="preserve">: dated registry datasets for the candidate track,</w:t>
-      </w:r>
-      <w:r>
-        <w:t xml:space="preserve"> </w:t>
-      </w:r>
-      <w:r>
-        <w:t xml:space="preserve">and exact-host captures beside the two candidate collections, the one route that promotes either.</w:t>
+        <w:t xml:space="preserve">TLD gate is the public suffix list plus nine retired ccTLDs, not a documented IANA list. One</w:t>
+      </w:r>
+      <w:r>
+        <w:t xml:space="preserve"> </w:t>
+      </w:r>
+      <w:r>
+        <w:t xml:space="preserve">conservative exclusion: a registrable domain your release holds only as hostnames beneath it is</w:t>
+      </w:r>
+      <w:r>
+        <w:t xml:space="preserve"> </w:t>
+      </w:r>
+      <w:r>
+        <w:t xml:space="preserve">treated as held, so 2,114 domain-years (1,019 EE) with their own exact-host capture are not</w:t>
+      </w:r>
+      <w:r>
+        <w:t xml:space="preserve"> </w:t>
+      </w:r>
+      <w:r>
+        <w:t xml:space="preserve">claimed; they are the excess the rebuild above returns.</w:t>
       </w:r>
     </w:p>
     <w:bookmarkEnd w:id="14"/>

--- a/docs/report.docx
+++ b/docs/report.docx
@@ -2,13 +2,13 @@
 <file path=word/document.xml><?xml version="1.0" encoding="utf-8"?>
 <w:document xmlns:w="http://schemas.openxmlformats.org/wordprocessingml/2006/main" xmlns:m="http://schemas.openxmlformats.org/officeDocument/2006/math" xmlns:r="http://schemas.openxmlformats.org/officeDocument/2006/relationships" xmlns:o="urn:schemas-microsoft-com:office:office" xmlns:v="urn:schemas-microsoft-com:vml" xmlns:w10="urn:schemas-microsoft-com:office:word" xmlns:a="http://schemas.openxmlformats.org/drawingml/2006/main" xmlns:pic="http://schemas.openxmlformats.org/drawingml/2006/picture" xmlns:wp="http://schemas.openxmlformats.org/drawingml/2006/wordprocessingDrawing">
   <w:body>
-    <w:bookmarkStart w:id="15" w:name="internet-digital-ark-round-10"/>
+    <w:bookmarkStart w:id="14" w:name="internet-digital-ark-round-11"/>
     <w:p>
       <w:pPr>
         <w:pStyle w:val="Heading1"/>
       </w:pPr>
       <w:r>
-        <w:t xml:space="preserve">Internet Digital Ark: round 10</w:t>
+        <w:t xml:space="preserve">Internet Digital Ark: round 11</w:t>
       </w:r>
     </w:p>
     <w:p>
@@ -16,7 +16,7 @@
         <w:pStyle w:val="FirstParagraph"/>
       </w:pPr>
       <w:r>
-        <w:t xml:space="preserve">Additions to the 1996-2001 annual lists and to the candidate pool, against your release</w:t>
+        <w:t xml:space="preserve">Additions to your 1996-2015 annual files, against your release</w:t>
       </w:r>
       <w:r>
         <w:t xml:space="preserve"> </w:t>
@@ -25,10 +25,16 @@
         <w:rPr>
           <w:rStyle w:val="VerbatimChar"/>
         </w:rPr>
-        <w:t xml:space="preserve">merged260917-2</w:t>
-      </w:r>
-      <w:r>
-        <w:t xml:space="preserve">. "The specification" is your</w:t>
+        <w:t xml:space="preserve">merge261007-4</w:t>
+      </w:r>
+      <w:r>
+        <w:t xml:space="preserve">. EE is</w:t>
+      </w:r>
+      <w:r>
+        <w:t xml:space="preserve"> </w:t>
+      </w:r>
+      <w:r>
+        <w:t xml:space="preserve">equivalent-English, by your calculator and weights, copied unmodified in</w:t>
       </w:r>
       <w:r>
         <w:t xml:space="preserve"> </w:t>
@@ -37,25 +43,10 @@
         <w:rPr>
           <w:rStyle w:val="VerbatimChar"/>
         </w:rPr>
-        <w:t xml:space="preserve">Internet_Digital_Ark_Project_0917_Update.docx</w:t>
-      </w:r>
-      <w:r>
-        <w:t xml:space="preserve"> </w:t>
-      </w:r>
-      <w:r>
-        <w:t xml:space="preserve">of 17 September, "the evidence rule" its section XIII</w:t>
-      </w:r>
-      <w:r>
-        <w:t xml:space="preserve"> </w:t>
-      </w:r>
-      <w:r>
-        <w:t xml:space="preserve">(Mandatory Evidence Classification and Hostname Integrity Gate), "the two open questions" its</w:t>
-      </w:r>
-      <w:r>
-        <w:t xml:space="preserve"> </w:t>
-      </w:r>
-      <w:r>
-        <w:t xml:space="preserve">section IV-A. EE is equivalent-English.</w:t>
+        <w:t xml:space="preserve">equivalent_english_domain_calculator/</w:t>
+      </w:r>
+      <w:r>
+        <w:t xml:space="preserve">.</w:t>
       </w:r>
     </w:p>
     <w:bookmarkStart w:id="9" w:name="results"/>
@@ -70,23 +61,25 @@
     <w:tbl>
       <w:tblPr>
         <w:tblStyle w:val="Table"/>
-        <w:tblW w:type="auto" w:w="0"/>
-        <w:tblLook w:firstRow="0" w:lastRow="0" w:firstColumn="0" w:lastColumn="0" w:noHBand="0" w:noVBand="0" w:val="0000"/>
+        <w:tblW w:type="pct" w:w="5000"/>
+        <w:tblLayout w:type="fixed"/>
+        <w:tblLook w:firstRow="1" w:lastRow="0" w:firstColumn="0" w:lastColumn="0" w:noHBand="0" w:noVBand="0" w:val="0020"/>
       </w:tblPr>
       <w:tblGrid>
-        <w:gridCol w:w="3960"/>
-        <w:gridCol w:w="3960"/>
+        <w:gridCol w:w="2640"/>
+        <w:gridCol w:w="2640"/>
+        <w:gridCol w:w="2640"/>
       </w:tblGrid>
       <w:tr>
-        <w:tc>
-          <w:tcPr/>
-          <w:p>
-            <w:pPr>
-              <w:pStyle w:val="Compact"/>
-            </w:pPr>
-            <w:r>
-              <w:t xml:space="preserve">1. Total original domain-year records 1996-2001</w:t>
-            </w:r>
+        <w:trPr>
+          <w:tblHeader w:val="on"/>
+        </w:trPr>
+        <w:tc>
+          <w:tcPr/>
+          <w:p>
+            <w:pPr>
+              <w:pStyle w:val="Compact"/>
+            </w:pPr>
           </w:p>
         </w:tc>
         <w:tc>
@@ -97,7 +90,19 @@
               <w:jc w:val="right"/>
             </w:pPr>
             <w:r>
-              <w:t xml:space="preserve">103,223,503</w:t>
+              <w:t xml:space="preserve">records</w:t>
+            </w:r>
+          </w:p>
+        </w:tc>
+        <w:tc>
+          <w:tcPr/>
+          <w:p>
+            <w:pPr>
+              <w:pStyle w:val="Compact"/>
+              <w:jc w:val="right"/>
+            </w:pPr>
+            <w:r>
+              <w:t xml:space="preserve">EE</w:t>
             </w:r>
           </w:p>
         </w:tc>
@@ -110,7 +115,7 @@
               <w:pStyle w:val="Compact"/>
             </w:pPr>
             <w:r>
-              <w:t xml:space="preserve">2. Equivalent-English total</w:t>
+              <w:t xml:space="preserve">1996-2001 additions, the six annual files</w:t>
             </w:r>
           </w:p>
         </w:tc>
@@ -122,7 +127,19 @@
               <w:jc w:val="right"/>
             </w:pPr>
             <w:r>
-              <w:t xml:space="preserve">56,074,593.5291</w:t>
+              <w:t xml:space="preserve">334,701</w:t>
+            </w:r>
+          </w:p>
+        </w:tc>
+        <w:tc>
+          <w:tcPr/>
+          <w:p>
+            <w:pPr>
+              <w:pStyle w:val="Compact"/>
+              <w:jc w:val="right"/>
+            </w:pPr>
+            <w:r>
+              <w:t xml:space="preserve">183,660.7777</w:t>
             </w:r>
           </w:p>
         </w:tc>
@@ -135,8 +152,62 @@
               <w:pStyle w:val="Compact"/>
             </w:pPr>
             <w:r>
-              <w:t xml:space="preserve">3. Increment</w:t>
-            </w:r>
+              <w:t xml:space="preserve">2002-2015 additions,</w:t>
+            </w:r>
+            <w:r>
+              <w:t xml:space="preserve"> </w:t>
+            </w:r>
+            <w:r>
+              <w:rPr>
+                <w:rStyle w:val="VerbatimChar"/>
+              </w:rPr>
+              <w:t xml:space="preserve">extended_years/</w:t>
+            </w:r>
+          </w:p>
+        </w:tc>
+        <w:tc>
+          <w:tcPr/>
+          <w:p>
+            <w:pPr>
+              <w:pStyle w:val="Compact"/>
+              <w:jc w:val="right"/>
+            </w:pPr>
+            <w:r>
+              <w:t xml:space="preserve">108,817,300</w:t>
+            </w:r>
+          </w:p>
+        </w:tc>
+        <w:tc>
+          <w:tcPr/>
+          <w:p>
+            <w:pPr>
+              <w:pStyle w:val="Compact"/>
+              <w:jc w:val="right"/>
+            </w:pPr>
+            <w:r>
+              <w:t xml:space="preserve">55,063,838.2586</w:t>
+            </w:r>
+          </w:p>
+        </w:tc>
+      </w:tr>
+      <w:tr>
+        <w:tc>
+          <w:tcPr/>
+          <w:p>
+            <w:pPr>
+              <w:pStyle w:val="Compact"/>
+            </w:pPr>
+            <w:r>
+              <w:t xml:space="preserve">Together</w:t>
+            </w:r>
+          </w:p>
+        </w:tc>
+        <w:tc>
+          <w:tcPr/>
+          <w:p>
+            <w:pPr>
+              <w:pStyle w:val="Compact"/>
+            </w:pPr>
           </w:p>
         </w:tc>
         <w:tc>
@@ -151,71 +222,7 @@
                 <w:b/>
                 <w:bCs/>
               </w:rPr>
-              <w:t xml:space="preserve">591,027</w:t>
-            </w:r>
-            <w:r>
-              <w:t xml:space="preserve"> </w:t>
-            </w:r>
-            <w:r>
-              <w:t xml:space="preserve">records</w:t>
-            </w:r>
-          </w:p>
-        </w:tc>
-      </w:tr>
-      <w:tr>
-        <w:tc>
-          <w:tcPr/>
-          <w:p>
-            <w:pPr>
-              <w:pStyle w:val="Compact"/>
-            </w:pPr>
-            <w:r>
-              <w:t xml:space="preserve">4. Equivalent-English increment</w:t>
-            </w:r>
-          </w:p>
-        </w:tc>
-        <w:tc>
-          <w:tcPr/>
-          <w:p>
-            <w:pPr>
-              <w:pStyle w:val="Compact"/>
-              <w:jc w:val="right"/>
-            </w:pPr>
-            <w:r>
-              <w:rPr>
-                <w:b/>
-                <w:bCs/>
-              </w:rPr>
-              <w:t xml:space="preserve">329,140.5166</w:t>
-            </w:r>
-          </w:p>
-        </w:tc>
-      </w:tr>
-      <w:tr>
-        <w:tc>
-          <w:tcPr/>
-          <w:p>
-            <w:pPr>
-              <w:pStyle w:val="Compact"/>
-            </w:pPr>
-            <w:r>
-              <w:t xml:space="preserve">5. Equivalent-English growth rate</w:t>
-            </w:r>
-          </w:p>
-        </w:tc>
-        <w:tc>
-          <w:tcPr/>
-          <w:p>
-            <w:pPr>
-              <w:pStyle w:val="Compact"/>
-              <w:jc w:val="right"/>
-            </w:pPr>
-            <w:r>
-              <w:rPr>
-                <w:b/>
-                <w:bCs/>
-              </w:rPr>
-              <w:t xml:space="preserve">0.5870%</w:t>
+              <w:t xml:space="preserve">55,247,499.0363</w:t>
             </w:r>
           </w:p>
         </w:tc>
@@ -226,7 +233,58 @@
         <w:pStyle w:val="BodyText"/>
       </w:pPr>
       <w:r>
-        <w:t xml:space="preserve">841 records (395.9463 EE) are registrable domains, in</w:t>
+        <w:t xml:space="preserve">Growth over your 1996-2015 files as a whole (254,042,498.3802 EE):</w:t>
+      </w:r>
+      <w:r>
+        <w:t xml:space="preserve"> </w:t>
+      </w:r>
+      <w:r>
+        <w:rPr>
+          <w:b/>
+          <w:bCs/>
+        </w:rPr>
+        <w:t xml:space="preserve">21.7473%</w:t>
+      </w:r>
+      <w:r>
+        <w:t xml:space="preserve">. Apart: 1996-2001</w:t>
+      </w:r>
+      <w:r>
+        <w:t xml:space="preserve"> </w:t>
+      </w:r>
+      <w:r>
+        <w:t xml:space="preserve">0.2473% of 74,253,225.6428 EE, 2002-2015 30.6269% of 179,789,272.7374 EE.</w:t>
+      </w:r>
+    </w:p>
+    <w:p>
+      <w:pPr>
+        <w:pStyle w:val="BodyText"/>
+      </w:pPr>
+      <w:r>
+        <w:t xml:space="preserve">No record is in your file for its year. Candidate files ship as before and are not counted above.</w:t>
+      </w:r>
+    </w:p>
+    <w:bookmarkEnd w:id="9"/>
+    <w:bookmarkStart w:id="10" w:name="the-evidence-rule"/>
+    <w:p>
+      <w:pPr>
+        <w:pStyle w:val="Heading2"/>
+      </w:pPr>
+      <w:r>
+        <w:t xml:space="preserve">2. The evidence rule</w:t>
+      </w:r>
+    </w:p>
+    <w:p>
+      <w:pPr>
+        <w:pStyle w:val="FirstParagraph"/>
+      </w:pPr>
+      <w:r>
+        <w:t xml:space="preserve">A record is one exact hostname and one year. It is kept when a capture index holds a 2xx or 3xx</w:t>
+      </w:r>
+      <w:r>
+        <w:t xml:space="preserve"> </w:t>
+      </w:r>
+      <w:r>
+        <w:t xml:space="preserve">capture of that exact host stamped in that year, the host passes your</w:t>
       </w:r>
       <w:r>
         <w:t xml:space="preserve"> </w:t>
@@ -235,16 +293,22 @@
         <w:rPr>
           <w:rStyle w:val="VerbatimChar"/>
         </w:rPr>
-        <w:t xml:space="preserve">additions/</w:t>
-      </w:r>
-      <w:r>
-        <w:t xml:space="preserve">; 590,186 (328,744.5703 EE)</w:t>
-      </w:r>
-      <w:r>
-        <w:t xml:space="preserve"> </w:t>
-      </w:r>
-      <w:r>
-        <w:t xml:space="preserve">are hostnames, in</w:t>
+        <w:t xml:space="preserve">HOST_RE</w:t>
+      </w:r>
+      <w:r>
+        <w:t xml:space="preserve">, and its TLD existed</w:t>
+      </w:r>
+      <w:r>
+        <w:t xml:space="preserve"> </w:t>
+      </w:r>
+      <w:r>
+        <w:t xml:space="preserve">that year; it is dropped when your file for that year holds the name. Nothing is inferred from</w:t>
+      </w:r>
+      <w:r>
+        <w:t xml:space="preserve"> </w:t>
+      </w:r>
+      <w:r>
+        <w:t xml:space="preserve">another year, no</w:t>
       </w:r>
       <w:r>
         <w:t xml:space="preserve"> </w:t>
@@ -253,35 +317,50 @@
         <w:rPr>
           <w:rStyle w:val="VerbatimChar"/>
         </w:rPr>
-        <w:t xml:space="preserve">hostnames/</w:t>
-      </w:r>
-      <w:r>
-        <w:t xml:space="preserve">; every record carries its own exact-host capture in that year.</w:t>
-      </w:r>
-      <w:r>
-        <w:t xml:space="preserve"> </w:t>
-      </w:r>
-      <w:r>
-        <w:t xml:space="preserve">723 registrable domains are absent from your six files in every year; the rest fills years</w:t>
-      </w:r>
-      <w:r>
-        <w:t xml:space="preserve"> </w:t>
-      </w:r>
-      <w:r>
-        <w:t xml:space="preserve">on names you hold.</w:t>
+        <w:t xml:space="preserve">www.</w:t>
+      </w:r>
+      <w:r>
+        <w:t xml:space="preserve"> </w:t>
+      </w:r>
+      <w:r>
+        <w:t xml:space="preserve">or bare variant is generated, and each record cites its earliest capture.</w:t>
+      </w:r>
+    </w:p>
+    <w:bookmarkEnd w:id="10"/>
+    <w:bookmarkStart w:id="11" w:name="sources-2002-2015"/>
+    <w:p>
+      <w:pPr>
+        <w:pStyle w:val="Heading2"/>
+      </w:pPr>
+      <w:r>
+        <w:t xml:space="preserve">3. Sources, 2002-2015</w:t>
+      </w:r>
+    </w:p>
+    <w:p>
+      <w:pPr>
+        <w:pStyle w:val="FirstParagraph"/>
+      </w:pPr>
+      <w:r>
+        <w:t xml:space="preserve">Four capture indexes, each read whole at hostname grain; every row is a capture with the archive's</w:t>
+      </w:r>
+      <w:r>
+        <w:t xml:space="preserve"> </w:t>
+      </w:r>
+      <w:r>
+        <w:t xml:space="preserve">own 14-digit timestamp and status.</w:t>
       </w:r>
     </w:p>
     <w:tbl>
       <w:tblPr>
         <w:tblStyle w:val="Table"/>
-        <w:tblW w:type="auto" w:w="0"/>
+        <w:tblW w:type="pct" w:w="5000"/>
+        <w:tblLayout w:type="fixed"/>
         <w:tblLook w:firstRow="1" w:lastRow="0" w:firstColumn="0" w:lastColumn="0" w:noHBand="0" w:noVBand="0" w:val="0020"/>
       </w:tblPr>
       <w:tblGrid>
-        <w:gridCol w:w="1980"/>
-        <w:gridCol w:w="1980"/>
-        <w:gridCol w:w="1980"/>
-        <w:gridCol w:w="1980"/>
+        <w:gridCol w:w="2640"/>
+        <w:gridCol w:w="2640"/>
+        <w:gridCol w:w="2640"/>
       </w:tblGrid>
       <w:tr>
         <w:trPr>
@@ -294,43 +373,29 @@
               <w:pStyle w:val="Compact"/>
             </w:pPr>
             <w:r>
-              <w:t xml:space="preserve">Year</w:t>
-            </w:r>
-          </w:p>
-        </w:tc>
-        <w:tc>
-          <w:tcPr/>
-          <w:p>
-            <w:pPr>
-              <w:pStyle w:val="Compact"/>
-              <w:jc w:val="right"/>
-            </w:pPr>
-            <w:r>
-              <w:t xml:space="preserve">Registrables</w:t>
-            </w:r>
-          </w:p>
-        </w:tc>
-        <w:tc>
-          <w:tcPr/>
-          <w:p>
-            <w:pPr>
-              <w:pStyle w:val="Compact"/>
-              <w:jc w:val="right"/>
-            </w:pPr>
-            <w:r>
-              <w:t xml:space="preserve">Hostnames</w:t>
-            </w:r>
-          </w:p>
-        </w:tc>
-        <w:tc>
-          <w:tcPr/>
-          <w:p>
-            <w:pPr>
-              <w:pStyle w:val="Compact"/>
-              <w:jc w:val="right"/>
-            </w:pPr>
-            <w:r>
-              <w:t xml:space="preserve">Equivalent-English added</w:t>
+              <w:t xml:space="preserve">Source</w:t>
+            </w:r>
+          </w:p>
+        </w:tc>
+        <w:tc>
+          <w:tcPr/>
+          <w:p>
+            <w:pPr>
+              <w:pStyle w:val="Compact"/>
+            </w:pPr>
+            <w:r>
+              <w:t xml:space="preserve">What it is</w:t>
+            </w:r>
+          </w:p>
+        </w:tc>
+        <w:tc>
+          <w:tcPr/>
+          <w:p>
+            <w:pPr>
+              <w:pStyle w:val="Compact"/>
+            </w:pPr>
+            <w:r>
+              <w:t xml:space="preserve">Read</w:t>
             </w:r>
           </w:p>
         </w:tc>
@@ -343,43 +408,41 @@
               <w:pStyle w:val="Compact"/>
             </w:pPr>
             <w:r>
-              <w:t xml:space="preserve">1996</w:t>
-            </w:r>
-          </w:p>
-        </w:tc>
-        <w:tc>
-          <w:tcPr/>
-          <w:p>
-            <w:pPr>
-              <w:pStyle w:val="Compact"/>
-              <w:jc w:val="right"/>
-            </w:pPr>
-            <w:r>
-              <w:t xml:space="preserve">0</w:t>
-            </w:r>
-          </w:p>
-        </w:tc>
-        <w:tc>
-          <w:tcPr/>
-          <w:p>
-            <w:pPr>
-              <w:pStyle w:val="Compact"/>
-              <w:jc w:val="right"/>
-            </w:pPr>
-            <w:r>
-              <w:t xml:space="preserve">437</w:t>
-            </w:r>
-          </w:p>
-        </w:tc>
-        <w:tc>
-          <w:tcPr/>
-          <w:p>
-            <w:pPr>
-              <w:pStyle w:val="Compact"/>
-              <w:jc w:val="right"/>
-            </w:pPr>
-            <w:r>
-              <w:t xml:space="preserve">233.1241</w:t>
+              <w:t xml:space="preserve">Not Your Parents' Web TimeMaps,</w:t>
+            </w:r>
+            <w:r>
+              <w:t xml:space="preserve"> </w:t>
+            </w:r>
+            <w:r>
+              <w:rPr>
+                <w:rStyle w:val="VerbatimChar"/>
+              </w:rPr>
+              <w:t xml:space="preserve">archive.org/download/nypw_timemaps/</w:t>
+            </w:r>
+            <w:r>
+              <w:t xml:space="preserve">, CC BY 4.0</w:t>
+            </w:r>
+          </w:p>
+        </w:tc>
+        <w:tc>
+          <w:tcPr/>
+          <w:p>
+            <w:pPr>
+              <w:pStyle w:val="Compact"/>
+            </w:pPr>
+            <w:r>
+              <w:t xml:space="preserve">one TimeMap per URL listing every capture with its status, 144 tarballs by year of first capture</w:t>
+            </w:r>
+          </w:p>
+        </w:tc>
+        <w:tc>
+          <w:tcPr/>
+          <w:p>
+            <w:pPr>
+              <w:pStyle w:val="Compact"/>
+            </w:pPr>
+            <w:r>
+              <w:t xml:space="preserve">all 144 tarballs, rows dated 2002-2015</w:t>
             </w:r>
           </w:p>
         </w:tc>
@@ -392,43 +455,38 @@
               <w:pStyle w:val="Compact"/>
             </w:pPr>
             <w:r>
-              <w:t xml:space="preserve">1997</w:t>
-            </w:r>
-          </w:p>
-        </w:tc>
-        <w:tc>
-          <w:tcPr/>
-          <w:p>
-            <w:pPr>
-              <w:pStyle w:val="Compact"/>
-              <w:jc w:val="right"/>
-            </w:pPr>
-            <w:r>
-              <w:t xml:space="preserve">0</w:t>
-            </w:r>
-          </w:p>
-        </w:tc>
-        <w:tc>
-          <w:tcPr/>
-          <w:p>
-            <w:pPr>
-              <w:pStyle w:val="Compact"/>
-              <w:jc w:val="right"/>
-            </w:pPr>
-            <w:r>
-              <w:t xml:space="preserve">4,576</w:t>
-            </w:r>
-          </w:p>
-        </w:tc>
-        <w:tc>
-          <w:tcPr/>
-          <w:p>
-            <w:pPr>
-              <w:pStyle w:val="Compact"/>
-              <w:jc w:val="right"/>
-            </w:pPr>
-            <w:r>
-              <w:t xml:space="preserve">2,742.2903</w:t>
+              <w:t xml:space="preserve">Internet Archive storage node ia600702,</w:t>
+            </w:r>
+            <w:r>
+              <w:t xml:space="preserve"> </w:t>
+            </w:r>
+            <w:r>
+              <w:rPr>
+                <w:rStyle w:val="VerbatimChar"/>
+              </w:rPr>
+              <w:t xml:space="preserve">archive.org/download/host_cdx_ia600702/ia600702.hostcdx.gz</w:t>
+            </w:r>
+          </w:p>
+        </w:tc>
+        <w:tc>
+          <w:tcPr/>
+          <w:p>
+            <w:pPr>
+              <w:pStyle w:val="Compact"/>
+            </w:pPr>
+            <w:r>
+              <w:t xml:space="preserve">the public CDX of every capture on one node, 1,031,419,773 rows</w:t>
+            </w:r>
+          </w:p>
+        </w:tc>
+        <w:tc>
+          <w:tcPr/>
+          <w:p>
+            <w:pPr>
+              <w:pStyle w:val="Compact"/>
+            </w:pPr>
+            <w:r>
+              <w:t xml:space="preserve">the whole 57.6 GB file</w:t>
             </w:r>
           </w:p>
         </w:tc>
@@ -441,43 +499,38 @@
               <w:pStyle w:val="Compact"/>
             </w:pPr>
             <w:r>
-              <w:t xml:space="preserve">1998</w:t>
-            </w:r>
-          </w:p>
-        </w:tc>
-        <w:tc>
-          <w:tcPr/>
-          <w:p>
-            <w:pPr>
-              <w:pStyle w:val="Compact"/>
-              <w:jc w:val="right"/>
-            </w:pPr>
-            <w:r>
-              <w:t xml:space="preserve">0</w:t>
-            </w:r>
-          </w:p>
-        </w:tc>
-        <w:tc>
-          <w:tcPr/>
-          <w:p>
-            <w:pPr>
-              <w:pStyle w:val="Compact"/>
-              <w:jc w:val="right"/>
-            </w:pPr>
-            <w:r>
-              <w:t xml:space="preserve">11,521</w:t>
-            </w:r>
-          </w:p>
-        </w:tc>
-        <w:tc>
-          <w:tcPr/>
-          <w:p>
-            <w:pPr>
-              <w:pStyle w:val="Compact"/>
-              <w:jc w:val="right"/>
-            </w:pPr>
-            <w:r>
-              <w:t xml:space="preserve">6,360.0689</w:t>
+              <w:t xml:space="preserve">Dartmouth-NBER ARCS,</w:t>
+            </w:r>
+            <w:r>
+              <w:t xml:space="preserve"> </w:t>
+            </w:r>
+            <w:r>
+              <w:rPr>
+                <w:rStyle w:val="VerbatimChar"/>
+              </w:rPr>
+              <w:t xml:space="preserve">archive.org/download/DARTMOUTH-NBER-RESEARCH-2017-ARCS-*/</w:t>
+            </w:r>
+          </w:p>
+        </w:tc>
+        <w:tc>
+          <w:tcPr/>
+          <w:p>
+            <w:pPr>
+              <w:pStyle w:val="Compact"/>
+            </w:pPr>
+            <w:r>
+              <w:t xml:space="preserve">the Internet Archive's per-item CDX beside each item of the collection; no ARC is fetched</w:t>
+            </w:r>
+          </w:p>
+        </w:tc>
+        <w:tc>
+          <w:tcPr/>
+          <w:p>
+            <w:pPr>
+              <w:pStyle w:val="Compact"/>
+            </w:pPr>
+            <w:r>
+              <w:t xml:space="preserve">the 226 items with 2002-2015 stamps</w:t>
             </w:r>
           </w:p>
         </w:tc>
@@ -490,206 +543,44 @@
               <w:pStyle w:val="Compact"/>
             </w:pPr>
             <w:r>
-              <w:t xml:space="preserve">1999</w:t>
-            </w:r>
-          </w:p>
-        </w:tc>
-        <w:tc>
-          <w:tcPr/>
-          <w:p>
-            <w:pPr>
-              <w:pStyle w:val="Compact"/>
-              <w:jc w:val="right"/>
-            </w:pPr>
-            <w:r>
-              <w:t xml:space="preserve">0</w:t>
-            </w:r>
-          </w:p>
-        </w:tc>
-        <w:tc>
-          <w:tcPr/>
-          <w:p>
-            <w:pPr>
-              <w:pStyle w:val="Compact"/>
-              <w:jc w:val="right"/>
-            </w:pPr>
-            <w:r>
-              <w:t xml:space="preserve">44,926</w:t>
-            </w:r>
-          </w:p>
-        </w:tc>
-        <w:tc>
-          <w:tcPr/>
-          <w:p>
-            <w:pPr>
-              <w:pStyle w:val="Compact"/>
-              <w:jc w:val="right"/>
-            </w:pPr>
-            <w:r>
-              <w:t xml:space="preserve">24,681.8126</w:t>
-            </w:r>
-          </w:p>
-        </w:tc>
-      </w:tr>
-      <w:tr>
-        <w:tc>
-          <w:tcPr/>
-          <w:p>
-            <w:pPr>
-              <w:pStyle w:val="Compact"/>
-            </w:pPr>
-            <w:r>
-              <w:t xml:space="preserve">2000</w:t>
-            </w:r>
-          </w:p>
-        </w:tc>
-        <w:tc>
-          <w:tcPr/>
-          <w:p>
-            <w:pPr>
-              <w:pStyle w:val="Compact"/>
-              <w:jc w:val="right"/>
-            </w:pPr>
-            <w:r>
-              <w:t xml:space="preserve">7</w:t>
-            </w:r>
-          </w:p>
-        </w:tc>
-        <w:tc>
-          <w:tcPr/>
-          <w:p>
-            <w:pPr>
-              <w:pStyle w:val="Compact"/>
-              <w:jc w:val="right"/>
-            </w:pPr>
-            <w:r>
-              <w:t xml:space="preserve">145,416</w:t>
-            </w:r>
-          </w:p>
-        </w:tc>
-        <w:tc>
-          <w:tcPr/>
-          <w:p>
-            <w:pPr>
-              <w:pStyle w:val="Compact"/>
-              <w:jc w:val="right"/>
-            </w:pPr>
-            <w:r>
-              <w:t xml:space="preserve">80,361.4079</w:t>
-            </w:r>
-          </w:p>
-        </w:tc>
-      </w:tr>
-      <w:tr>
-        <w:tc>
-          <w:tcPr/>
-          <w:p>
-            <w:pPr>
-              <w:pStyle w:val="Compact"/>
-            </w:pPr>
-            <w:r>
-              <w:t xml:space="preserve">2001</w:t>
-            </w:r>
-          </w:p>
-        </w:tc>
-        <w:tc>
-          <w:tcPr/>
-          <w:p>
-            <w:pPr>
-              <w:pStyle w:val="Compact"/>
-              <w:jc w:val="right"/>
-            </w:pPr>
-            <w:r>
-              <w:t xml:space="preserve">834</w:t>
-            </w:r>
-          </w:p>
-        </w:tc>
-        <w:tc>
-          <w:tcPr/>
-          <w:p>
-            <w:pPr>
-              <w:pStyle w:val="Compact"/>
-              <w:jc w:val="right"/>
-            </w:pPr>
-            <w:r>
-              <w:t xml:space="preserve">383,310</w:t>
-            </w:r>
-          </w:p>
-        </w:tc>
-        <w:tc>
-          <w:tcPr/>
-          <w:p>
-            <w:pPr>
-              <w:pStyle w:val="Compact"/>
-              <w:jc w:val="right"/>
-            </w:pPr>
-            <w:r>
-              <w:t xml:space="preserve">214,761.8128</w:t>
-            </w:r>
-          </w:p>
-        </w:tc>
-      </w:tr>
-      <w:tr>
-        <w:tc>
-          <w:tcPr/>
-          <w:p>
-            <w:pPr>
-              <w:pStyle w:val="Compact"/>
-            </w:pPr>
+              <w:t xml:space="preserve">Arquivo.pt,</w:t>
+            </w:r>
+            <w:r>
+              <w:t xml:space="preserve"> </w:t>
+            </w:r>
             <w:r>
               <w:rPr>
-                <w:b/>
-                <w:bCs/>
+                <w:rStyle w:val="VerbatimChar"/>
               </w:rPr>
-              <w:t xml:space="preserve">Total</w:t>
-            </w:r>
-          </w:p>
-        </w:tc>
-        <w:tc>
-          <w:tcPr/>
-          <w:p>
-            <w:pPr>
-              <w:pStyle w:val="Compact"/>
-              <w:jc w:val="right"/>
-            </w:pPr>
-            <w:r>
-              <w:rPr>
-                <w:b/>
-                <w:bCs/>
-              </w:rPr>
-              <w:t xml:space="preserve">841</w:t>
-            </w:r>
-          </w:p>
-        </w:tc>
-        <w:tc>
-          <w:tcPr/>
-          <w:p>
-            <w:pPr>
-              <w:pStyle w:val="Compact"/>
-              <w:jc w:val="right"/>
-            </w:pPr>
-            <w:r>
-              <w:rPr>
-                <w:b/>
-                <w:bCs/>
-              </w:rPr>
-              <w:t xml:space="preserve">590,186</w:t>
-            </w:r>
-          </w:p>
-        </w:tc>
-        <w:tc>
-          <w:tcPr/>
-          <w:p>
-            <w:pPr>
-              <w:pStyle w:val="Compact"/>
-              <w:jc w:val="right"/>
-            </w:pPr>
-            <w:r>
-              <w:rPr>
-                <w:b/>
-                <w:bCs/>
-              </w:rPr>
-              <w:t xml:space="preserve">329,140.5166</w:t>
+              <w:t xml:space="preserve">arquivo.pt/datasets/cdxj/IA.cdxj</w:t>
+            </w:r>
+            <w:r>
+              <w:t xml:space="preserve"> </w:t>
+            </w:r>
+            <w:r>
+              <w:t xml:space="preserve">[fonte: Arquivo.pt, 07/10/2026]</w:t>
+            </w:r>
+          </w:p>
+        </w:tc>
+        <w:tc>
+          <w:tcPr/>
+          <w:p>
+            <w:pPr>
+              <w:pStyle w:val="Compact"/>
+            </w:pPr>
+            <w:r>
+              <w:t xml:space="preserve">Arquivo.pt's copy of an Internet Archive index, CDXJ</w:t>
+            </w:r>
+          </w:p>
+        </w:tc>
+        <w:tc>
+          <w:tcPr/>
+          <w:p>
+            <w:pPr>
+              <w:pStyle w:val="Compact"/>
+            </w:pPr>
+            <w:r>
+              <w:t xml:space="preserve">the whole file, its 2002-2008 captures</w:t>
             </w:r>
           </w:p>
         </w:tc>
@@ -701,10 +592,15 @@
       </w:pPr>
       <w:r>
         <w:rPr>
-          <w:b/>
-          <w:bCs/>
+          <w:rStyle w:val="VerbatimChar"/>
         </w:rPr>
-        <w:t xml:space="preserve">The candidate track, claimed separately and never added to the above.</w:t>
+        <w:t xml:space="preserve">extended_years/</w:t>
+      </w:r>
+      <w:r>
+        <w:t xml:space="preserve"> </w:t>
+      </w:r>
+      <w:r>
+        <w:t xml:space="preserve">holds, per year,</w:t>
       </w:r>
       <w:r>
         <w:t xml:space="preserve"> </w:t>
@@ -713,38 +609,13 @@
         <w:rPr>
           <w:rStyle w:val="VerbatimChar"/>
         </w:rPr>
-        <w:t xml:space="preserve">candidate_additions.txt</w:t>
-      </w:r>
-      <w:r>
-        <w:t xml:space="preserve">:</w:t>
-      </w:r>
-      <w:r>
-        <w:t xml:space="preserve"> </w:t>
-      </w:r>
-      <w:r>
-        <w:t xml:space="preserve">261,977 names, 77,497.7487 EE,</w:t>
-      </w:r>
-      <w:r>
-        <w:t xml:space="preserve"> </w:t>
-      </w:r>
-      <w:r>
-        <w:rPr>
-          <w:b/>
-          <w:bCs/>
-        </w:rPr>
-        <w:t xml:space="preserve">0.1382%</w:t>
-      </w:r>
-      <w:r>
-        <w:t xml:space="preserve"> </w:t>
-      </w:r>
-      <w:r>
-        <w:t xml:space="preserve">of the same denominator, after removing every</w:t>
-      </w:r>
-      <w:r>
-        <w:t xml:space="preserve"> </w:t>
-      </w:r>
-      <w:r>
-        <w:t xml:space="preserve">name in your</w:t>
+        <w:t xml:space="preserve">additions/YYYY.txt</w:t>
+      </w:r>
+      <w:r>
+        <w:t xml:space="preserve"> </w:t>
+      </w:r>
+      <w:r>
+        <w:t xml:space="preserve">(ours alone) and</w:t>
       </w:r>
       <w:r>
         <w:t xml:space="preserve"> </w:t>
@@ -753,43 +624,80 @@
         <w:rPr>
           <w:rStyle w:val="VerbatimChar"/>
         </w:rPr>
-        <w:t xml:space="preserve">candidate_pool.txt</w:t>
-      </w:r>
-      <w:r>
-        <w:t xml:space="preserve"> </w:t>
-      </w:r>
-      <w:r>
-        <w:t xml:space="preserve">or annual files. 217,900 are registrable domains whose only dated</w:t>
-      </w:r>
-      <w:r>
-        <w:t xml:space="preserve"> </w:t>
-      </w:r>
-      <w:r>
-        <w:t xml:space="preserve">evidence the evidence rule keeps out of the annual files (registry zone and drop lists, dated</w:t>
-      </w:r>
-      <w:r>
-        <w:t xml:space="preserve"> </w:t>
-      </w:r>
-      <w:r>
-        <w:t xml:space="preserve">directories, author e-mail hosts); 44,077 are hostnames from the two collections of section 3.</w:t>
+        <w:t xml:space="preserve">YYYY.txt</w:t>
+      </w:r>
+      <w:r>
+        <w:t xml:space="preserve"> </w:t>
+      </w:r>
+      <w:r>
+        <w:t xml:space="preserve">(your file</w:t>
+      </w:r>
+      <w:r>
+        <w:t xml:space="preserve"> </w:t>
+      </w:r>
+      <w:r>
+        <w:t xml:space="preserve">merged with ours);</w:t>
+      </w:r>
+      <w:r>
+        <w:t xml:space="preserve"> </w:t>
+      </w:r>
+      <w:r>
+        <w:rPr>
+          <w:rStyle w:val="VerbatimChar"/>
+        </w:rPr>
+        <w:t xml:space="preserve">evidence_ledger.csv</w:t>
+      </w:r>
+      <w:r>
+        <w:t xml:space="preserve">, one row per record: year, host, method, source file, line,</w:t>
+      </w:r>
+      <w:r>
+        <w:t xml:space="preserve"> </w:t>
+      </w:r>
+      <w:r>
+        <w:t xml:space="preserve">file sha256, capture URL;</w:t>
+      </w:r>
+      <w:r>
+        <w:t xml:space="preserve"> </w:t>
+      </w:r>
+      <w:r>
+        <w:rPr>
+          <w:rStyle w:val="VerbatimChar"/>
+        </w:rPr>
+        <w:t xml:space="preserve">dedup_report.csv</w:t>
+      </w:r>
+      <w:r>
+        <w:t xml:space="preserve"> </w:t>
+      </w:r>
+      <w:r>
+        <w:t xml:space="preserve">in your merge_stats columns; and</w:t>
+      </w:r>
+      <w:r>
+        <w:t xml:space="preserve"> </w:t>
+      </w:r>
+      <w:r>
+        <w:rPr>
+          <w:rStyle w:val="VerbatimChar"/>
+        </w:rPr>
+        <w:t xml:space="preserve">manifest.json</w:t>
+      </w:r>
+      <w:r>
+        <w:t xml:space="preserve">, the</w:t>
+      </w:r>
+      <w:r>
+        <w:t xml:space="preserve"> </w:t>
+      </w:r>
+      <w:r>
+        <w:t xml:space="preserve">inputs with their sha256 and the counts and EE per year.</w:t>
       </w:r>
     </w:p>
-    <w:p>
-      <w:pPr>
-        <w:pStyle w:val="BodyText"/>
-      </w:pPr>
-      <w:r>
-        <w:t xml:space="preserve">Cumulative credited percentage 79.4048%: each scored round at the figure you credited, this round at its own unverified 0.5870%. Time-weighted score 6.88 + 6.302372 + 5.687792 + 0.944228 = 19.814392, your own scores for rounds 6, 7, 8 and 9. Under the specification's time-weighted score this round is t = 50, whole days since the 2 August assignment. Domain-Year Score: S = 10 x (0.586969 / 50) = 0.117394. Candidate-Pool Score: S = 10 x (0.138205 / 50) = 0.027641.</w:t>
-      </w:r>
-    </w:p>
-    <w:bookmarkEnd w:id="9"/>
-    <w:bookmarkStart w:id="10" w:name="what-is-new-and-where-it-came-from"/>
+    <w:bookmarkEnd w:id="11"/>
+    <w:bookmarkStart w:id="12" w:name="sources-1996-2001"/>
     <w:p>
       <w:pPr>
         <w:pStyle w:val="Heading2"/>
       </w:pPr>
       <w:r>
-        <w:t xml:space="preserve">2. What is new, and where it came from</w:t>
+        <w:t xml:space="preserve">4. Sources, 1996-2001</w:t>
       </w:r>
     </w:p>
     <w:tbl>
@@ -913,7 +821,7 @@
               <w:jc w:val="right"/>
             </w:pPr>
             <w:r>
-              <w:t xml:space="preserve">341,489</w:t>
+              <w:t xml:space="preserve">316,000</w:t>
             </w:r>
           </w:p>
         </w:tc>
@@ -925,7 +833,7 @@
               <w:jc w:val="right"/>
             </w:pPr>
             <w:r>
-              <w:t xml:space="preserve">190,023</w:t>
+              <w:t xml:space="preserve">174,792</w:t>
             </w:r>
           </w:p>
         </w:tc>
@@ -941,29 +849,29 @@
               <w:rPr>
                 <w:rStyle w:val="VerbatimChar"/>
               </w:rPr>
-              <w:t xml:space="preserve">bulk_cdx_file</w:t>
-            </w:r>
-          </w:p>
-        </w:tc>
-        <w:tc>
-          <w:tcPr/>
-          <w:p>
-            <w:pPr>
-              <w:pStyle w:val="Compact"/>
-            </w:pPr>
-            <w:r>
-              <w:t xml:space="preserve">hostname</w:t>
-            </w:r>
-          </w:p>
-        </w:tc>
-        <w:tc>
-          <w:tcPr/>
-          <w:p>
-            <w:pPr>
-              <w:pStyle w:val="Compact"/>
-            </w:pPr>
-            <w:r>
-              <w:t xml:space="preserve">the row's own 14-digit capture timestamp in the archive's index</w:t>
+              <w:t xml:space="preserve">ia_cdx_bulk</w:t>
+            </w:r>
+          </w:p>
+        </w:tc>
+        <w:tc>
+          <w:tcPr/>
+          <w:p>
+            <w:pPr>
+              <w:pStyle w:val="Compact"/>
+            </w:pPr>
+            <w:r>
+              <w:t xml:space="preserve">registrable</w:t>
+            </w:r>
+          </w:p>
+        </w:tc>
+        <w:tc>
+          <w:tcPr/>
+          <w:p>
+            <w:pPr>
+              <w:pStyle w:val="Compact"/>
+            </w:pPr>
+            <w:r>
+              <w:t xml:space="preserve">the capture timestamp of a URL on that host</w:t>
             </w:r>
           </w:p>
         </w:tc>
@@ -975,7 +883,7 @@
               <w:jc w:val="right"/>
             </w:pPr>
             <w:r>
-              <w:t xml:space="preserve">238,911</w:t>
+              <w:t xml:space="preserve">4,621</w:t>
             </w:r>
           </w:p>
         </w:tc>
@@ -987,7 +895,7 @@
               <w:jc w:val="right"/>
             </w:pPr>
             <w:r>
-              <w:t xml:space="preserve">134,590</w:t>
+              <w:t xml:space="preserve">4,389</w:t>
             </w:r>
           </w:p>
         </w:tc>
@@ -1000,69 +908,7 @@
               <w:pStyle w:val="Compact"/>
             </w:pPr>
             <w:r>
-              <w:rPr>
-                <w:rStyle w:val="VerbatimChar"/>
-              </w:rPr>
-              <w:t xml:space="preserve">nypw_timemap_hostgrain</w:t>
-            </w:r>
-          </w:p>
-        </w:tc>
-        <w:tc>
-          <w:tcPr/>
-          <w:p>
-            <w:pPr>
-              <w:pStyle w:val="Compact"/>
-            </w:pPr>
-            <w:r>
-              <w:t xml:space="preserve">hostname</w:t>
-            </w:r>
-          </w:p>
-        </w:tc>
-        <w:tc>
-          <w:tcPr/>
-          <w:p>
-            <w:pPr>
-              <w:pStyle w:val="Compact"/>
-            </w:pPr>
-            <w:r>
-              <w:t xml:space="preserve">the row's own 14-digit capture timestamp, in the archive's Not Your Parents' Web first-capture index</w:t>
-            </w:r>
-          </w:p>
-        </w:tc>
-        <w:tc>
-          <w:tcPr/>
-          <w:p>
-            <w:pPr>
-              <w:pStyle w:val="Compact"/>
-              <w:jc w:val="right"/>
-            </w:pPr>
-            <w:r>
-              <w:t xml:space="preserve">9,717</w:t>
-            </w:r>
-          </w:p>
-        </w:tc>
-        <w:tc>
-          <w:tcPr/>
-          <w:p>
-            <w:pPr>
-              <w:pStyle w:val="Compact"/>
-              <w:jc w:val="right"/>
-            </w:pPr>
-            <w:r>
-              <w:t xml:space="preserve">4,106</w:t>
-            </w:r>
-          </w:p>
-        </w:tc>
-      </w:tr>
-      <w:tr>
-        <w:tc>
-          <w:tcPr/>
-          <w:p>
-            <w:pPr>
-              <w:pStyle w:val="Compact"/>
-            </w:pPr>
-            <w:r>
-              <w:t xml:space="preserve">6 further sources</w:t>
+              <w:t xml:space="preserve">8 further sources</w:t>
             </w:r>
           </w:p>
         </w:tc>
@@ -1120,7 +966,7 @@
               <w:jc w:val="right"/>
             </w:pPr>
             <w:r>
-              <w:t xml:space="preserve">910</w:t>
+              <w:t xml:space="preserve">14,080</w:t>
             </w:r>
           </w:p>
         </w:tc>
@@ -1132,7 +978,7 @@
               <w:jc w:val="right"/>
             </w:pPr>
             <w:r>
-              <w:t xml:space="preserve">422</w:t>
+              <w:t xml:space="preserve">4,479</w:t>
             </w:r>
           </w:p>
         </w:tc>
@@ -1181,7 +1027,7 @@
                 <w:b/>
                 <w:bCs/>
               </w:rPr>
-              <w:t xml:space="preserve">591,027</w:t>
+              <w:t xml:space="preserve">334,701</w:t>
             </w:r>
           </w:p>
         </w:tc>
@@ -1197,7 +1043,7 @@
                 <w:b/>
                 <w:bCs/>
               </w:rPr>
-              <w:t xml:space="preserve">329,141</w:t>
+              <w:t xml:space="preserve">183,661</w:t>
             </w:r>
           </w:p>
         </w:tc>
@@ -1208,28 +1054,22 @@
         <w:pStyle w:val="BodyText"/>
       </w:pPr>
       <w:r>
+        <w:t xml:space="preserve">The same rule, from the capture-index collectors of the previous rounds.</w:t>
+      </w:r>
+      <w:r>
+        <w:t xml:space="preserve"> </w:t>
+      </w:r>
+      <w:r>
         <w:rPr>
           <w:rStyle w:val="VerbatimChar"/>
         </w:rPr>
-        <w:t xml:space="preserve">ia_cdx_domain_sweep</w:t>
-      </w:r>
-      <w:r>
-        <w:t xml:space="preserve"> </w:t>
-      </w:r>
-      <w:r>
-        <w:t xml:space="preserve">queries the Internet Archive's capture index (CDX) domain by domain for</w:t>
-      </w:r>
-      <w:r>
-        <w:t xml:space="preserve"> </w:t>
-      </w:r>
-      <w:r>
-        <w:t xml:space="preserve">names in your files and keeps every captured hostname beneath them, each with the archive's own</w:t>
-      </w:r>
-      <w:r>
-        <w:t xml:space="preserve"> </w:t>
-      </w:r>
-      <w:r>
-        <w:t xml:space="preserve">14-digit timestamp.</w:t>
+        <w:t xml:space="preserve">additions/</w:t>
+      </w:r>
+      <w:r>
+        <w:t xml:space="preserve"> </w:t>
+      </w:r>
+      <w:r>
+        <w:t xml:space="preserve">and</w:t>
       </w:r>
       <w:r>
         <w:t xml:space="preserve"> </w:t>
@@ -1238,107 +1078,38 @@
         <w:rPr>
           <w:rStyle w:val="VerbatimChar"/>
         </w:rPr>
-        <w:t xml:space="preserve">bulk_cdx_file</w:t>
-      </w:r>
-      <w:r>
-        <w:t xml:space="preserve"> </w:t>
-      </w:r>
-      <w:r>
-        <w:t xml:space="preserve">is two such indexes</w:t>
+        <w:t xml:space="preserve">hostnames/</w:t>
+      </w:r>
+      <w:r>
+        <w:t xml:space="preserve"> </w:t>
+      </w:r>
+      <w:r>
+        <w:t xml:space="preserve">hold the records with their evidence manifests, and</w:t>
       </w:r>
       <w:r>
         <w:t xml:space="preserve"> </w:t>
       </w:r>
       <w:r>
         <w:rPr>
-          <w:b/>
-          <w:bCs/>
+          <w:rStyle w:val="VerbatimChar"/>
         </w:rPr>
-        <w:t xml:space="preserve">read whole at hostname grain</w:t>
-      </w:r>
-      <w:r>
-        <w:t xml:space="preserve">, keeping every HTTP 200 row dated 1996-2001:</w:t>
+        <w:t xml:space="preserve">provenance/</w:t>
+      </w:r>
+      <w:r>
+        <w:t xml:space="preserve"> </w:t>
+      </w:r>
+      <w:r>
+        <w:t xml:space="preserve">rebuilds every one.</w:t>
       </w:r>
     </w:p>
+    <w:bookmarkEnd w:id="12"/>
+    <w:bookmarkStart w:id="13" w:name="checks-and-reproduction"/>
     <w:p>
       <w:pPr>
-        <w:pStyle w:val="Compact"/>
-        <w:numPr>
-          <w:ilvl w:val="0"/>
-          <w:numId w:val="1001"/>
-        </w:numPr>
+        <w:pStyle w:val="Heading2"/>
       </w:pPr>
       <w:r>
-        <w:rPr>
-          <w:b/>
-          <w:bCs/>
-        </w:rPr>
-        <w:t xml:space="preserve">Dartmouth NBER ARCS</w:t>
-      </w:r>
-      <w:r>
-        <w:t xml:space="preserve">, a research crawl collection on archive.org with a CDX beside each of</w:t>
-      </w:r>
-      <w:r>
-        <w:t xml:space="preserve"> </w:t>
-      </w:r>
-      <w:r>
-        <w:t xml:space="preserve">its 282 items: the 25 with 1996-2001 stamps, read whole (4.1 GB), paid 134,564 records and</w:t>
-      </w:r>
-      <w:r>
-        <w:t xml:space="preserve"> </w:t>
-      </w:r>
-      <w:r>
-        <w:t xml:space="preserve">83,868 EE. At registrable-domain level it adds nothing, every domain already held; one level</w:t>
-      </w:r>
-      <w:r>
-        <w:t xml:space="preserve"> </w:t>
-      </w:r>
-      <w:r>
-        <w:t xml:space="preserve">down it pays.</w:t>
-      </w:r>
-    </w:p>
-    <w:p>
-      <w:pPr>
-        <w:pStyle w:val="Compact"/>
-        <w:numPr>
-          <w:ilvl w:val="0"/>
-          <w:numId w:val="1001"/>
-        </w:numPr>
-      </w:pPr>
-      <w:r>
-        <w:rPr>
-          <w:b/>
-          <w:bCs/>
-        </w:rPr>
-        <w:t xml:space="preserve">Storage node ia600702</w:t>
-      </w:r>
-      <w:r>
-        <w:t xml:space="preserve">, the public 57.6 GB CDX of every capture on one archive.org node:</w:t>
-      </w:r>
-      <w:r>
-        <w:t xml:space="preserve"> </w:t>
-      </w:r>
-      <w:r>
-        <w:t xml:space="preserve">1,031,419,773 rows, 14,192,504 of them HTTP 200 and dated 1996-2001, 931,864 host-years,</w:t>
-      </w:r>
-      <w:r>
-        <w:t xml:space="preserve"> </w:t>
-      </w:r>
-      <w:r>
-        <w:rPr>
-          <w:b/>
-          <w:bCs/>
-        </w:rPr>
-        <w:t xml:space="preserve">88.8% already in your release or our database</w:t>
-      </w:r>
-      <w:r>
-        <w:t xml:space="preserve">; the rest, 104,347 records, paid 50,722 EE. A</w:t>
-      </w:r>
-      <w:r>
-        <w:t xml:space="preserve"> </w:t>
-      </w:r>
-      <w:r>
-        <w:t xml:space="preserve">bulk index read now measures the benchmark's saturation as much as it adds to it.</w:t>
+        <w:t xml:space="preserve">5. Checks and reproduction</w:t>
       </w:r>
     </w:p>
     <w:p>
@@ -1346,557 +1117,7 @@
         <w:pStyle w:val="FirstParagraph"/>
       </w:pPr>
       <w:r>
-        <w:t xml:space="preserve">Our research loop now rejects, before download, any hostname source whose evidence class the</w:t>
-      </w:r>
-      <w:r>
-        <w:t xml:space="preserve"> </w:t>
-      </w:r>
-      <w:r>
-        <w:t xml:space="preserve">evidence rule keeps out of the annual files; the last such download was 8.5 GB for nothing</w:t>
-      </w:r>
-      <w:r>
-        <w:t xml:space="preserve"> </w:t>
-      </w:r>
-      <w:r>
-        <w:t xml:space="preserve">shippable.</w:t>
-      </w:r>
-    </w:p>
-    <w:bookmarkEnd w:id="10"/>
-    <w:bookmarkStart w:id="11" w:name="Xf214be7ffeb369d45edfcde7f49f0abde9e7ea3"/>
-    <w:p>
-      <w:pPr>
-        <w:pStyle w:val="Heading2"/>
-      </w:pPr>
-      <w:r>
-        <w:t xml:space="preserve">3. Two candidate collections, separate from the annual files</w:t>
-      </w:r>
-    </w:p>
-    <w:p>
-      <w:pPr>
-        <w:pStyle w:val="FirstParagraph"/>
-      </w:pPr>
-      <w:r>
-        <w:rPr>
-          <w:rStyle w:val="VerbatimChar"/>
-        </w:rPr>
-        <w:t xml:space="preserve">isc_survey_hostnames/</w:t>
-      </w:r>
-      <w:r>
-        <w:t xml:space="preserve"> </w:t>
-      </w:r>
-      <w:r>
-        <w:t xml:space="preserve">holds what round 9's 13.1 million Internet Domain Survey hosts left outside</w:t>
-      </w:r>
-      <w:r>
-        <w:t xml:space="preserve"> </w:t>
-      </w:r>
-      <w:r>
-        <w:t xml:space="preserve">your release: 4,265 hosts of the 1996-1997 surveys, candidates by your ruling of 5 September that</w:t>
-      </w:r>
-      <w:r>
-        <w:t xml:space="preserve"> </w:t>
-      </w:r>
-      <w:r>
-        <w:t xml:space="preserve">a DNS listing is not website evidence.</w:t>
-      </w:r>
-    </w:p>
-    <w:p>
-      <w:pPr>
-        <w:pStyle w:val="BodyText"/>
-      </w:pPr>
-      <w:r>
-        <w:rPr>
-          <w:rStyle w:val="VerbatimChar"/>
-        </w:rPr>
-        <w:t xml:space="preserve">server_header_hostnames/</w:t>
-      </w:r>
-      <w:r>
-        <w:t xml:space="preserve"> </w:t>
-      </w:r>
-      <w:r>
-        <w:t xml:space="preserve">is new, as the evidence rule instructs for mail and Usenet delivery</w:t>
-      </w:r>
-      <w:r>
-        <w:t xml:space="preserve"> </w:t>
-      </w:r>
-      <w:r>
-        <w:t xml:space="preserve">headers: 39,812 exact hostnames whose only dated evidence is a header a mail or news server wrote</w:t>
-      </w:r>
-      <w:r>
-        <w:t xml:space="preserve"> </w:t>
-      </w:r>
-      <w:r>
-        <w:t xml:space="preserve">about itself (</w:t>
-      </w:r>
-      <w:r>
-        <w:rPr>
-          <w:rStyle w:val="VerbatimChar"/>
-        </w:rPr>
-        <w:t xml:space="preserve">Received: by</w:t>
-      </w:r>
-      <w:r>
-        <w:t xml:space="preserve">,</w:t>
-      </w:r>
-      <w:r>
-        <w:t xml:space="preserve"> </w:t>
-      </w:r>
-      <w:r>
-        <w:rPr>
-          <w:rStyle w:val="VerbatimChar"/>
-        </w:rPr>
-        <w:t xml:space="preserve">Path</w:t>
-      </w:r>
-      <w:r>
-        <w:t xml:space="preserve">,</w:t>
-      </w:r>
-      <w:r>
-        <w:t xml:space="preserve"> </w:t>
-      </w:r>
-      <w:r>
-        <w:rPr>
-          <w:rStyle w:val="VerbatimChar"/>
-        </w:rPr>
-        <w:t xml:space="preserve">X-Trace</w:t>
-      </w:r>
-      <w:r>
-        <w:t xml:space="preserve">,</w:t>
-      </w:r>
-      <w:r>
-        <w:t xml:space="preserve"> </w:t>
-      </w:r>
-      <w:r>
-        <w:rPr>
-          <w:rStyle w:val="VerbatimChar"/>
-        </w:rPr>
-        <w:t xml:space="preserve">NNTP-Posting-Host</w:t>
-      </w:r>
-      <w:r>
-        <w:t xml:space="preserve">), proof of a host in service,</w:t>
-      </w:r>
-      <w:r>
-        <w:t xml:space="preserve"> </w:t>
-      </w:r>
-      <w:r>
-        <w:t xml:space="preserve">not of a website. It ships with per-host provenance and its run's exclusion ledger; a host</w:t>
-      </w:r>
-      <w:r>
-        <w:t xml:space="preserve"> </w:t>
-      </w:r>
-      <w:r>
-        <w:t xml:space="preserve">promotes only beside an exact-host capture for that year.</w:t>
-      </w:r>
-    </w:p>
-    <w:p>
-      <w:pPr>
-        <w:pStyle w:val="BodyText"/>
-      </w:pPr>
-      <w:r>
-        <w:t xml:space="preserve">Its worth, measured on 98,381 header-dated host-years from eight Usenet hierarchies, against</w:t>
-      </w:r>
-      <w:r>
-        <w:t xml:space="preserve"> </w:t>
-      </w:r>
-      <w:r>
-        <w:t xml:space="preserve">captures already in our database:</w:t>
-      </w:r>
-      <w:r>
-        <w:t xml:space="preserve"> </w:t>
-      </w:r>
-      <w:r>
-        <w:rPr>
-          <w:b/>
-          <w:bCs/>
-        </w:rPr>
-        <w:t xml:space="preserve">1.16% carry an exact-host capture for the same year</w:t>
-      </w:r>
-      <w:r>
-        <w:t xml:space="preserve"> </w:t>
-      </w:r>
-      <w:r>
-        <w:t xml:space="preserve">(95% interval</w:t>
-      </w:r>
-      <w:r>
-        <w:t xml:space="preserve"> </w:t>
-      </w:r>
-      <w:r>
-        <w:t xml:space="preserve">1.10 to 1.23), against 0.14% to 0.82% at a year shifted by one to three; 2.10% in any in-window year, beside the</w:t>
-      </w:r>
-      <w:r>
-        <w:t xml:space="preserve"> </w:t>
-      </w:r>
-      <w:r>
-        <w:t xml:space="preserve">2.67% you measured on Internet Domain Survey hosts over 1996-2013. By leftmost label: dial-up shaped</w:t>
-      </w:r>
-      <w:r>
-        <w:t xml:space="preserve"> </w:t>
-      </w:r>
-      <w:r>
-        <w:t xml:space="preserve">names 0.06%, infrastructure names 4.07%,</w:t>
-      </w:r>
-      <w:r>
-        <w:t xml:space="preserve"> </w:t>
-      </w:r>
-      <w:r>
-        <w:rPr>
-          <w:rStyle w:val="VerbatimChar"/>
-        </w:rPr>
-        <w:t xml:space="preserve">www</w:t>
-      </w:r>
-      <w:r>
-        <w:t xml:space="preserve"> </w:t>
-      </w:r>
-      <w:r>
-        <w:t xml:space="preserve">and</w:t>
-      </w:r>
-      <w:r>
-        <w:t xml:space="preserve"> </w:t>
-      </w:r>
-      <w:r>
-        <w:rPr>
-          <w:rStyle w:val="VerbatimChar"/>
-        </w:rPr>
-        <w:t xml:space="preserve">web</w:t>
-      </w:r>
-      <w:r>
-        <w:t xml:space="preserve"> </w:t>
-      </w:r>
-      <w:r>
-        <w:t xml:space="preserve">names 31.1%. All are lower bounds (partial</w:t>
-      </w:r>
-      <w:r>
-        <w:t xml:space="preserve"> </w:t>
-      </w:r>
-      <w:r>
-        <w:t xml:space="preserve">index, Usenet only) and rank the verification queue.</w:t>
-      </w:r>
-    </w:p>
-    <w:bookmarkEnd w:id="11"/>
-    <w:bookmarkStart w:id="12" w:name="the-two-open-questions"/>
-    <w:p>
-      <w:pPr>
-        <w:pStyle w:val="Heading2"/>
-      </w:pPr>
-      <w:r>
-        <w:t xml:space="preserve">4. The two open questions</w:t>
-      </w:r>
-    </w:p>
-    <w:p>
-      <w:pPr>
-        <w:pStyle w:val="FirstParagraph"/>
-      </w:pPr>
-      <w:r>
-        <w:rPr>
-          <w:b/>
-          <w:bCs/>
-        </w:rPr>
-        <w:t xml:space="preserve">Q1. Discovering pre-1996 web data at scale.</w:t>
-      </w:r>
-    </w:p>
-    <w:p>
-      <w:pPr>
-        <w:pStyle w:val="BodyText"/>
-      </w:pPr>
-      <w:r>
-        <w:t xml:space="preserve">No pre-1996 hostname can meet the evidence rule as written: every qualifying pattern is a web</w:t>
-      </w:r>
-      <w:r>
-        <w:t xml:space="preserve"> </w:t>
-      </w:r>
-      <w:r>
-        <w:t xml:space="preserve">capture, and the Internet Archive began crawling in 1996. The question needs a pre-1996 evidence</w:t>
-      </w:r>
-      <w:r>
-        <w:t xml:space="preserve"> </w:t>
-      </w:r>
-      <w:r>
-        <w:t xml:space="preserve">standard before it needs sources; we propose three tiers, named by what wrote the date.</w:t>
-      </w:r>
-    </w:p>
-    <w:p>
-      <w:pPr>
-        <w:pStyle w:val="BodyText"/>
-      </w:pPr>
-      <w:r>
-        <w:t xml:space="preserve">Tier A, a pre-1996 web capture held by another custodian (national libraries, university archives,</w:t>
-      </w:r>
-      <w:r>
-        <w:t xml:space="preserve"> </w:t>
-      </w:r>
-      <w:r>
-        <w:t xml:space="preserve">software mirrors that kept HTTP logs): the evidence rule's own standard, small and institutional in</w:t>
-      </w:r>
-      <w:r>
-        <w:t xml:space="preserve"> </w:t>
-      </w:r>
-      <w:r>
-        <w:t xml:space="preserve">coverage. Tier B, a server naming the exact host at a date: news and mail headers as in section 3,</w:t>
-      </w:r>
-      <w:r>
-        <w:t xml:space="preserve"> </w:t>
-      </w:r>
-      <w:r>
-        <w:t xml:space="preserve">dated FTP mirror listings, UUCP maps; before 1996 the only machine-stamped option, proving a host in</w:t>
-      </w:r>
-      <w:r>
-        <w:t xml:space="preserve"> </w:t>
-      </w:r>
-      <w:r>
-        <w:t xml:space="preserve">service, not a website. Tier C, dated human-written mentions: candidates only.</w:t>
-      </w:r>
-    </w:p>
-    <w:p>
-      <w:pPr>
-        <w:pStyle w:val="BodyText"/>
-      </w:pPr>
-      <w:r>
-        <w:t xml:space="preserve">What we can add is the tier-B corpus and its cost: about 110 GB of Usenet reaching before 1996 is</w:t>
-      </w:r>
-      <w:r>
-        <w:t xml:space="preserve"> </w:t>
-      </w:r>
-      <w:r>
-        <w:t xml:space="preserve">already on disk with per-post</w:t>
-      </w:r>
-      <w:r>
-        <w:t xml:space="preserve"> </w:t>
-      </w:r>
-      <w:r>
-        <w:rPr>
-          <w:rStyle w:val="VerbatimChar"/>
-        </w:rPr>
-        <w:t xml:space="preserve">Date</w:t>
-      </w:r>
-      <w:r>
-        <w:t xml:space="preserve"> </w:t>
-      </w:r>
-      <w:r>
-        <w:t xml:space="preserve">and server headers, and the shipped extractor reads 2.6</w:t>
-      </w:r>
-      <w:r>
-        <w:t xml:space="preserve"> </w:t>
-      </w:r>
-      <w:r>
-        <w:t xml:space="preserve">million host-carrying posts an hour. Limits: the server's clock dates it, the hosts are servers and</w:t>
-      </w:r>
-      <w:r>
-        <w:t xml:space="preserve"> </w:t>
-      </w:r>
-      <w:r>
-        <w:t xml:space="preserve">relays, coverage skews to institutions that ran news. Retention: a pre-1996 collection held apart</w:t>
-      </w:r>
-      <w:r>
-        <w:t xml:space="preserve"> </w:t>
-      </w:r>
-      <w:r>
-        <w:t xml:space="preserve">from 1996-2001, with source, message-id, header field and stamp per host, and an overlap report</w:t>
-      </w:r>
-      <w:r>
-        <w:t xml:space="preserve"> </w:t>
-      </w:r>
-      <w:r>
-        <w:t xml:space="preserve">against the benchmark.</w:t>
-      </w:r>
-    </w:p>
-    <w:p>
-      <w:pPr>
-        <w:pStyle w:val="BodyText"/>
-      </w:pPr>
-      <w:r>
-        <w:rPr>
-          <w:b/>
-          <w:bCs/>
-        </w:rPr>
-        <w:t xml:space="preserve">Q2. Determining the year a website existed more accurately.</w:t>
-      </w:r>
-    </w:p>
-    <w:p>
-      <w:pPr>
-        <w:pStyle w:val="BodyText"/>
-      </w:pPr>
-      <w:r>
-        <w:t xml:space="preserve">Three evidence levels with measured error rates. Direct: an</w:t>
-      </w:r>
-      <w:r>
-        <w:t xml:space="preserve"> </w:t>
-      </w:r>
-      <w:r>
-        <w:t xml:space="preserve">exact-host capture in the target year from an archive index or a custodian's per-host</w:t>
-      </w:r>
-      <w:r>
-        <w:t xml:space="preserve"> </w:t>
-      </w:r>
-      <w:r>
-        <w:t xml:space="preserve">extract, the only route into an annual file. Availability check: the Wayback Machine availability</w:t>
-      </w:r>
-      <w:r>
-        <w:t xml:space="preserve"> </w:t>
-      </w:r>
-      <w:r>
-        <w:t xml:space="preserve">API, graded against CDX ground truth on disk, 187 of 204 year-pairs recovered (91.7%, 94.3% at 2001)</w:t>
-      </w:r>
-      <w:r>
-        <w:t xml:space="preserve"> </w:t>
-      </w:r>
-      <w:r>
-        <w:t xml:space="preserve">and 40 of 40 CDX-negative domains empty; it returns HTTP 200 captures only and drops</w:t>
-      </w:r>
-      <w:r>
-        <w:t xml:space="preserve"> </w:t>
-      </w:r>
-      <w:r>
-        <w:rPr>
-          <w:rStyle w:val="VerbatimChar"/>
-        </w:rPr>
-        <w:t xml:space="preserve">www.</w:t>
-      </w:r>
-      <w:r>
-        <w:t xml:space="preserve">, so</w:t>
-      </w:r>
-      <w:r>
-        <w:t xml:space="preserve"> </w:t>
-      </w:r>
-      <w:r>
-        <w:t xml:space="preserve">every miss under-claims. Discovery-only: DNS surveys and server-written headers at the rates of</w:t>
-      </w:r>
-      <w:r>
-        <w:t xml:space="preserve"> </w:t>
-      </w:r>
-      <w:r>
-        <w:t xml:space="preserve">section 3, which rank a verification queue before a request is spent.</w:t>
-      </w:r>
-    </w:p>
-    <w:p>
-      <w:pPr>
-        <w:pStyle w:val="BodyText"/>
-      </w:pPr>
-      <w:r>
-        <w:t xml:space="preserve">Reconciliation: at export every candidate is diffed against your</w:t>
-      </w:r>
-      <w:r>
-        <w:t xml:space="preserve"> </w:t>
-      </w:r>
-      <w:r>
-        <w:rPr>
-          <w:rStyle w:val="VerbatimChar"/>
-        </w:rPr>
-        <w:t xml:space="preserve">candidate_pool.txt</w:t>
-      </w:r>
-      <w:r>
-        <w:t xml:space="preserve"> </w:t>
-      </w:r>
-      <w:r>
-        <w:t xml:space="preserve">and six</w:t>
-      </w:r>
-      <w:r>
-        <w:t xml:space="preserve"> </w:t>
-      </w:r>
-      <w:r>
-        <w:t xml:space="preserve">annual files, and a name accepted annually leaves the pool. We propose one field per record,</w:t>
-      </w:r>
-      <w:r>
-        <w:t xml:space="preserve"> </w:t>
-      </w:r>
-      <w:r>
-        <w:rPr>
-          <w:rStyle w:val="VerbatimChar"/>
-        </w:rPr>
-        <w:t xml:space="preserve">evidence_level</w:t>
-      </w:r>
-      <w:r>
-        <w:t xml:space="preserve"> </w:t>
-      </w:r>
-      <w:r>
-        <w:t xml:space="preserve">(direct, discovery, unresolved), so the reconciliation is machine-checkable on your</w:t>
-      </w:r>
-      <w:r>
-        <w:t xml:space="preserve"> </w:t>
-      </w:r>
-      <w:r>
-        <w:t xml:space="preserve">side; our manifests carry</w:t>
-      </w:r>
-      <w:r>
-        <w:t xml:space="preserve"> </w:t>
-      </w:r>
-      <w:r>
-        <w:rPr>
-          <w:rStyle w:val="VerbatimChar"/>
-        </w:rPr>
-        <w:t xml:space="preserve">evidence_type</w:t>
-      </w:r>
-      <w:r>
-        <w:t xml:space="preserve"> </w:t>
-      </w:r>
-      <w:r>
-        <w:t xml:space="preserve">and</w:t>
-      </w:r>
-      <w:r>
-        <w:t xml:space="preserve"> </w:t>
-      </w:r>
-      <w:r>
-        <w:rPr>
-          <w:rStyle w:val="VerbatimChar"/>
-        </w:rPr>
-        <w:t xml:space="preserve">acquisition_method</w:t>
-      </w:r>
-      <w:r>
-        <w:t xml:space="preserve">, from which it is a lookup.</w:t>
-      </w:r>
-      <w:r>
-        <w:t xml:space="preserve"> </w:t>
-      </w:r>
-      <w:r>
-        <w:t xml:space="preserve">Promotion only beside an exact-host, target-year capture; nothing is inferred between a bare name</w:t>
-      </w:r>
-      <w:r>
-        <w:t xml:space="preserve"> </w:t>
-      </w:r>
-      <w:r>
-        <w:t xml:space="preserve">and its</w:t>
-      </w:r>
-      <w:r>
-        <w:t xml:space="preserve"> </w:t>
-      </w:r>
-      <w:r>
-        <w:rPr>
-          <w:rStyle w:val="VerbatimChar"/>
-        </w:rPr>
-        <w:t xml:space="preserve">www.</w:t>
-      </w:r>
-      <w:r>
-        <w:t xml:space="preserve"> </w:t>
-      </w:r>
-      <w:r>
-        <w:t xml:space="preserve">form or between adjacent years.</w:t>
-      </w:r>
-    </w:p>
-    <w:p>
-      <w:pPr>
-        <w:pStyle w:val="BodyText"/>
-      </w:pPr>
-      <w:r>
-        <w:t xml:space="preserve">Where the availability check pays: of 6,568,275 domains held in 2000 and missing 2001, one query</w:t>
-      </w:r>
-      <w:r>
-        <w:t xml:space="preserve"> </w:t>
-      </w:r>
-      <w:r>
-        <w:t xml:space="preserve">pinned at mid-2001 recovers 55.0% +/- 6.3%; on names with no dated evidence at all it yields 114 EE</w:t>
-      </w:r>
-      <w:r>
-        <w:t xml:space="preserve"> </w:t>
-      </w:r>
-      <w:r>
-        <w:t xml:space="preserve">an hour, too little to run. Both instruments err toward omission.</w:t>
-      </w:r>
-    </w:p>
-    <w:bookmarkEnd w:id="12"/>
-    <w:bookmarkStart w:id="13" w:name="merge-overlap-and-reconciliation"/>
-    <w:p>
-      <w:pPr>
-        <w:pStyle w:val="Heading2"/>
-      </w:pPr>
-      <w:r>
-        <w:t xml:space="preserve">5. Merge, overlap and reconciliation</w:t>
+        <w:t xml:space="preserve">The 1996-2001 merge audit, in your merge_stats form:</w:t>
       </w:r>
     </w:p>
     <w:tbl>
@@ -1964,7 +1185,7 @@
               <w:rPr>
                 <w:rStyle w:val="VerbatimChar"/>
               </w:rPr>
-              <w:t xml:space="preserve">merged260917-2</w:t>
+              <w:t xml:space="preserve">merge261007-4</w:t>
             </w:r>
           </w:p>
         </w:tc>
@@ -1976,7 +1197,7 @@
               <w:jc w:val="right"/>
             </w:pPr>
             <w:r>
-              <w:t xml:space="preserve">103,223,503</w:t>
+              <w:t xml:space="preserve">135,786,797</w:t>
             </w:r>
           </w:p>
         </w:tc>
@@ -1988,7 +1209,7 @@
               <w:jc w:val="right"/>
             </w:pPr>
             <w:r>
-              <w:t xml:space="preserve">56,074,593.5291</w:t>
+              <w:t xml:space="preserve">74,253,225.6428</w:t>
             </w:r>
           </w:p>
         </w:tc>
@@ -2021,7 +1242,7 @@
                 <w:b/>
                 <w:bCs/>
               </w:rPr>
-              <w:t xml:space="preserve">591,027</w:t>
+              <w:t xml:space="preserve">334,701</w:t>
             </w:r>
           </w:p>
         </w:tc>
@@ -2037,7 +1258,7 @@
                 <w:b/>
                 <w:bCs/>
               </w:rPr>
-              <w:t xml:space="preserve">329,140.5166</w:t>
+              <w:t xml:space="preserve">183,660.7777</w:t>
             </w:r>
           </w:p>
         </w:tc>
@@ -2062,7 +1283,7 @@
               <w:jc w:val="right"/>
             </w:pPr>
             <w:r>
-              <w:t xml:space="preserve">103,814,530</w:t>
+              <w:t xml:space="preserve">136,121,498</w:t>
             </w:r>
           </w:p>
         </w:tc>
@@ -2074,7 +1295,7 @@
               <w:jc w:val="right"/>
             </w:pPr>
             <w:r>
-              <w:t xml:space="preserve">56,403,734.0457</w:t>
+              <w:t xml:space="preserve">74,436,886.4205</w:t>
             </w:r>
           </w:p>
         </w:tc>
@@ -2089,7 +1310,7 @@
           <w:b/>
           <w:bCs/>
         </w:rPr>
-        <w:t xml:space="preserve">Not one of the 591,027 records submitted is already in the baseline; 28 of 28 reconciliation checks pass.</w:t>
+        <w:t xml:space="preserve">Not one of the 334,701 records submitted is already in the baseline; 28 of 28 reconciliation checks pass.</w:t>
       </w:r>
       <w:r>
         <w:t xml:space="preserve"> </w:t>
@@ -2117,201 +1338,6 @@
           <w:rStyle w:val="VerbatimChar"/>
         </w:rPr>
         <w:t xml:space="preserve">audit/merge_stats_ark_*.csv</w:t>
-      </w:r>
-      <w:r>
-        <w:t xml:space="preserve">.</w:t>
-      </w:r>
-    </w:p>
-    <w:bookmarkEnd w:id="13"/>
-    <w:bookmarkStart w:id="14" w:name="reproduction-and-limits"/>
-    <w:p>
-      <w:pPr>
-        <w:pStyle w:val="Heading2"/>
-      </w:pPr>
-      <w:r>
-        <w:t xml:space="preserve">6. Reproduction and limits</w:t>
-      </w:r>
-    </w:p>
-    <w:p>
-      <w:pPr>
-        <w:pStyle w:val="FirstParagraph"/>
-      </w:pPr>
-      <w:r>
-        <w:t xml:space="preserve">Before sending, a fresh extraction of this archive was put through the route in</w:t>
-      </w:r>
-      <w:r>
-        <w:t xml:space="preserve"> </w:t>
-      </w:r>
-      <w:r>
-        <w:rPr>
-          <w:rStyle w:val="VerbatimChar"/>
-        </w:rPr>
-        <w:t xml:space="preserve">README.md</w:t>
-      </w:r>
-      <w:r>
-        <w:t xml:space="preserve"> </w:t>
-      </w:r>
-      <w:r>
-        <w:t xml:space="preserve">on a copy with no repository behind it: the checksum beside the archive verifies, all thirteen</w:t>
-      </w:r>
-      <w:r>
-        <w:t xml:space="preserve"> </w:t>
-      </w:r>
-      <w:r>
-        <w:rPr>
-          <w:rStyle w:val="VerbatimChar"/>
-        </w:rPr>
-        <w:t xml:space="preserve">verify.sh</w:t>
-      </w:r>
-      <w:r>
-        <w:t xml:space="preserve"> </w:t>
-      </w:r>
-      <w:r>
-        <w:t xml:space="preserve">verdicts pass (26 seconds), and the rebuild from</w:t>
-      </w:r>
-      <w:r>
-        <w:t xml:space="preserve"> </w:t>
-      </w:r>
-      <w:r>
-        <w:rPr>
-          <w:rStyle w:val="VerbatimChar"/>
-        </w:rPr>
-        <w:t xml:space="preserve">provenance/</w:t>
-      </w:r>
-      <w:r>
-        <w:t xml:space="preserve"> </w:t>
-      </w:r>
-      <w:r>
-        <w:t xml:space="preserve">alone (5 minutes) passes the eighteen store invariants and returns every hostname file with its evidence manifest, and both candidate collections' names, provenance and summaries, byte-identical to the ones here. The registrable additions come back as a superset (2,955 domain-years against the 841 shipped, every shipped line among them) and the candidate lists likewise, because the shipped provenance does not record which registrable domains your release holds only as hostnames beneath them; the shipped files are the smaller set. The six</w:t>
-      </w:r>
-      <w:r>
-        <w:t xml:space="preserve"> </w:t>
-      </w:r>
-      <w:r>
-        <w:rPr>
-          <w:rStyle w:val="VerbatimChar"/>
-        </w:rPr>
-        <w:t xml:space="preserve">masters/</w:t>
-      </w:r>
-      <w:r>
-        <w:t xml:space="preserve"> </w:t>
-      </w:r>
-      <w:r>
-        <w:t xml:space="preserve">files come back as our own web-evidenced records, your rows not among them. The full replay from the original sources was not run.</w:t>
-      </w:r>
-      <w:r>
-        <w:t xml:space="preserve"> </w:t>
-      </w:r>
-      <w:r>
-        <w:rPr>
-          <w:rStyle w:val="VerbatimChar"/>
-        </w:rPr>
-        <w:t xml:space="preserve">README.md</w:t>
-      </w:r>
-      <w:r>
-        <w:t xml:space="preserve"> </w:t>
-      </w:r>
-      <w:r>
-        <w:t xml:space="preserve">gives the route and the file map. Code:</w:t>
-      </w:r>
-      <w:r>
-        <w:t xml:space="preserve"> </w:t>
-      </w:r>
-      <w:r>
-        <w:rPr>
-          <w:rStyle w:val="VerbatimChar"/>
-        </w:rPr>
-        <w:t xml:space="preserve">source/source.tar.gz</w:t>
-      </w:r>
-      <w:r>
-        <w:t xml:space="preserve"> </w:t>
-      </w:r>
-      <w:r>
-        <w:t xml:space="preserve">at</w:t>
-      </w:r>
-      <w:r>
-        <w:t xml:space="preserve"> </w:t>
-      </w:r>
-      <w:r>
-        <w:t xml:space="preserve">the commit in</w:t>
-      </w:r>
-      <w:r>
-        <w:t xml:space="preserve"> </w:t>
-      </w:r>
-      <w:r>
-        <w:rPr>
-          <w:rStyle w:val="VerbatimChar"/>
-        </w:rPr>
-        <w:t xml:space="preserve">source/COMMIT.txt</w:t>
-      </w:r>
-      <w:r>
-        <w:t xml:space="preserve">, the research loop as</w:t>
-      </w:r>
-      <w:r>
-        <w:t xml:space="preserve"> </w:t>
-      </w:r>
-      <w:r>
-        <w:rPr>
-          <w:rStyle w:val="VerbatimChar"/>
-        </w:rPr>
-        <w:t xml:space="preserve">source/fleet.tar.gz</w:t>
-      </w:r>
-      <w:r>
-        <w:t xml:space="preserve">; method and results:</w:t>
-      </w:r>
-      <w:r>
-        <w:t xml:space="preserve"> </w:t>
-      </w:r>
-      <w:r>
-        <w:rPr>
-          <w:rStyle w:val="VerbatimChar"/>
-        </w:rPr>
-        <w:t xml:space="preserve">experience-summary.md</w:t>
-      </w:r>
-      <w:r>
-        <w:t xml:space="preserve"> </w:t>
-      </w:r>
-      <w:r>
-        <w:t xml:space="preserve">and</w:t>
-      </w:r>
-      <w:r>
-        <w:t xml:space="preserve"> </w:t>
-      </w:r>
-      <w:r>
-        <w:rPr>
-          <w:rStyle w:val="VerbatimChar"/>
-        </w:rPr>
-        <w:t xml:space="preserve">findings.md</w:t>
-      </w:r>
-      <w:r>
-        <w:t xml:space="preserve">; the merge audit: section 5 and</w:t>
-      </w:r>
-      <w:r>
-        <w:t xml:space="preserve"> </w:t>
-      </w:r>
-      <w:r>
-        <w:rPr>
-          <w:rStyle w:val="VerbatimChar"/>
-        </w:rPr>
-        <w:t xml:space="preserve">audit/</w:t>
-      </w:r>
-      <w:r>
-        <w:t xml:space="preserve">; your calculator,</w:t>
-      </w:r>
-      <w:r>
-        <w:t xml:space="preserve"> </w:t>
-      </w:r>
-      <w:r>
-        <w:t xml:space="preserve">copied in unmodified:</w:t>
-      </w:r>
-      <w:r>
-        <w:t xml:space="preserve"> </w:t>
-      </w:r>
-      <w:r>
-        <w:rPr>
-          <w:rStyle w:val="VerbatimChar"/>
-        </w:rPr>
-        <w:t xml:space="preserve">equivalent_english_domain_calculator/</w:t>
       </w:r>
       <w:r>
         <w:t xml:space="preserve">.</w:t>
@@ -2322,53 +1348,116 @@
         <w:pStyle w:val="BodyText"/>
       </w:pPr>
       <w:r>
-        <w:t xml:space="preserve">Two gaps against the evidence rule: the seven-column exclusion ledger exists for the header</w:t>
-      </w:r>
-      <w:r>
-        <w:t xml:space="preserve"> </w:t>
-      </w:r>
-      <w:r>
-        <w:t xml:space="preserve">collection's run only (</w:t>
-      </w:r>
-      <w:r>
         <w:rPr>
           <w:rStyle w:val="VerbatimChar"/>
         </w:rPr>
-        <w:t xml:space="preserve">candidates_unparsed.txt</w:t>
-      </w:r>
-      <w:r>
-        <w:t xml:space="preserve"> </w:t>
-      </w:r>
-      <w:r>
-        <w:t xml:space="preserve">carries a reason per line for the rest), and the</w:t>
-      </w:r>
-      <w:r>
-        <w:t xml:space="preserve"> </w:t>
-      </w:r>
-      <w:r>
-        <w:t xml:space="preserve">TLD gate is the public suffix list plus nine retired ccTLDs, not a documented IANA list. One</w:t>
-      </w:r>
-      <w:r>
-        <w:t xml:space="preserve"> </w:t>
-      </w:r>
-      <w:r>
-        <w:t xml:space="preserve">conservative exclusion: a registrable domain your release holds only as hostnames beneath it is</w:t>
-      </w:r>
-      <w:r>
-        <w:t xml:space="preserve"> </w:t>
-      </w:r>
-      <w:r>
-        <w:t xml:space="preserve">treated as held, so 2,114 domain-years (1,019 EE) with their own exact-host capture are not</w:t>
-      </w:r>
-      <w:r>
-        <w:t xml:space="preserve"> </w:t>
-      </w:r>
-      <w:r>
-        <w:t xml:space="preserve">claimed; they are the excess the rebuild above returns.</w:t>
+        <w:t xml:space="preserve">verify.sh</w:t>
+      </w:r>
+      <w:r>
+        <w:t xml:space="preserve"> </w:t>
+      </w:r>
+      <w:r>
+        <w:t xml:space="preserve">in the archive re-checks every verdict, among them that no name in</w:t>
+      </w:r>
+      <w:r>
+        <w:t xml:space="preserve"> </w:t>
+      </w:r>
+      <w:r>
+        <w:rPr>
+          <w:rStyle w:val="VerbatimChar"/>
+        </w:rPr>
+        <w:t xml:space="preserve">extended_years/additions/</w:t>
+      </w:r>
+      <w:r>
+        <w:t xml:space="preserve"> </w:t>
+      </w:r>
+      <w:r>
+        <w:t xml:space="preserve">is in your file for that year.</w:t>
+      </w:r>
+      <w:r>
+        <w:t xml:space="preserve"> </w:t>
+      </w:r>
+      <w:r>
+        <w:rPr>
+          <w:rStyle w:val="VerbatimChar"/>
+        </w:rPr>
+        <w:t xml:space="preserve">source/source.tar.gz</w:t>
+      </w:r>
+      <w:r>
+        <w:t xml:space="preserve"> </w:t>
+      </w:r>
+      <w:r>
+        <w:t xml:space="preserve">is the code at</w:t>
+      </w:r>
+      <w:r>
+        <w:t xml:space="preserve"> </w:t>
+      </w:r>
+      <w:r>
+        <w:rPr>
+          <w:rStyle w:val="VerbatimChar"/>
+        </w:rPr>
+        <w:t xml:space="preserve">source/COMMIT.txt</w:t>
+      </w:r>
+      <w:r>
+        <w:t xml:space="preserve"> </w:t>
+      </w:r>
+      <w:r>
+        <w:t xml:space="preserve">and</w:t>
+      </w:r>
+      <w:r>
+        <w:t xml:space="preserve"> </w:t>
+      </w:r>
+      <w:r>
+        <w:rPr>
+          <w:rStyle w:val="VerbatimChar"/>
+        </w:rPr>
+        <w:t xml:space="preserve">source/fleet.tar.gz</w:t>
+      </w:r>
+      <w:r>
+        <w:t xml:space="preserve"> </w:t>
+      </w:r>
+      <w:r>
+        <w:t xml:space="preserve">the research loop;</w:t>
+      </w:r>
+      <w:r>
+        <w:t xml:space="preserve"> </w:t>
+      </w:r>
+      <w:r>
+        <w:rPr>
+          <w:rStyle w:val="VerbatimChar"/>
+        </w:rPr>
+        <w:t xml:space="preserve">README.md</w:t>
+      </w:r>
+      <w:r>
+        <w:t xml:space="preserve"> </w:t>
+      </w:r>
+      <w:r>
+        <w:t xml:space="preserve">gives the route from a</w:t>
+      </w:r>
+      <w:r>
+        <w:t xml:space="preserve"> </w:t>
+      </w:r>
+      <w:r>
+        <w:t xml:space="preserve">fresh extraction, and</w:t>
+      </w:r>
+      <w:r>
+        <w:t xml:space="preserve"> </w:t>
+      </w:r>
+      <w:r>
+        <w:rPr>
+          <w:rStyle w:val="VerbatimChar"/>
+        </w:rPr>
+        <w:t xml:space="preserve">sources.md</w:t>
+      </w:r>
+      <w:r>
+        <w:t xml:space="preserve"> </w:t>
+      </w:r>
+      <w:r>
+        <w:t xml:space="preserve">is the register of every source tried, with its decision.</w:t>
       </w:r>
     </w:p>
+    <w:bookmarkEnd w:id="13"/>
     <w:bookmarkEnd w:id="14"/>
-    <w:bookmarkEnd w:id="15"/>
     <w:sectPr>
       <w:pgMar w:bottom="1080" w:footer="720" w:gutter="0" w:header="720" w:left="1080" w:right="1080" w:top="1080"/>
       <w:footnotePr>
@@ -2480,114 +1569,8 @@
       </w:pPr>
     </w:lvl>
   </w:abstractNum>
-  <w:abstractNum w:abstractNumId="991">
-    <w:nsid w:val="0000A991"/>
-    <w:multiLevelType w:val="multilevel"/>
-    <w:lvl w:ilvl="0">
-      <w:numFmt w:val="bullet"/>
-      <w:lvlText w:val=""/>
-      <w:lvlJc w:val="left"/>
-      <w:pPr>
-        <w:ind w:left="720" w:hanging="360"/>
-      </w:pPr>
-      <w:rPr>
-        <w:rFonts w:ascii="Symbol" w:hAnsi="Symbol" w:cs="Symbol" w:hint="default"/>
-      </w:rPr>
-    </w:lvl>
-    <w:lvl w:ilvl="1">
-      <w:numFmt w:val="bullet"/>
-      <w:lvlText w:val="o"/>
-      <w:lvlJc w:val="left"/>
-      <w:pPr>
-        <w:ind w:left="1440" w:hanging="360"/>
-      </w:pPr>
-      <w:rPr>
-        <w:rFonts w:ascii="Courier New" w:hAnsi="Courier New" w:cs="Courier New" w:hint="default"/>
-      </w:rPr>
-    </w:lvl>
-    <w:lvl w:ilvl="2">
-      <w:numFmt w:val="bullet"/>
-      <w:lvlText w:val=""/>
-      <w:lvlJc w:val="left"/>
-      <w:pPr>
-        <w:ind w:left="2160" w:hanging="360"/>
-      </w:pPr>
-      <w:rPr>
-        <w:rFonts w:ascii="Wingdings" w:hAnsi="Wingdings" w:cs="Wingdings" w:hint="default"/>
-      </w:rPr>
-    </w:lvl>
-    <w:lvl w:ilvl="3">
-      <w:numFmt w:val="bullet"/>
-      <w:lvlText w:val=""/>
-      <w:lvlJc w:val="left"/>
-      <w:pPr>
-        <w:ind w:left="2880" w:hanging="360"/>
-      </w:pPr>
-      <w:rPr>
-        <w:rFonts w:ascii="Symbol" w:hAnsi="Symbol" w:cs="Symbol" w:hint="default"/>
-      </w:rPr>
-    </w:lvl>
-    <w:lvl w:ilvl="4">
-      <w:numFmt w:val="bullet"/>
-      <w:lvlText w:val="o"/>
-      <w:lvlJc w:val="left"/>
-      <w:pPr>
-        <w:ind w:left="3600" w:hanging="360"/>
-      </w:pPr>
-      <w:rPr>
-        <w:rFonts w:ascii="Courier New" w:hAnsi="Courier New" w:cs="Courier New" w:hint="default"/>
-      </w:rPr>
-    </w:lvl>
-    <w:lvl w:ilvl="5">
-      <w:numFmt w:val="bullet"/>
-      <w:lvlText w:val=""/>
-      <w:lvlJc w:val="left"/>
-      <w:pPr>
-        <w:ind w:left="4320" w:hanging="360"/>
-      </w:pPr>
-      <w:rPr>
-        <w:rFonts w:ascii="Wingdings" w:hAnsi="Wingdings" w:cs="Wingdings" w:hint="default"/>
-      </w:rPr>
-    </w:lvl>
-    <w:lvl w:ilvl="6">
-      <w:numFmt w:val="bullet"/>
-      <w:lvlText w:val=""/>
-      <w:lvlJc w:val="left"/>
-      <w:pPr>
-        <w:ind w:left="5040" w:hanging="360"/>
-      </w:pPr>
-      <w:rPr>
-        <w:rFonts w:ascii="Symbol" w:hAnsi="Symbol" w:cs="Symbol" w:hint="default"/>
-      </w:rPr>
-    </w:lvl>
-    <w:lvl w:ilvl="7">
-      <w:numFmt w:val="bullet"/>
-      <w:lvlText w:val="o"/>
-      <w:lvlJc w:val="left"/>
-      <w:pPr>
-        <w:ind w:left="5760" w:hanging="360"/>
-      </w:pPr>
-      <w:rPr>
-        <w:rFonts w:ascii="Courier New" w:hAnsi="Courier New" w:cs="Courier New" w:hint="default"/>
-      </w:rPr>
-    </w:lvl>
-    <w:lvl w:ilvl="8">
-      <w:numFmt w:val="bullet"/>
-      <w:lvlText w:val=""/>
-      <w:lvlJc w:val="left"/>
-      <w:pPr>
-        <w:ind w:left="6480" w:hanging="360"/>
-      </w:pPr>
-      <w:rPr>
-        <w:rFonts w:ascii="Wingdings" w:hAnsi="Wingdings" w:cs="Wingdings" w:hint="default"/>
-      </w:rPr>
-    </w:lvl>
-  </w:abstractNum>
   <w:num w:numId="1000">
     <w:abstractNumId w:val="990"/>
-  </w:num>
-  <w:num w:numId="1001">
-    <w:abstractNumId w:val="991"/>
   </w:num>
 </w:numbering>
 </file>

--- a/docs/report.docx
+++ b/docs/report.docx
@@ -2,13 +2,13 @@
 <file path=word/document.xml><?xml version="1.0" encoding="utf-8"?>
 <w:document xmlns:w="http://schemas.openxmlformats.org/wordprocessingml/2006/main" xmlns:m="http://schemas.openxmlformats.org/officeDocument/2006/math" xmlns:r="http://schemas.openxmlformats.org/officeDocument/2006/relationships" xmlns:o="urn:schemas-microsoft-com:office:office" xmlns:v="urn:schemas-microsoft-com:vml" xmlns:w10="urn:schemas-microsoft-com:office:word" xmlns:a="http://schemas.openxmlformats.org/drawingml/2006/main" xmlns:pic="http://schemas.openxmlformats.org/drawingml/2006/picture" xmlns:wp="http://schemas.openxmlformats.org/drawingml/2006/wordprocessingDrawing">
   <w:body>
-    <w:bookmarkStart w:id="14" w:name="internet-digital-ark-round-11"/>
+    <w:bookmarkStart w:id="12" w:name="internet-digital-ark-round-12"/>
     <w:p>
       <w:pPr>
         <w:pStyle w:val="Heading1"/>
       </w:pPr>
       <w:r>
-        <w:t xml:space="preserve">Internet Digital Ark: round 11</w:t>
+        <w:t xml:space="preserve">Internet Digital Ark: round 12</w:t>
       </w:r>
     </w:p>
     <w:p>
@@ -16,7 +16,7 @@
         <w:pStyle w:val="FirstParagraph"/>
       </w:pPr>
       <w:r>
-        <w:t xml:space="preserve">Additions to your 1996-2015 annual files, against your release</w:t>
+        <w:t xml:space="preserve">Additions to your annual files, against your release</w:t>
       </w:r>
       <w:r>
         <w:t xml:space="preserve"> </w:t>
@@ -25,28 +25,16 @@
         <w:rPr>
           <w:rStyle w:val="VerbatimChar"/>
         </w:rPr>
-        <w:t xml:space="preserve">merge261007-4</w:t>
-      </w:r>
-      <w:r>
-        <w:t xml:space="preserve">. EE is</w:t>
-      </w:r>
-      <w:r>
-        <w:t xml:space="preserve"> </w:t>
-      </w:r>
-      <w:r>
-        <w:t xml:space="preserve">equivalent-English, by your calculator and weights, copied unmodified in</w:t>
-      </w:r>
-      <w:r>
-        <w:t xml:space="preserve"> </w:t>
-      </w:r>
-      <w:r>
-        <w:rPr>
-          <w:rStyle w:val="VerbatimChar"/>
-        </w:rPr>
-        <w:t xml:space="preserve">equivalent_english_domain_calculator/</w:t>
-      </w:r>
-      <w:r>
-        <w:t xml:space="preserve">.</w:t>
+        <w:t xml:space="preserve">merge261008-3</w:t>
+      </w:r>
+      <w:r>
+        <w:t xml:space="preserve">, scored by your calculator. No</w:t>
+      </w:r>
+      <w:r>
+        <w:t xml:space="preserve"> </w:t>
+      </w:r>
+      <w:r>
+        <w:t xml:space="preserve">record is in your file for its year.</w:t>
       </w:r>
     </w:p>
     <w:bookmarkStart w:id="9" w:name="results"/>
@@ -66,9 +54,10 @@
         <w:tblLook w:firstRow="1" w:lastRow="0" w:firstColumn="0" w:lastColumn="0" w:noHBand="0" w:noVBand="0" w:val="0020"/>
       </w:tblPr>
       <w:tblGrid>
-        <w:gridCol w:w="2640"/>
-        <w:gridCol w:w="2640"/>
-        <w:gridCol w:w="2640"/>
+        <w:gridCol w:w="2416"/>
+        <w:gridCol w:w="2416"/>
+        <w:gridCol w:w="2416"/>
+        <w:gridCol w:w="671"/>
       </w:tblGrid>
       <w:tr>
         <w:trPr>
@@ -90,19 +79,31 @@
               <w:jc w:val="right"/>
             </w:pPr>
             <w:r>
-              <w:t xml:space="preserve">records</w:t>
-            </w:r>
-          </w:p>
-        </w:tc>
-        <w:tc>
-          <w:tcPr/>
-          <w:p>
-            <w:pPr>
-              <w:pStyle w:val="Compact"/>
-              <w:jc w:val="right"/>
-            </w:pPr>
-            <w:r>
-              <w:t xml:space="preserve">EE</w:t>
+              <w:t xml:space="preserve">1996 to 2001</w:t>
+            </w:r>
+          </w:p>
+        </w:tc>
+        <w:tc>
+          <w:tcPr/>
+          <w:p>
+            <w:pPr>
+              <w:pStyle w:val="Compact"/>
+              <w:jc w:val="right"/>
+            </w:pPr>
+            <w:r>
+              <w:t xml:space="preserve">2002 to 2013</w:t>
+            </w:r>
+          </w:p>
+        </w:tc>
+        <w:tc>
+          <w:tcPr/>
+          <w:p>
+            <w:pPr>
+              <w:pStyle w:val="Compact"/>
+              <w:jc w:val="right"/>
+            </w:pPr>
+            <w:r>
+              <w:t xml:space="preserve">check</w:t>
             </w:r>
           </w:p>
         </w:tc>
@@ -115,31 +116,43 @@
               <w:pStyle w:val="Compact"/>
             </w:pPr>
             <w:r>
-              <w:t xml:space="preserve">1996-2001 additions, the six annual files</w:t>
-            </w:r>
-          </w:p>
-        </w:tc>
-        <w:tc>
-          <w:tcPr/>
-          <w:p>
-            <w:pPr>
-              <w:pStyle w:val="Compact"/>
-              <w:jc w:val="right"/>
-            </w:pPr>
-            <w:r>
-              <w:t xml:space="preserve">334,701</w:t>
-            </w:r>
-          </w:p>
-        </w:tc>
-        <w:tc>
-          <w:tcPr/>
-          <w:p>
-            <w:pPr>
-              <w:pStyle w:val="Compact"/>
-              <w:jc w:val="right"/>
-            </w:pPr>
-            <w:r>
-              <w:t xml:space="preserve">183,660.7777</w:t>
+              <w:t xml:space="preserve">Original total, records</w:t>
+            </w:r>
+          </w:p>
+        </w:tc>
+        <w:tc>
+          <w:tcPr/>
+          <w:p>
+            <w:pPr>
+              <w:pStyle w:val="Compact"/>
+              <w:jc w:val="right"/>
+            </w:pPr>
+            <w:r>
+              <w:t xml:space="preserve">136,209,327</w:t>
+            </w:r>
+          </w:p>
+        </w:tc>
+        <w:tc>
+          <w:tcPr/>
+          <w:p>
+            <w:pPr>
+              <w:pStyle w:val="Compact"/>
+              <w:jc w:val="right"/>
+            </w:pPr>
+            <w:r>
+              <w:t xml:space="preserve">367,376,239</w:t>
+            </w:r>
+          </w:p>
+        </w:tc>
+        <w:tc>
+          <w:tcPr/>
+          <w:p>
+            <w:pPr>
+              <w:pStyle w:val="Compact"/>
+              <w:jc w:val="right"/>
+            </w:pPr>
+            <w:r>
+              <w:t xml:space="preserve">1</w:t>
             </w:r>
           </w:p>
         </w:tc>
@@ -152,40 +165,43 @@
               <w:pStyle w:val="Compact"/>
             </w:pPr>
             <w:r>
-              <w:t xml:space="preserve">2002-2015 additions,</w:t>
-            </w:r>
-            <w:r>
-              <w:t xml:space="preserve"> </w:t>
-            </w:r>
-            <w:r>
-              <w:rPr>
-                <w:rStyle w:val="VerbatimChar"/>
-              </w:rPr>
-              <w:t xml:space="preserve">extended_years/</w:t>
-            </w:r>
-          </w:p>
-        </w:tc>
-        <w:tc>
-          <w:tcPr/>
-          <w:p>
-            <w:pPr>
-              <w:pStyle w:val="Compact"/>
-              <w:jc w:val="right"/>
-            </w:pPr>
-            <w:r>
-              <w:t xml:space="preserve">108,817,300</w:t>
-            </w:r>
-          </w:p>
-        </w:tc>
-        <w:tc>
-          <w:tcPr/>
-          <w:p>
-            <w:pPr>
-              <w:pStyle w:val="Compact"/>
-              <w:jc w:val="right"/>
-            </w:pPr>
-            <w:r>
-              <w:t xml:space="preserve">55,063,838.2586</w:t>
+              <w:t xml:space="preserve">Equivalent-English total</w:t>
+            </w:r>
+          </w:p>
+        </w:tc>
+        <w:tc>
+          <w:tcPr/>
+          <w:p>
+            <w:pPr>
+              <w:pStyle w:val="Compact"/>
+              <w:jc w:val="right"/>
+            </w:pPr>
+            <w:r>
+              <w:t xml:space="preserve">74,492,066.7780</w:t>
+            </w:r>
+          </w:p>
+        </w:tc>
+        <w:tc>
+          <w:tcPr/>
+          <w:p>
+            <w:pPr>
+              <w:pStyle w:val="Compact"/>
+              <w:jc w:val="right"/>
+            </w:pPr>
+            <w:r>
+              <w:t xml:space="preserve">196,062,811.5051</w:t>
+            </w:r>
+          </w:p>
+        </w:tc>
+        <w:tc>
+          <w:tcPr/>
+          <w:p>
+            <w:pPr>
+              <w:pStyle w:val="Compact"/>
+              <w:jc w:val="right"/>
+            </w:pPr>
+            <w:r>
+              <w:t xml:space="preserve">2</w:t>
             </w:r>
           </w:p>
         </w:tc>
@@ -198,31 +214,239 @@
               <w:pStyle w:val="Compact"/>
             </w:pPr>
             <w:r>
-              <w:t xml:space="preserve">Together</w:t>
-            </w:r>
-          </w:p>
-        </w:tc>
-        <w:tc>
-          <w:tcPr/>
-          <w:p>
-            <w:pPr>
-              <w:pStyle w:val="Compact"/>
-            </w:pPr>
-          </w:p>
-        </w:tc>
-        <w:tc>
-          <w:tcPr/>
-          <w:p>
-            <w:pPr>
-              <w:pStyle w:val="Compact"/>
-              <w:jc w:val="right"/>
-            </w:pPr>
-            <w:r>
-              <w:rPr>
-                <w:b/>
-                <w:bCs/>
-              </w:rPr>
-              <w:t xml:space="preserve">55,247,499.0363</w:t>
+              <w:t xml:space="preserve">Increment, records</w:t>
+            </w:r>
+          </w:p>
+        </w:tc>
+        <w:tc>
+          <w:tcPr/>
+          <w:p>
+            <w:pPr>
+              <w:pStyle w:val="Compact"/>
+              <w:jc w:val="right"/>
+            </w:pPr>
+            <w:r>
+              <w:t xml:space="preserve">27,491</w:t>
+            </w:r>
+          </w:p>
+        </w:tc>
+        <w:tc>
+          <w:tcPr/>
+          <w:p>
+            <w:pPr>
+              <w:pStyle w:val="Compact"/>
+              <w:jc w:val="right"/>
+            </w:pPr>
+            <w:r>
+              <w:t xml:space="preserve">15,116,853</w:t>
+            </w:r>
+          </w:p>
+        </w:tc>
+        <w:tc>
+          <w:tcPr/>
+          <w:p>
+            <w:pPr>
+              <w:pStyle w:val="Compact"/>
+              <w:jc w:val="right"/>
+            </w:pPr>
+            <w:r>
+              <w:t xml:space="preserve">3</w:t>
+            </w:r>
+          </w:p>
+        </w:tc>
+      </w:tr>
+      <w:tr>
+        <w:tc>
+          <w:tcPr/>
+          <w:p>
+            <w:pPr>
+              <w:pStyle w:val="Compact"/>
+            </w:pPr>
+            <w:r>
+              <w:t xml:space="preserve">Equivalent-English increment</w:t>
+            </w:r>
+          </w:p>
+        </w:tc>
+        <w:tc>
+          <w:tcPr/>
+          <w:p>
+            <w:pPr>
+              <w:pStyle w:val="Compact"/>
+              <w:jc w:val="right"/>
+            </w:pPr>
+            <w:r>
+              <w:t xml:space="preserve">25,538.6729</w:t>
+            </w:r>
+          </w:p>
+        </w:tc>
+        <w:tc>
+          <w:tcPr/>
+          <w:p>
+            <w:pPr>
+              <w:pStyle w:val="Compact"/>
+              <w:jc w:val="right"/>
+            </w:pPr>
+            <w:r>
+              <w:t xml:space="preserve">14,561,981.6574</w:t>
+            </w:r>
+          </w:p>
+        </w:tc>
+        <w:tc>
+          <w:tcPr/>
+          <w:p>
+            <w:pPr>
+              <w:pStyle w:val="Compact"/>
+              <w:jc w:val="right"/>
+            </w:pPr>
+            <w:r>
+              <w:t xml:space="preserve">4</w:t>
+            </w:r>
+          </w:p>
+        </w:tc>
+      </w:tr>
+      <w:tr>
+        <w:tc>
+          <w:tcPr/>
+          <w:p>
+            <w:pPr>
+              <w:pStyle w:val="Compact"/>
+            </w:pPr>
+            <w:r>
+              <w:t xml:space="preserve">Equivalent-English after merge</w:t>
+            </w:r>
+          </w:p>
+        </w:tc>
+        <w:tc>
+          <w:tcPr/>
+          <w:p>
+            <w:pPr>
+              <w:pStyle w:val="Compact"/>
+              <w:jc w:val="right"/>
+            </w:pPr>
+            <w:r>
+              <w:t xml:space="preserve">74,517,605.4509</w:t>
+            </w:r>
+          </w:p>
+        </w:tc>
+        <w:tc>
+          <w:tcPr/>
+          <w:p>
+            <w:pPr>
+              <w:pStyle w:val="Compact"/>
+              <w:jc w:val="right"/>
+            </w:pPr>
+            <w:r>
+              <w:t xml:space="preserve">210,624,793.1625</w:t>
+            </w:r>
+          </w:p>
+        </w:tc>
+        <w:tc>
+          <w:tcPr/>
+          <w:p>
+            <w:pPr>
+              <w:pStyle w:val="Compact"/>
+              <w:jc w:val="right"/>
+            </w:pPr>
+            <w:r>
+              <w:t xml:space="preserve">2 + 4</w:t>
+            </w:r>
+          </w:p>
+        </w:tc>
+      </w:tr>
+      <w:tr>
+        <w:tc>
+          <w:tcPr/>
+          <w:p>
+            <w:pPr>
+              <w:pStyle w:val="Compact"/>
+            </w:pPr>
+            <w:r>
+              <w:t xml:space="preserve">Growth rate</w:t>
+            </w:r>
+          </w:p>
+        </w:tc>
+        <w:tc>
+          <w:tcPr/>
+          <w:p>
+            <w:pPr>
+              <w:pStyle w:val="Compact"/>
+              <w:jc w:val="right"/>
+            </w:pPr>
+            <w:r>
+              <w:t xml:space="preserve">0.0343%</w:t>
+            </w:r>
+          </w:p>
+        </w:tc>
+        <w:tc>
+          <w:tcPr/>
+          <w:p>
+            <w:pPr>
+              <w:pStyle w:val="Compact"/>
+              <w:jc w:val="right"/>
+            </w:pPr>
+            <w:r>
+              <w:t xml:space="preserve">7.4272%</w:t>
+            </w:r>
+          </w:p>
+        </w:tc>
+        <w:tc>
+          <w:tcPr/>
+          <w:p>
+            <w:pPr>
+              <w:pStyle w:val="Compact"/>
+              <w:jc w:val="right"/>
+            </w:pPr>
+            <w:r>
+              <w:t xml:space="preserve">5</w:t>
+            </w:r>
+          </w:p>
+        </w:tc>
+      </w:tr>
+      <w:tr>
+        <w:tc>
+          <w:tcPr/>
+          <w:p>
+            <w:pPr>
+              <w:pStyle w:val="Compact"/>
+            </w:pPr>
+            <w:r>
+              <w:t xml:space="preserve">Score, t = 73 days (2 August to 14 October 2026)</w:t>
+            </w:r>
+          </w:p>
+        </w:tc>
+        <w:tc>
+          <w:tcPr/>
+          <w:p>
+            <w:pPr>
+              <w:pStyle w:val="Compact"/>
+              <w:jc w:val="right"/>
+            </w:pPr>
+            <w:r>
+              <w:t xml:space="preserve">S = 10 x (0.0342837486 / 73) = 0.004696404</w:t>
+            </w:r>
+          </w:p>
+        </w:tc>
+        <w:tc>
+          <w:tcPr/>
+          <w:p>
+            <w:pPr>
+              <w:pStyle w:val="Compact"/>
+              <w:jc w:val="right"/>
+            </w:pPr>
+            <w:r>
+              <w:t xml:space="preserve">S = 10 x (7.4272023060 / 73) = 1.017424973</w:t>
+            </w:r>
+          </w:p>
+        </w:tc>
+        <w:tc>
+          <w:tcPr/>
+          <w:p>
+            <w:pPr>
+              <w:pStyle w:val="Compact"/>
+              <w:jc w:val="right"/>
+            </w:pPr>
+            <w:r>
+              <w:t xml:space="preserve">5</w:t>
             </w:r>
           </w:p>
         </w:tc>
@@ -233,26 +457,158 @@
         <w:pStyle w:val="BodyText"/>
       </w:pPr>
       <w:r>
-        <w:t xml:space="preserve">Growth over your 1996-2015 files as a whole (254,042,498.3802 EE):</w:t>
-      </w:r>
-      <w:r>
-        <w:t xml:space="preserve"> </w:t>
-      </w:r>
+        <w:t xml:space="preserve">Combined increment: 14,587,520.3303 equivalent-English (25,538.6729 + 14,561,981.6574). Each numbered check is a</w:t>
+      </w:r>
+      <w:r>
+        <w:t xml:space="preserve"> </w:t>
+      </w:r>
+      <w:r>
+        <w:t xml:space="preserve">pasted command in</w:t>
+      </w:r>
+      <w:r>
+        <w:t xml:space="preserve"> </w:t>
+      </w:r>
+      <w:r>
+        <w:rPr>
+          <w:rStyle w:val="VerbatimChar"/>
+        </w:rPr>
+        <w:t xml:space="preserve">README.md</w:t>
+      </w:r>
+      <w:r>
+        <w:t xml:space="preserve">, section Check.</w:t>
+      </w:r>
+      <w:r>
+        <w:t xml:space="preserve"> </w:t>
+      </w:r>
+      <w:r>
+        <w:t xml:space="preserve">The additions hold 9,449,390 distinct names (check 6). Per year:</w:t>
+      </w:r>
+      <w:r>
+        <w:t xml:space="preserve"> </w:t>
+      </w:r>
+      <w:r>
+        <w:rPr>
+          <w:rStyle w:val="VerbatimChar"/>
+        </w:rPr>
+        <w:t xml:space="preserve">audit/merge_stats_ark_*.csv</w:t>
+      </w:r>
+      <w:r>
+        <w:t xml:space="preserve"> </w:t>
+      </w:r>
+      <w:r>
+        <w:t xml:space="preserve">and</w:t>
+      </w:r>
+      <w:r>
+        <w:t xml:space="preserve"> </w:t>
+      </w:r>
+      <w:r>
+        <w:rPr>
+          <w:rStyle w:val="VerbatimChar"/>
+        </w:rPr>
+        <w:t xml:space="preserve">extended_years/dedup_report.csv</w:t>
+      </w:r>
+      <w:r>
+        <w:t xml:space="preserve">.</w:t>
+      </w:r>
+    </w:p>
+    <w:bookmarkEnd w:id="9"/>
+    <w:bookmarkStart w:id="10" w:name="source-and-rule"/>
+    <w:p>
+      <w:pPr>
+        <w:pStyle w:val="Heading2"/>
+      </w:pPr>
+      <w:r>
+        <w:t xml:space="preserve">2. Source and rule</w:t>
+      </w:r>
+    </w:p>
+    <w:p>
+      <w:pPr>
+        <w:pStyle w:val="FirstParagraph"/>
+      </w:pPr>
       <w:r>
         <w:rPr>
           <w:b/>
           <w:bCs/>
         </w:rPr>
-        <w:t xml:space="preserve">21.7473%</w:t>
-      </w:r>
-      <w:r>
-        <w:t xml:space="preserve">. Apart: 1996-2001</w:t>
-      </w:r>
-      <w:r>
-        <w:t xml:space="preserve"> </w:t>
-      </w:r>
-      <w:r>
-        <w:t xml:space="preserve">0.2473% of 74,253,225.6428 EE, 2002-2015 30.6269% of 179,789,272.7374 EE.</w:t>
+        <w:t xml:space="preserve">One source</w:t>
+      </w:r>
+      <w:r>
+        <w:t xml:space="preserve">: the Internet Archive CDX API,</w:t>
+      </w:r>
+      <w:r>
+        <w:t xml:space="preserve"> </w:t>
+      </w:r>
+      <w:r>
+        <w:rPr>
+          <w:rStyle w:val="VerbatimChar"/>
+        </w:rPr>
+        <w:t xml:space="preserve">web.archive.org/cdx/search/cdx</w:t>
+      </w:r>
+      <w:r>
+        <w:t xml:space="preserve">. For 2002 to 2013</w:t>
+      </w:r>
+      <w:r>
+        <w:t xml:space="preserve"> </w:t>
+      </w:r>
+      <w:r>
+        <w:t xml:space="preserve">we query each public suffix, such as</w:t>
+      </w:r>
+      <w:r>
+        <w:t xml:space="preserve"> </w:t>
+      </w:r>
+      <w:r>
+        <w:rPr>
+          <w:rStyle w:val="VerbatimChar"/>
+        </w:rPr>
+        <w:t xml:space="preserve">co.uk</w:t>
+      </w:r>
+      <w:r>
+        <w:t xml:space="preserve">, with</w:t>
+      </w:r>
+      <w:r>
+        <w:t xml:space="preserve"> </w:t>
+      </w:r>
+      <w:r>
+        <w:rPr>
+          <w:rStyle w:val="VerbatimChar"/>
+        </w:rPr>
+        <w:t xml:space="preserve">matchType=domain</w:t>
+      </w:r>
+      <w:r>
+        <w:t xml:space="preserve"> </w:t>
+      </w:r>
+      <w:r>
+        <w:t xml:space="preserve">and read every result page.</w:t>
+      </w:r>
+      <w:r>
+        <w:t xml:space="preserve"> </w:t>
+      </w:r>
+      <w:r>
+        <w:t xml:space="preserve">1996 to 2001 holds hostnames (</w:t>
+      </w:r>
+      <w:r>
+        <w:rPr>
+          <w:rStyle w:val="VerbatimChar"/>
+        </w:rPr>
+        <w:t xml:space="preserve">hostnames/</w:t>
+      </w:r>
+      <w:r>
+        <w:t xml:space="preserve">) from those queries and registrable domains</w:t>
+      </w:r>
+      <w:r>
+        <w:t xml:space="preserve"> </w:t>
+      </w:r>
+      <w:r>
+        <w:t xml:space="preserve">(</w:t>
+      </w:r>
+      <w:r>
+        <w:rPr>
+          <w:rStyle w:val="VerbatimChar"/>
+        </w:rPr>
+        <w:t xml:space="preserve">additions/</w:t>
+      </w:r>
+      <w:r>
+        <w:t xml:space="preserve">) from one query per domain.</w:t>
       </w:r>
     </w:p>
     <w:p>
@@ -260,31 +616,23 @@
         <w:pStyle w:val="BodyText"/>
       </w:pPr>
       <w:r>
-        <w:t xml:space="preserve">No record is in your file for its year. Candidate files ship as before and are not counted above.</w:t>
-      </w:r>
-    </w:p>
-    <w:bookmarkEnd w:id="9"/>
-    <w:bookmarkStart w:id="10" w:name="the-evidence-rule"/>
-    <w:p>
-      <w:pPr>
-        <w:pStyle w:val="Heading2"/>
-      </w:pPr>
-      <w:r>
-        <w:t xml:space="preserve">2. The evidence rule</w:t>
-      </w:r>
-    </w:p>
-    <w:p>
-      <w:pPr>
-        <w:pStyle w:val="FirstParagraph"/>
-      </w:pPr>
-      <w:r>
-        <w:t xml:space="preserve">A record is one exact hostname and one year. It is kept when a capture index holds a 2xx or 3xx</w:t>
-      </w:r>
-      <w:r>
-        <w:t xml:space="preserve"> </w:t>
-      </w:r>
-      <w:r>
-        <w:t xml:space="preserve">capture of that exact host stamped in that year, the host passes your</w:t>
+        <w:rPr>
+          <w:b/>
+          <w:bCs/>
+        </w:rPr>
+        <w:t xml:space="preserve">The rule.</w:t>
+      </w:r>
+      <w:r>
+        <w:t xml:space="preserve"> </w:t>
+      </w:r>
+      <w:r>
+        <w:t xml:space="preserve">A record is one exact hostname in one year. It is kept when a capture of that exact</w:t>
+      </w:r>
+      <w:r>
+        <w:t xml:space="preserve"> </w:t>
+      </w:r>
+      <w:r>
+        <w:t xml:space="preserve">host stamped in that year answered 2xx or 3xx, the host passes your</w:t>
       </w:r>
       <w:r>
         <w:t xml:space="preserve"> </w:t>
@@ -296,7 +644,10 @@
         <w:t xml:space="preserve">HOST_RE</w:t>
       </w:r>
       <w:r>
-        <w:t xml:space="preserve">, and its TLD existed</w:t>
+        <w:t xml:space="preserve"> </w:t>
+      </w:r>
+      <w:r>
+        <w:t xml:space="preserve">and its TLD existed</w:t>
       </w:r>
       <w:r>
         <w:t xml:space="preserve"> </w:t>
@@ -323,272 +674,62 @@
         <w:t xml:space="preserve"> </w:t>
       </w:r>
       <w:r>
-        <w:t xml:space="preserve">or bare variant is generated, and each record cites its earliest capture.</w:t>
+        <w:t xml:space="preserve">or bare variant is generated, and each record cites its capture.</w:t>
       </w:r>
     </w:p>
     <w:bookmarkEnd w:id="10"/>
-    <w:bookmarkStart w:id="11" w:name="sources-2002-2015"/>
+    <w:bookmarkStart w:id="11" w:name="files"/>
     <w:p>
       <w:pPr>
         <w:pStyle w:val="Heading2"/>
       </w:pPr>
       <w:r>
-        <w:t xml:space="preserve">3. Sources, 2002-2015</w:t>
+        <w:t xml:space="preserve">3. Files</w:t>
       </w:r>
     </w:p>
     <w:p>
       <w:pPr>
-        <w:pStyle w:val="FirstParagraph"/>
-      </w:pPr>
-      <w:r>
-        <w:t xml:space="preserve">Four capture indexes, each read whole at hostname grain; every row is a capture with the archive's</w:t>
-      </w:r>
-      <w:r>
-        <w:t xml:space="preserve"> </w:t>
-      </w:r>
-      <w:r>
-        <w:t xml:space="preserve">own 14-digit timestamp and status.</w:t>
+        <w:pStyle w:val="Compact"/>
+        <w:numPr>
+          <w:ilvl w:val="0"/>
+          <w:numId w:val="1001"/>
+        </w:numPr>
+      </w:pPr>
+      <w:r>
+        <w:rPr>
+          <w:rStyle w:val="VerbatimChar"/>
+        </w:rPr>
+        <w:t xml:space="preserve">additions/</w:t>
+      </w:r>
+      <w:r>
+        <w:t xml:space="preserve">,</w:t>
+      </w:r>
+      <w:r>
+        <w:t xml:space="preserve"> </w:t>
+      </w:r>
+      <w:r>
+        <w:rPr>
+          <w:rStyle w:val="VerbatimChar"/>
+        </w:rPr>
+        <w:t xml:space="preserve">hostnames/</w:t>
+      </w:r>
+      <w:r>
+        <w:t xml:space="preserve">: 1996 to 2001 registrable domains and hostnames, one evidence row per</w:t>
+      </w:r>
+      <w:r>
+        <w:t xml:space="preserve"> </w:t>
+      </w:r>
+      <w:r>
+        <w:t xml:space="preserve">record.</w:t>
       </w:r>
     </w:p>
-    <w:tbl>
-      <w:tblPr>
-        <w:tblStyle w:val="Table"/>
-        <w:tblW w:type="pct" w:w="5000"/>
-        <w:tblLayout w:type="fixed"/>
-        <w:tblLook w:firstRow="1" w:lastRow="0" w:firstColumn="0" w:lastColumn="0" w:noHBand="0" w:noVBand="0" w:val="0020"/>
-      </w:tblPr>
-      <w:tblGrid>
-        <w:gridCol w:w="2640"/>
-        <w:gridCol w:w="2640"/>
-        <w:gridCol w:w="2640"/>
-      </w:tblGrid>
-      <w:tr>
-        <w:trPr>
-          <w:tblHeader w:val="on"/>
-        </w:trPr>
-        <w:tc>
-          <w:tcPr/>
-          <w:p>
-            <w:pPr>
-              <w:pStyle w:val="Compact"/>
-            </w:pPr>
-            <w:r>
-              <w:t xml:space="preserve">Source</w:t>
-            </w:r>
-          </w:p>
-        </w:tc>
-        <w:tc>
-          <w:tcPr/>
-          <w:p>
-            <w:pPr>
-              <w:pStyle w:val="Compact"/>
-            </w:pPr>
-            <w:r>
-              <w:t xml:space="preserve">What it is</w:t>
-            </w:r>
-          </w:p>
-        </w:tc>
-        <w:tc>
-          <w:tcPr/>
-          <w:p>
-            <w:pPr>
-              <w:pStyle w:val="Compact"/>
-            </w:pPr>
-            <w:r>
-              <w:t xml:space="preserve">Read</w:t>
-            </w:r>
-          </w:p>
-        </w:tc>
-      </w:tr>
-      <w:tr>
-        <w:tc>
-          <w:tcPr/>
-          <w:p>
-            <w:pPr>
-              <w:pStyle w:val="Compact"/>
-            </w:pPr>
-            <w:r>
-              <w:t xml:space="preserve">Not Your Parents' Web TimeMaps,</w:t>
-            </w:r>
-            <w:r>
-              <w:t xml:space="preserve"> </w:t>
-            </w:r>
-            <w:r>
-              <w:rPr>
-                <w:rStyle w:val="VerbatimChar"/>
-              </w:rPr>
-              <w:t xml:space="preserve">archive.org/download/nypw_timemaps/</w:t>
-            </w:r>
-            <w:r>
-              <w:t xml:space="preserve">, CC BY 4.0</w:t>
-            </w:r>
-          </w:p>
-        </w:tc>
-        <w:tc>
-          <w:tcPr/>
-          <w:p>
-            <w:pPr>
-              <w:pStyle w:val="Compact"/>
-            </w:pPr>
-            <w:r>
-              <w:t xml:space="preserve">one TimeMap per URL listing every capture with its status, 144 tarballs by year of first capture</w:t>
-            </w:r>
-          </w:p>
-        </w:tc>
-        <w:tc>
-          <w:tcPr/>
-          <w:p>
-            <w:pPr>
-              <w:pStyle w:val="Compact"/>
-            </w:pPr>
-            <w:r>
-              <w:t xml:space="preserve">all 144 tarballs, rows dated 2002-2015</w:t>
-            </w:r>
-          </w:p>
-        </w:tc>
-      </w:tr>
-      <w:tr>
-        <w:tc>
-          <w:tcPr/>
-          <w:p>
-            <w:pPr>
-              <w:pStyle w:val="Compact"/>
-            </w:pPr>
-            <w:r>
-              <w:t xml:space="preserve">Internet Archive storage node ia600702,</w:t>
-            </w:r>
-            <w:r>
-              <w:t xml:space="preserve"> </w:t>
-            </w:r>
-            <w:r>
-              <w:rPr>
-                <w:rStyle w:val="VerbatimChar"/>
-              </w:rPr>
-              <w:t xml:space="preserve">archive.org/download/host_cdx_ia600702/ia600702.hostcdx.gz</w:t>
-            </w:r>
-          </w:p>
-        </w:tc>
-        <w:tc>
-          <w:tcPr/>
-          <w:p>
-            <w:pPr>
-              <w:pStyle w:val="Compact"/>
-            </w:pPr>
-            <w:r>
-              <w:t xml:space="preserve">the public CDX of every capture on one node, 1,031,419,773 rows</w:t>
-            </w:r>
-          </w:p>
-        </w:tc>
-        <w:tc>
-          <w:tcPr/>
-          <w:p>
-            <w:pPr>
-              <w:pStyle w:val="Compact"/>
-            </w:pPr>
-            <w:r>
-              <w:t xml:space="preserve">the whole 57.6 GB file</w:t>
-            </w:r>
-          </w:p>
-        </w:tc>
-      </w:tr>
-      <w:tr>
-        <w:tc>
-          <w:tcPr/>
-          <w:p>
-            <w:pPr>
-              <w:pStyle w:val="Compact"/>
-            </w:pPr>
-            <w:r>
-              <w:t xml:space="preserve">Dartmouth-NBER ARCS,</w:t>
-            </w:r>
-            <w:r>
-              <w:t xml:space="preserve"> </w:t>
-            </w:r>
-            <w:r>
-              <w:rPr>
-                <w:rStyle w:val="VerbatimChar"/>
-              </w:rPr>
-              <w:t xml:space="preserve">archive.org/download/DARTMOUTH-NBER-RESEARCH-2017-ARCS-*/</w:t>
-            </w:r>
-          </w:p>
-        </w:tc>
-        <w:tc>
-          <w:tcPr/>
-          <w:p>
-            <w:pPr>
-              <w:pStyle w:val="Compact"/>
-            </w:pPr>
-            <w:r>
-              <w:t xml:space="preserve">the Internet Archive's per-item CDX beside each item of the collection; no ARC is fetched</w:t>
-            </w:r>
-          </w:p>
-        </w:tc>
-        <w:tc>
-          <w:tcPr/>
-          <w:p>
-            <w:pPr>
-              <w:pStyle w:val="Compact"/>
-            </w:pPr>
-            <w:r>
-              <w:t xml:space="preserve">the 226 items with 2002-2015 stamps</w:t>
-            </w:r>
-          </w:p>
-        </w:tc>
-      </w:tr>
-      <w:tr>
-        <w:tc>
-          <w:tcPr/>
-          <w:p>
-            <w:pPr>
-              <w:pStyle w:val="Compact"/>
-            </w:pPr>
-            <w:r>
-              <w:t xml:space="preserve">Arquivo.pt,</w:t>
-            </w:r>
-            <w:r>
-              <w:t xml:space="preserve"> </w:t>
-            </w:r>
-            <w:r>
-              <w:rPr>
-                <w:rStyle w:val="VerbatimChar"/>
-              </w:rPr>
-              <w:t xml:space="preserve">arquivo.pt/datasets/cdxj/IA.cdxj</w:t>
-            </w:r>
-            <w:r>
-              <w:t xml:space="preserve"> </w:t>
-            </w:r>
-            <w:r>
-              <w:t xml:space="preserve">[fonte: Arquivo.pt, 07/10/2026]</w:t>
-            </w:r>
-          </w:p>
-        </w:tc>
-        <w:tc>
-          <w:tcPr/>
-          <w:p>
-            <w:pPr>
-              <w:pStyle w:val="Compact"/>
-            </w:pPr>
-            <w:r>
-              <w:t xml:space="preserve">Arquivo.pt's copy of an Internet Archive index, CDXJ</w:t>
-            </w:r>
-          </w:p>
-        </w:tc>
-        <w:tc>
-          <w:tcPr/>
-          <w:p>
-            <w:pPr>
-              <w:pStyle w:val="Compact"/>
-            </w:pPr>
-            <w:r>
-              <w:t xml:space="preserve">the whole file, its 2002-2008 captures</w:t>
-            </w:r>
-          </w:p>
-        </w:tc>
-      </w:tr>
-    </w:tbl>
     <w:p>
       <w:pPr>
-        <w:pStyle w:val="BodyText"/>
+        <w:pStyle w:val="Compact"/>
+        <w:numPr>
+          <w:ilvl w:val="0"/>
+          <w:numId w:val="1001"/>
+        </w:numPr>
       </w:pPr>
       <w:r>
         <w:rPr>
@@ -597,10 +738,22 @@
         <w:t xml:space="preserve">extended_years/</w:t>
       </w:r>
       <w:r>
-        <w:t xml:space="preserve"> </w:t>
-      </w:r>
-      <w:r>
-        <w:t xml:space="preserve">holds, per year,</w:t>
+        <w:t xml:space="preserve">: per year,</w:t>
+      </w:r>
+      <w:r>
+        <w:t xml:space="preserve"> </w:t>
+      </w:r>
+      <w:r>
+        <w:rPr>
+          <w:rStyle w:val="VerbatimChar"/>
+        </w:rPr>
+        <w:t xml:space="preserve">YYYY.txt</w:t>
+      </w:r>
+      <w:r>
+        <w:t xml:space="preserve"> </w:t>
+      </w:r>
+      <w:r>
+        <w:t xml:space="preserve">(the same as</w:t>
       </w:r>
       <w:r>
         <w:t xml:space="preserve"> </w:t>
@@ -612,31 +765,7 @@
         <w:t xml:space="preserve">additions/YYYY.txt</w:t>
       </w:r>
       <w:r>
-        <w:t xml:space="preserve"> </w:t>
-      </w:r>
-      <w:r>
-        <w:t xml:space="preserve">(ours alone) and</w:t>
-      </w:r>
-      <w:r>
-        <w:t xml:space="preserve"> </w:t>
-      </w:r>
-      <w:r>
-        <w:rPr>
-          <w:rStyle w:val="VerbatimChar"/>
-        </w:rPr>
-        <w:t xml:space="preserve">YYYY.txt</w:t>
-      </w:r>
-      <w:r>
-        <w:t xml:space="preserve"> </w:t>
-      </w:r>
-      <w:r>
-        <w:t xml:space="preserve">(your file</w:t>
-      </w:r>
-      <w:r>
-        <w:t xml:space="preserve"> </w:t>
-      </w:r>
-      <w:r>
-        <w:t xml:space="preserve">merged with ours);</w:t>
+        <w:t xml:space="preserve">), ours, none in your file for that year;</w:t>
       </w:r>
       <w:r>
         <w:t xml:space="preserve"> </w:t>
@@ -648,679 +777,17 @@
         <w:t xml:space="preserve">evidence_ledger.csv</w:t>
       </w:r>
       <w:r>
-        <w:t xml:space="preserve">, one row per record: year, host, method, source file, line,</w:t>
-      </w:r>
-      <w:r>
-        <w:t xml:space="preserve"> </w:t>
-      </w:r>
-      <w:r>
-        <w:t xml:space="preserve">file sha256, capture URL;</w:t>
-      </w:r>
-      <w:r>
-        <w:t xml:space="preserve"> </w:t>
-      </w:r>
-      <w:r>
-        <w:rPr>
-          <w:rStyle w:val="VerbatimChar"/>
-        </w:rPr>
-        <w:t xml:space="preserve">dedup_report.csv</w:t>
-      </w:r>
-      <w:r>
-        <w:t xml:space="preserve"> </w:t>
-      </w:r>
-      <w:r>
-        <w:t xml:space="preserve">in your merge_stats columns; and</w:t>
-      </w:r>
-      <w:r>
-        <w:t xml:space="preserve"> </w:t>
-      </w:r>
-      <w:r>
-        <w:rPr>
-          <w:rStyle w:val="VerbatimChar"/>
-        </w:rPr>
-        <w:t xml:space="preserve">manifest.json</w:t>
-      </w:r>
-      <w:r>
-        <w:t xml:space="preserve">, the</w:t>
-      </w:r>
-      <w:r>
-        <w:t xml:space="preserve"> </w:t>
-      </w:r>
-      <w:r>
-        <w:t xml:space="preserve">inputs with their sha256 and the counts and EE per year.</w:t>
-      </w:r>
-    </w:p>
-    <w:bookmarkEnd w:id="11"/>
-    <w:bookmarkStart w:id="12" w:name="sources-1996-2001"/>
-    <w:p>
-      <w:pPr>
-        <w:pStyle w:val="Heading2"/>
-      </w:pPr>
-      <w:r>
-        <w:t xml:space="preserve">4. Sources, 1996-2001</w:t>
-      </w:r>
-    </w:p>
-    <w:tbl>
-      <w:tblPr>
-        <w:tblStyle w:val="Table"/>
-        <w:tblW w:type="pct" w:w="5000"/>
-        <w:tblLayout w:type="fixed"/>
-        <w:tblLook w:firstRow="1" w:lastRow="0" w:firstColumn="0" w:lastColumn="0" w:noHBand="0" w:noVBand="0" w:val="0020"/>
-      </w:tblPr>
-      <w:tblGrid>
-        <w:gridCol w:w="2534"/>
-        <w:gridCol w:w="633"/>
-        <w:gridCol w:w="2956"/>
-        <w:gridCol w:w="950"/>
-        <w:gridCol w:w="844"/>
-      </w:tblGrid>
-      <w:tr>
-        <w:trPr>
-          <w:tblHeader w:val="on"/>
-        </w:trPr>
-        <w:tc>
-          <w:tcPr/>
-          <w:p>
-            <w:pPr>
-              <w:pStyle w:val="Compact"/>
-            </w:pPr>
-            <w:r>
-              <w:t xml:space="preserve">Source</w:t>
-            </w:r>
-          </w:p>
-        </w:tc>
-        <w:tc>
-          <w:tcPr/>
-          <w:p>
-            <w:pPr>
-              <w:pStyle w:val="Compact"/>
-            </w:pPr>
-            <w:r>
-              <w:t xml:space="preserve">Unit</w:t>
-            </w:r>
-          </w:p>
-        </w:tc>
-        <w:tc>
-          <w:tcPr/>
-          <w:p>
-            <w:pPr>
-              <w:pStyle w:val="Compact"/>
-            </w:pPr>
-            <w:r>
-              <w:t xml:space="preserve">What dates one record</w:t>
-            </w:r>
-          </w:p>
-        </w:tc>
-        <w:tc>
-          <w:tcPr/>
-          <w:p>
-            <w:pPr>
-              <w:pStyle w:val="Compact"/>
-              <w:jc w:val="right"/>
-            </w:pPr>
-            <w:r>
-              <w:t xml:space="preserve">Records</w:t>
-            </w:r>
-          </w:p>
-        </w:tc>
-        <w:tc>
-          <w:tcPr/>
-          <w:p>
-            <w:pPr>
-              <w:pStyle w:val="Compact"/>
-              <w:jc w:val="right"/>
-            </w:pPr>
-            <w:r>
-              <w:t xml:space="preserve">EE</w:t>
-            </w:r>
-          </w:p>
-        </w:tc>
-      </w:tr>
-      <w:tr>
-        <w:tc>
-          <w:tcPr/>
-          <w:p>
-            <w:pPr>
-              <w:pStyle w:val="Compact"/>
-            </w:pPr>
-            <w:r>
-              <w:rPr>
-                <w:rStyle w:val="VerbatimChar"/>
-              </w:rPr>
-              <w:t xml:space="preserve">ia_cdx_domain_sweep</w:t>
-            </w:r>
-          </w:p>
-        </w:tc>
-        <w:tc>
-          <w:tcPr/>
-          <w:p>
-            <w:pPr>
-              <w:pStyle w:val="Compact"/>
-            </w:pPr>
-            <w:r>
-              <w:t xml:space="preserve">hostname</w:t>
-            </w:r>
-          </w:p>
-        </w:tc>
-        <w:tc>
-          <w:tcPr/>
-          <w:p>
-            <w:pPr>
-              <w:pStyle w:val="Compact"/>
-            </w:pPr>
-            <w:r>
-              <w:t xml:space="preserve">the row's own 14-digit capture timestamp</w:t>
-            </w:r>
-          </w:p>
-        </w:tc>
-        <w:tc>
-          <w:tcPr/>
-          <w:p>
-            <w:pPr>
-              <w:pStyle w:val="Compact"/>
-              <w:jc w:val="right"/>
-            </w:pPr>
-            <w:r>
-              <w:t xml:space="preserve">316,000</w:t>
-            </w:r>
-          </w:p>
-        </w:tc>
-        <w:tc>
-          <w:tcPr/>
-          <w:p>
-            <w:pPr>
-              <w:pStyle w:val="Compact"/>
-              <w:jc w:val="right"/>
-            </w:pPr>
-            <w:r>
-              <w:t xml:space="preserve">174,792</w:t>
-            </w:r>
-          </w:p>
-        </w:tc>
-      </w:tr>
-      <w:tr>
-        <w:tc>
-          <w:tcPr/>
-          <w:p>
-            <w:pPr>
-              <w:pStyle w:val="Compact"/>
-            </w:pPr>
-            <w:r>
-              <w:rPr>
-                <w:rStyle w:val="VerbatimChar"/>
-              </w:rPr>
-              <w:t xml:space="preserve">ia_cdx_bulk</w:t>
-            </w:r>
-          </w:p>
-        </w:tc>
-        <w:tc>
-          <w:tcPr/>
-          <w:p>
-            <w:pPr>
-              <w:pStyle w:val="Compact"/>
-            </w:pPr>
-            <w:r>
-              <w:t xml:space="preserve">registrable</w:t>
-            </w:r>
-          </w:p>
-        </w:tc>
-        <w:tc>
-          <w:tcPr/>
-          <w:p>
-            <w:pPr>
-              <w:pStyle w:val="Compact"/>
-            </w:pPr>
-            <w:r>
-              <w:t xml:space="preserve">the capture timestamp of a URL on that host</w:t>
-            </w:r>
-          </w:p>
-        </w:tc>
-        <w:tc>
-          <w:tcPr/>
-          <w:p>
-            <w:pPr>
-              <w:pStyle w:val="Compact"/>
-              <w:jc w:val="right"/>
-            </w:pPr>
-            <w:r>
-              <w:t xml:space="preserve">4,621</w:t>
-            </w:r>
-          </w:p>
-        </w:tc>
-        <w:tc>
-          <w:tcPr/>
-          <w:p>
-            <w:pPr>
-              <w:pStyle w:val="Compact"/>
-              <w:jc w:val="right"/>
-            </w:pPr>
-            <w:r>
-              <w:t xml:space="preserve">4,389</w:t>
-            </w:r>
-          </w:p>
-        </w:tc>
-      </w:tr>
-      <w:tr>
-        <w:tc>
-          <w:tcPr/>
-          <w:p>
-            <w:pPr>
-              <w:pStyle w:val="Compact"/>
-            </w:pPr>
-            <w:r>
-              <w:t xml:space="preserve">8 further sources</w:t>
-            </w:r>
-          </w:p>
-        </w:tc>
-        <w:tc>
-          <w:tcPr/>
-          <w:p>
-            <w:pPr>
-              <w:pStyle w:val="Compact"/>
-            </w:pPr>
-            <w:r>
-              <w:t xml:space="preserve">both</w:t>
-            </w:r>
-          </w:p>
-        </w:tc>
-        <w:tc>
-          <w:tcPr/>
-          <w:p>
-            <w:pPr>
-              <w:pStyle w:val="Compact"/>
-            </w:pPr>
-            <w:r>
-              <w:t xml:space="preserve">one row each in</w:t>
-            </w:r>
-            <w:r>
-              <w:t xml:space="preserve"> </w:t>
-            </w:r>
-            <w:r>
-              <w:rPr>
-                <w:rStyle w:val="VerbatimChar"/>
-              </w:rPr>
-              <w:t xml:space="preserve">sources.md</w:t>
-            </w:r>
-            <w:r>
-              <w:t xml:space="preserve"> </w:t>
-            </w:r>
-            <w:r>
-              <w:t xml:space="preserve">and</w:t>
-            </w:r>
-            <w:r>
-              <w:t xml:space="preserve"> </w:t>
-            </w:r>
-            <w:r>
-              <w:rPr>
-                <w:rStyle w:val="VerbatimChar"/>
-              </w:rPr>
-              <w:t xml:space="preserve">audit/source_contribution.csv</w:t>
-            </w:r>
-          </w:p>
-        </w:tc>
-        <w:tc>
-          <w:tcPr/>
-          <w:p>
-            <w:pPr>
-              <w:pStyle w:val="Compact"/>
-              <w:jc w:val="right"/>
-            </w:pPr>
-            <w:r>
-              <w:t xml:space="preserve">14,080</w:t>
-            </w:r>
-          </w:p>
-        </w:tc>
-        <w:tc>
-          <w:tcPr/>
-          <w:p>
-            <w:pPr>
-              <w:pStyle w:val="Compact"/>
-              <w:jc w:val="right"/>
-            </w:pPr>
-            <w:r>
-              <w:t xml:space="preserve">4,479</w:t>
-            </w:r>
-          </w:p>
-        </w:tc>
-      </w:tr>
-      <w:tr>
-        <w:tc>
-          <w:tcPr/>
-          <w:p>
-            <w:pPr>
-              <w:pStyle w:val="Compact"/>
-            </w:pPr>
-            <w:r>
-              <w:rPr>
-                <w:b/>
-                <w:bCs/>
-              </w:rPr>
-              <w:t xml:space="preserve">Total</w:t>
-            </w:r>
-          </w:p>
-        </w:tc>
-        <w:tc>
-          <w:tcPr/>
-          <w:p>
-            <w:pPr>
-              <w:pStyle w:val="Compact"/>
-            </w:pPr>
-          </w:p>
-        </w:tc>
-        <w:tc>
-          <w:tcPr/>
-          <w:p>
-            <w:pPr>
-              <w:pStyle w:val="Compact"/>
-            </w:pPr>
-          </w:p>
-        </w:tc>
-        <w:tc>
-          <w:tcPr/>
-          <w:p>
-            <w:pPr>
-              <w:pStyle w:val="Compact"/>
-              <w:jc w:val="right"/>
-            </w:pPr>
-            <w:r>
-              <w:rPr>
-                <w:b/>
-                <w:bCs/>
-              </w:rPr>
-              <w:t xml:space="preserve">334,701</w:t>
-            </w:r>
-          </w:p>
-        </w:tc>
-        <w:tc>
-          <w:tcPr/>
-          <w:p>
-            <w:pPr>
-              <w:pStyle w:val="Compact"/>
-              <w:jc w:val="right"/>
-            </w:pPr>
-            <w:r>
-              <w:rPr>
-                <w:b/>
-                <w:bCs/>
-              </w:rPr>
-              <w:t xml:space="preserve">183,661</w:t>
-            </w:r>
-          </w:p>
-        </w:tc>
-      </w:tr>
-    </w:tbl>
-    <w:p>
-      <w:pPr>
-        <w:pStyle w:val="BodyText"/>
-      </w:pPr>
-      <w:r>
-        <w:t xml:space="preserve">The same rule, from the capture-index collectors of the previous rounds.</w:t>
-      </w:r>
-      <w:r>
-        <w:t xml:space="preserve"> </w:t>
-      </w:r>
-      <w:r>
-        <w:rPr>
-          <w:rStyle w:val="VerbatimChar"/>
-        </w:rPr>
-        <w:t xml:space="preserve">additions/</w:t>
-      </w:r>
-      <w:r>
-        <w:t xml:space="preserve"> </w:t>
-      </w:r>
-      <w:r>
-        <w:t xml:space="preserve">and</w:t>
-      </w:r>
-      <w:r>
-        <w:t xml:space="preserve"> </w:t>
-      </w:r>
-      <w:r>
-        <w:rPr>
-          <w:rStyle w:val="VerbatimChar"/>
-        </w:rPr>
-        <w:t xml:space="preserve">hostnames/</w:t>
-      </w:r>
-      <w:r>
-        <w:t xml:space="preserve"> </w:t>
-      </w:r>
-      <w:r>
-        <w:t xml:space="preserve">hold the records with their evidence manifests, and</w:t>
-      </w:r>
-      <w:r>
-        <w:t xml:space="preserve"> </w:t>
-      </w:r>
-      <w:r>
-        <w:rPr>
-          <w:rStyle w:val="VerbatimChar"/>
-        </w:rPr>
-        <w:t xml:space="preserve">provenance/</w:t>
-      </w:r>
-      <w:r>
-        <w:t xml:space="preserve"> </w:t>
-      </w:r>
-      <w:r>
-        <w:t xml:space="preserve">rebuilds every one.</w:t>
-      </w:r>
-    </w:p>
-    <w:bookmarkEnd w:id="12"/>
-    <w:bookmarkStart w:id="13" w:name="checks-and-reproduction"/>
-    <w:p>
-      <w:pPr>
-        <w:pStyle w:val="Heading2"/>
-      </w:pPr>
-      <w:r>
-        <w:t xml:space="preserve">5. Checks and reproduction</w:t>
+        <w:t xml:space="preserve">, one capture URL per record. Your release is not shipped back.</w:t>
       </w:r>
     </w:p>
     <w:p>
       <w:pPr>
-        <w:pStyle w:val="FirstParagraph"/>
-      </w:pPr>
-      <w:r>
-        <w:t xml:space="preserve">The 1996-2001 merge audit, in your merge_stats form:</w:t>
-      </w:r>
-    </w:p>
-    <w:tbl>
-      <w:tblPr>
-        <w:tblStyle w:val="Table"/>
-        <w:tblW w:type="auto" w:w="0"/>
-        <w:tblLook w:firstRow="1" w:lastRow="0" w:firstColumn="0" w:lastColumn="0" w:noHBand="0" w:noVBand="0" w:val="0020"/>
-      </w:tblPr>
-      <w:tblGrid>
-        <w:gridCol w:w="2640"/>
-        <w:gridCol w:w="2640"/>
-        <w:gridCol w:w="2640"/>
-      </w:tblGrid>
-      <w:tr>
-        <w:trPr>
-          <w:tblHeader w:val="on"/>
-        </w:trPr>
-        <w:tc>
-          <w:tcPr/>
-          <w:p>
-            <w:pPr>
-              <w:pStyle w:val="Compact"/>
-            </w:pPr>
-          </w:p>
-        </w:tc>
-        <w:tc>
-          <w:tcPr/>
-          <w:p>
-            <w:pPr>
-              <w:pStyle w:val="Compact"/>
-              <w:jc w:val="right"/>
-            </w:pPr>
-            <w:r>
-              <w:t xml:space="preserve">records</w:t>
-            </w:r>
-          </w:p>
-        </w:tc>
-        <w:tc>
-          <w:tcPr/>
-          <w:p>
-            <w:pPr>
-              <w:pStyle w:val="Compact"/>
-              <w:jc w:val="right"/>
-            </w:pPr>
-            <w:r>
-              <w:t xml:space="preserve">equivalent-English</w:t>
-            </w:r>
-          </w:p>
-        </w:tc>
-      </w:tr>
-      <w:tr>
-        <w:tc>
-          <w:tcPr/>
-          <w:p>
-            <w:pPr>
-              <w:pStyle w:val="Compact"/>
-            </w:pPr>
-            <w:r>
-              <w:t xml:space="preserve">baseline</w:t>
-            </w:r>
-            <w:r>
-              <w:t xml:space="preserve"> </w:t>
-            </w:r>
-            <w:r>
-              <w:rPr>
-                <w:rStyle w:val="VerbatimChar"/>
-              </w:rPr>
-              <w:t xml:space="preserve">merge261007-4</w:t>
-            </w:r>
-          </w:p>
-        </w:tc>
-        <w:tc>
-          <w:tcPr/>
-          <w:p>
-            <w:pPr>
-              <w:pStyle w:val="Compact"/>
-              <w:jc w:val="right"/>
-            </w:pPr>
-            <w:r>
-              <w:t xml:space="preserve">135,786,797</w:t>
-            </w:r>
-          </w:p>
-        </w:tc>
-        <w:tc>
-          <w:tcPr/>
-          <w:p>
-            <w:pPr>
-              <w:pStyle w:val="Compact"/>
-              <w:jc w:val="right"/>
-            </w:pPr>
-            <w:r>
-              <w:t xml:space="preserve">74,253,225.6428</w:t>
-            </w:r>
-          </w:p>
-        </w:tc>
-      </w:tr>
-      <w:tr>
-        <w:tc>
-          <w:tcPr/>
-          <w:p>
-            <w:pPr>
-              <w:pStyle w:val="Compact"/>
-            </w:pPr>
-            <w:r>
-              <w:rPr>
-                <w:b/>
-                <w:bCs/>
-              </w:rPr>
-              <w:t xml:space="preserve">accepted increment</w:t>
-            </w:r>
-          </w:p>
-        </w:tc>
-        <w:tc>
-          <w:tcPr/>
-          <w:p>
-            <w:pPr>
-              <w:pStyle w:val="Compact"/>
-              <w:jc w:val="right"/>
-            </w:pPr>
-            <w:r>
-              <w:rPr>
-                <w:b/>
-                <w:bCs/>
-              </w:rPr>
-              <w:t xml:space="preserve">334,701</w:t>
-            </w:r>
-          </w:p>
-        </w:tc>
-        <w:tc>
-          <w:tcPr/>
-          <w:p>
-            <w:pPr>
-              <w:pStyle w:val="Compact"/>
-              <w:jc w:val="right"/>
-            </w:pPr>
-            <w:r>
-              <w:rPr>
-                <w:b/>
-                <w:bCs/>
-              </w:rPr>
-              <w:t xml:space="preserve">183,660.7777</w:t>
-            </w:r>
-          </w:p>
-        </w:tc>
-      </w:tr>
-      <w:tr>
-        <w:tc>
-          <w:tcPr/>
-          <w:p>
-            <w:pPr>
-              <w:pStyle w:val="Compact"/>
-            </w:pPr>
-            <w:r>
-              <w:t xml:space="preserve">post-merge total</w:t>
-            </w:r>
-          </w:p>
-        </w:tc>
-        <w:tc>
-          <w:tcPr/>
-          <w:p>
-            <w:pPr>
-              <w:pStyle w:val="Compact"/>
-              <w:jc w:val="right"/>
-            </w:pPr>
-            <w:r>
-              <w:t xml:space="preserve">136,121,498</w:t>
-            </w:r>
-          </w:p>
-        </w:tc>
-        <w:tc>
-          <w:tcPr/>
-          <w:p>
-            <w:pPr>
-              <w:pStyle w:val="Compact"/>
-              <w:jc w:val="right"/>
-            </w:pPr>
-            <w:r>
-              <w:t xml:space="preserve">74,436,886.4205</w:t>
-            </w:r>
-          </w:p>
-        </w:tc>
-      </w:tr>
-    </w:tbl>
-    <w:p>
-      <w:pPr>
-        <w:pStyle w:val="BodyText"/>
-      </w:pPr>
-      <w:r>
-        <w:rPr>
-          <w:b/>
-          <w:bCs/>
-        </w:rPr>
-        <w:t xml:space="preserve">Not one of the 334,701 records submitted is already in the baseline; 28 of 28 reconciliation checks pass.</w:t>
-      </w:r>
-      <w:r>
-        <w:t xml:space="preserve"> </w:t>
-      </w:r>
-      <w:r>
-        <w:t xml:space="preserve">Per-check verdicts:</w:t>
-      </w:r>
-      <w:r>
-        <w:t xml:space="preserve"> </w:t>
-      </w:r>
+        <w:pStyle w:val="Compact"/>
+        <w:numPr>
+          <w:ilvl w:val="0"/>
+          <w:numId w:val="1001"/>
+        </w:numPr>
+      </w:pPr>
       <w:r>
         <w:rPr>
           <w:rStyle w:val="VerbatimChar"/>
@@ -1328,96 +795,61 @@
         <w:t xml:space="preserve">audit/merge_audit_ark_*.json</w:t>
       </w:r>
       <w:r>
-        <w:t xml:space="preserve">; the per-year form, in your column names:</w:t>
-      </w:r>
-      <w:r>
-        <w:t xml:space="preserve"> </w:t>
+        <w:t xml:space="preserve">: the merge against your release, in your column names;</w:t>
+      </w:r>
+      <w:r>
+        <w:t xml:space="preserve"> </w:t>
+      </w:r>
+      <w:r>
+        <w:t xml:space="preserve">28 of 28 reconciliation checks passed (</w:t>
       </w:r>
       <w:r>
         <w:rPr>
           <w:rStyle w:val="VerbatimChar"/>
         </w:rPr>
-        <w:t xml:space="preserve">audit/merge_stats_ark_*.csv</w:t>
-      </w:r>
-      <w:r>
-        <w:t xml:space="preserve">.</w:t>
+        <w:t xml:space="preserve">bash verify.sh</w:t>
+      </w:r>
+      <w:r>
+        <w:t xml:space="preserve"> </w:t>
+      </w:r>
+      <w:r>
+        <w:t xml:space="preserve">prints the count).</w:t>
       </w:r>
     </w:p>
     <w:p>
       <w:pPr>
-        <w:pStyle w:val="BodyText"/>
+        <w:pStyle w:val="Compact"/>
+        <w:numPr>
+          <w:ilvl w:val="0"/>
+          <w:numId w:val="1001"/>
+        </w:numPr>
       </w:pPr>
       <w:r>
         <w:rPr>
           <w:rStyle w:val="VerbatimChar"/>
         </w:rPr>
-        <w:t xml:space="preserve">verify.sh</w:t>
-      </w:r>
-      <w:r>
-        <w:t xml:space="preserve"> </w:t>
-      </w:r>
-      <w:r>
-        <w:t xml:space="preserve">in the archive re-checks every verdict, among them that no name in</w:t>
-      </w:r>
-      <w:r>
-        <w:t xml:space="preserve"> </w:t>
-      </w:r>
-      <w:r>
-        <w:rPr>
-          <w:rStyle w:val="VerbatimChar"/>
-        </w:rPr>
-        <w:t xml:space="preserve">extended_years/additions/</w:t>
-      </w:r>
-      <w:r>
-        <w:t xml:space="preserve"> </w:t>
-      </w:r>
-      <w:r>
-        <w:t xml:space="preserve">is in your file for that year.</w:t>
-      </w:r>
-      <w:r>
-        <w:t xml:space="preserve"> </w:t>
-      </w:r>
-      <w:r>
-        <w:rPr>
-          <w:rStyle w:val="VerbatimChar"/>
-        </w:rPr>
-        <w:t xml:space="preserve">source/source.tar.gz</w:t>
-      </w:r>
-      <w:r>
-        <w:t xml:space="preserve"> </w:t>
-      </w:r>
-      <w:r>
-        <w:t xml:space="preserve">is the code at</w:t>
-      </w:r>
-      <w:r>
-        <w:t xml:space="preserve"> </w:t>
-      </w:r>
-      <w:r>
-        <w:rPr>
-          <w:rStyle w:val="VerbatimChar"/>
-        </w:rPr>
-        <w:t xml:space="preserve">source/COMMIT.txt</w:t>
-      </w:r>
-      <w:r>
-        <w:t xml:space="preserve"> </w:t>
-      </w:r>
-      <w:r>
-        <w:t xml:space="preserve">and</w:t>
-      </w:r>
-      <w:r>
-        <w:t xml:space="preserve"> </w:t>
-      </w:r>
-      <w:r>
-        <w:rPr>
-          <w:rStyle w:val="VerbatimChar"/>
-        </w:rPr>
-        <w:t xml:space="preserve">source/fleet.tar.gz</w:t>
-      </w:r>
-      <w:r>
-        <w:t xml:space="preserve"> </w:t>
-      </w:r>
-      <w:r>
-        <w:t xml:space="preserve">the research loop;</w:t>
+        <w:t xml:space="preserve">Open Research Questions/</w:t>
+      </w:r>
+      <w:r>
+        <w:t xml:space="preserve">: section IV-A, with each test's code, log, sample and screenshots.</w:t>
+      </w:r>
+    </w:p>
+    <w:p>
+      <w:pPr>
+        <w:pStyle w:val="Compact"/>
+        <w:numPr>
+          <w:ilvl w:val="0"/>
+          <w:numId w:val="1001"/>
+        </w:numPr>
+      </w:pPr>
+      <w:r>
+        <w:t xml:space="preserve">Candidate files list names without a 2xx or 3xx capture for their year and count in no figure</w:t>
+      </w:r>
+      <w:r>
+        <w:t xml:space="preserve"> </w:t>
+      </w:r>
+      <w:r>
+        <w:t xml:space="preserve">above.</w:t>
       </w:r>
       <w:r>
         <w:t xml:space="preserve"> </w:t>
@@ -1432,32 +864,11 @@
         <w:t xml:space="preserve"> </w:t>
       </w:r>
       <w:r>
-        <w:t xml:space="preserve">gives the route from a</w:t>
-      </w:r>
-      <w:r>
-        <w:t xml:space="preserve"> </w:t>
-      </w:r>
-      <w:r>
-        <w:t xml:space="preserve">fresh extraction, and</w:t>
-      </w:r>
-      <w:r>
-        <w:t xml:space="preserve"> </w:t>
-      </w:r>
-      <w:r>
-        <w:rPr>
-          <w:rStyle w:val="VerbatimChar"/>
-        </w:rPr>
-        <w:t xml:space="preserve">sources.md</w:t>
-      </w:r>
-      <w:r>
-        <w:t xml:space="preserve"> </w:t>
-      </w:r>
-      <w:r>
-        <w:t xml:space="preserve">is the register of every source tried, with its decision.</w:t>
+        <w:t xml:space="preserve">lists every folder and the rebuild.</w:t>
       </w:r>
     </w:p>
-    <w:bookmarkEnd w:id="13"/>
-    <w:bookmarkEnd w:id="14"/>
+    <w:bookmarkEnd w:id="11"/>
+    <w:bookmarkEnd w:id="12"/>
     <w:sectPr>
       <w:pgMar w:bottom="1080" w:footer="720" w:gutter="0" w:header="720" w:left="1080" w:right="1080" w:top="1080"/>
       <w:footnotePr>
@@ -1569,8 +980,114 @@
       </w:pPr>
     </w:lvl>
   </w:abstractNum>
+  <w:abstractNum w:abstractNumId="991">
+    <w:nsid w:val="0000A991"/>
+    <w:multiLevelType w:val="multilevel"/>
+    <w:lvl w:ilvl="0">
+      <w:numFmt w:val="bullet"/>
+      <w:lvlText w:val=""/>
+      <w:lvlJc w:val="left"/>
+      <w:pPr>
+        <w:ind w:left="720" w:hanging="360"/>
+      </w:pPr>
+      <w:rPr>
+        <w:rFonts w:ascii="Symbol" w:hAnsi="Symbol" w:cs="Symbol" w:hint="default"/>
+      </w:rPr>
+    </w:lvl>
+    <w:lvl w:ilvl="1">
+      <w:numFmt w:val="bullet"/>
+      <w:lvlText w:val="o"/>
+      <w:lvlJc w:val="left"/>
+      <w:pPr>
+        <w:ind w:left="1440" w:hanging="360"/>
+      </w:pPr>
+      <w:rPr>
+        <w:rFonts w:ascii="Courier New" w:hAnsi="Courier New" w:cs="Courier New" w:hint="default"/>
+      </w:rPr>
+    </w:lvl>
+    <w:lvl w:ilvl="2">
+      <w:numFmt w:val="bullet"/>
+      <w:lvlText w:val=""/>
+      <w:lvlJc w:val="left"/>
+      <w:pPr>
+        <w:ind w:left="2160" w:hanging="360"/>
+      </w:pPr>
+      <w:rPr>
+        <w:rFonts w:ascii="Wingdings" w:hAnsi="Wingdings" w:cs="Wingdings" w:hint="default"/>
+      </w:rPr>
+    </w:lvl>
+    <w:lvl w:ilvl="3">
+      <w:numFmt w:val="bullet"/>
+      <w:lvlText w:val=""/>
+      <w:lvlJc w:val="left"/>
+      <w:pPr>
+        <w:ind w:left="2880" w:hanging="360"/>
+      </w:pPr>
+      <w:rPr>
+        <w:rFonts w:ascii="Symbol" w:hAnsi="Symbol" w:cs="Symbol" w:hint="default"/>
+      </w:rPr>
+    </w:lvl>
+    <w:lvl w:ilvl="4">
+      <w:numFmt w:val="bullet"/>
+      <w:lvlText w:val="o"/>
+      <w:lvlJc w:val="left"/>
+      <w:pPr>
+        <w:ind w:left="3600" w:hanging="360"/>
+      </w:pPr>
+      <w:rPr>
+        <w:rFonts w:ascii="Courier New" w:hAnsi="Courier New" w:cs="Courier New" w:hint="default"/>
+      </w:rPr>
+    </w:lvl>
+    <w:lvl w:ilvl="5">
+      <w:numFmt w:val="bullet"/>
+      <w:lvlText w:val=""/>
+      <w:lvlJc w:val="left"/>
+      <w:pPr>
+        <w:ind w:left="4320" w:hanging="360"/>
+      </w:pPr>
+      <w:rPr>
+        <w:rFonts w:ascii="Wingdings" w:hAnsi="Wingdings" w:cs="Wingdings" w:hint="default"/>
+      </w:rPr>
+    </w:lvl>
+    <w:lvl w:ilvl="6">
+      <w:numFmt w:val="bullet"/>
+      <w:lvlText w:val=""/>
+      <w:lvlJc w:val="left"/>
+      <w:pPr>
+        <w:ind w:left="5040" w:hanging="360"/>
+      </w:pPr>
+      <w:rPr>
+        <w:rFonts w:ascii="Symbol" w:hAnsi="Symbol" w:cs="Symbol" w:hint="default"/>
+      </w:rPr>
+    </w:lvl>
+    <w:lvl w:ilvl="7">
+      <w:numFmt w:val="bullet"/>
+      <w:lvlText w:val="o"/>
+      <w:lvlJc w:val="left"/>
+      <w:pPr>
+        <w:ind w:left="5760" w:hanging="360"/>
+      </w:pPr>
+      <w:rPr>
+        <w:rFonts w:ascii="Courier New" w:hAnsi="Courier New" w:cs="Courier New" w:hint="default"/>
+      </w:rPr>
+    </w:lvl>
+    <w:lvl w:ilvl="8">
+      <w:numFmt w:val="bullet"/>
+      <w:lvlText w:val=""/>
+      <w:lvlJc w:val="left"/>
+      <w:pPr>
+        <w:ind w:left="6480" w:hanging="360"/>
+      </w:pPr>
+      <w:rPr>
+        <w:rFonts w:ascii="Wingdings" w:hAnsi="Wingdings" w:cs="Wingdings" w:hint="default"/>
+      </w:rPr>
+    </w:lvl>
+  </w:abstractNum>
   <w:num w:numId="1000">
     <w:abstractNumId w:val="990"/>
+  </w:num>
+  <w:num w:numId="1001">
+    <w:abstractNumId w:val="991"/>
   </w:num>
 </w:numbering>
 </file>
